--- a/docs/thesis/艺术培训机构全流程教务管理平台设计与实现.docx
+++ b/docs/thesis/艺术培训机构全流程教务管理平台设计与实现.docx
@@ -3657,7 +3657,7 @@
           <w:b w:val="0"/>
           <w:sz w:val="24"/>
         </w:rPr>
-        <w:t>在智能排课方向，课程表编排本质上是一个受多重约束的组合优化问题，长期以来是运筹学与调度领域的研究热点。Rappos 等人将大学课程排课建模为混合整数规划（Mixed-Integer Programming）问题，并通过分块求解策略在可接受时间内获得高质量的可行解，证明了精确优化方法在中等规模排课场景下的实用性[12]。Chen 等人进一步将授课教师的时间偏好纳入建模目标，采用精确优化方法求解考虑教授偏好的大学课程调度问题，表明在优化目标中引入人的主观偏好可提升排课结果的实际可接受度[13]。上述工作为本系统四维冲突检测与自动排课的设计提供了方法论层面的参考。</w:t>
+        <w:t>在智能排课方向，课程表编排本质上是一个受多重约束的组合优化问题，长期以来是运筹学与调度领域的研究热点。Rappos 等人将大学课程排课建模为混合整数规划（Mixed-Integer Programming）问题，并通过分块求解策略在可接受时间内获得高质量的可行解，证明了精确优化方法在中等规模排课场景下的实用性[12]。Chen 等人进一步将授课教师的时间偏好纳入建模目标，采用精确优化方法求解考虑教授偏好的大学课程调度问题，表明在优化目标中引入人的主观偏好可提升排课结果的实际可接受度[13]。上述工作为本系统五维冲突检测（教师、教室、教室预约、班级、跨班学员五个时间交叉维度）与自动排课的设计提供了方法论层面的参考。</w:t>
       </w:r>
     </w:p>
     <w:p>
@@ -3807,7 +3807,7 @@
           <w:b w:val="0"/>
           <w:sz w:val="24"/>
         </w:rPr>
-        <w:t>在业务设计上，本课题重点解决四类关键问题：一是以"报名决策快照 + 版本校验"保证报名决策数据的一致性；二是以四维冲突检测与拖拽快速调课提升排课易用性，并以复合乐观并发控制防止同状态并发编辑相互覆盖；三是以状态机与并发控制相结合的核算体系实现教师薪资自动核算；四是以可解释的多因子规则构建学员流失预警，将运营统计升级为流失干预决策。</w:t>
+        <w:t>在业务设计上，本课题重点解决四类关键问题：一是以"报名决策快照 + 版本校验"保证报名决策数据的一致性；二是以五维时间交叉冲突检测（教师、教室、教室预约、班级、跨班学员）与拖拽快速调课提升排课易用性，并以复合乐观并发控制防止同状态并发编辑相互覆盖；三是以状态机与并发控制相结合的核算体系实现教师薪资自动核算；四是以可解释的多因子规则构建学员流失预警，将运营统计升级为流失干预决策。</w:t>
       </w:r>
     </w:p>
     <w:p>
@@ -7080,7 +7080,7 @@
           <w:b w:val="0"/>
           <w:sz w:val="24"/>
         </w:rPr>
-        <w:t>教务管理员创建班级后，可为班级批量生成课次，或基于教室、教师与班级的空闲情况执行自动排课；系统对教师、教室、班级、学员四个维度进行冲突检测，冲突课次会被即时提示。日常授课计划调整时，教务管理员可在周视图大课表上直接拖拽课次完成快速调课（仅限待上课且未开始的课次），系统以乐观并发控制防止多名教务同时操作同一课次造成相互覆盖；教师因个人原因需要调整课时时，通过移动端发起调课申请，教务管理员审批通过后生成调课记录。排课调课业务流程如图 3.4 所示。</w:t>
+        <w:t>教务管理员创建班级后，可为班级批量生成课次，或基于教室、教师与班级的空闲情况执行自动排课；系统对教师、教室、教室预约（非常规占用）、班级、跨班学员五个时间交叉维度进行冲突检测，冲突课次会被即时提示。日常授课计划调整时，教务管理员可在周视图大课表上直接拖拽课次完成快速调课（仅限待上课且未开始的课次），系统以乐观并发控制防止多名教务同时操作同一课次造成相互覆盖；教师因个人原因需要调整课时时，通过移动端发起调课申请，教务管理员审批通过后生成调课记录。排课调课业务流程如图 3.4 所示。</w:t>
       </w:r>
     </w:p>
     <w:p>
@@ -7091,7 +7091,7 @@
       <w:r>
         <w:drawing>
           <wp:inline xmlns:a="http://schemas.openxmlformats.org/drawingml/2006/main" xmlns:pic="http://schemas.openxmlformats.org/drawingml/2006/picture">
-            <wp:extent cx="4500000" cy="10862069"/>
+            <wp:extent cx="4500000" cy="11068965"/>
             <wp:docPr id="4" name="Picture 4"/>
             <wp:cNvGraphicFramePr>
               <a:graphicFrameLocks noChangeAspect="1"/>
@@ -7112,7 +7112,7 @@
                   <pic:spPr>
                     <a:xfrm>
                       <a:off x="0" y="0"/>
-                      <a:ext cx="4500000" cy="10862069"/>
+                      <a:ext cx="4500000" cy="11068965"/>
                     </a:xfrm>
                     <a:prstGeom prst="rect"/>
                   </pic:spPr>
@@ -8738,7 +8738,7 @@
           <w:b w:val="0"/>
           <w:sz w:val="24"/>
         </w:rPr>
-        <w:t>教务管理员创建课程、班级与课节时段后，可对班级执行批量排课（按班级上课频次批量生成课次）或自动排课（根据教室、教师、班级的空闲时间自动安排课次）。系统提供独立的冲突检测服务，从教师（同一教师同一时间冲突）、教室（同一教室同一时间冲突）、班级（同一班级同一时间冲突）与学员（学员跨班时间冲突）四个维度进行检测，冲突结果以中文提示返回前端即时展示。</w:t>
+        <w:t>教务管理员创建课程、班级与课节时段后，可对班级执行批量排课（按班级上课频次批量生成课次）或自动排课（根据教室、教师、班级的空闲时间自动安排课次）。系统提供独立的冲突检测服务，从教师（同一教师同一时间冲突）、教室（同一教室同一时间冲突）、教室预约（与考试、教研活动等非常规占用冲突）、班级（同一班级同一时间冲突）与跨班学员（学员跨班时间冲突）五个时间交叉维度进行检测，冲突结果以中文提示返回前端即时展示。</w:t>
       </w:r>
     </w:p>
     <w:p>
@@ -10976,7 +10976,7 @@
           <w:b w:val="0"/>
           <w:sz w:val="24"/>
         </w:rPr>
-        <w:t>本章围绕招生报名、排课调课、考勤课时、财务薪资、学情考级、运营看板与流失预警以及移动端功能七个方面，阐述了系统的核心模块设计思路与关键实现。在报名退费环节，以"报名决策快照 + If-Match 版本校验"保证决策数据一致性，以乐观并发控制与数据库唯一约束保证退费审核的并发安全；在排课调课环节，以四维冲突检测与拖拽快速调课提升易用性，并以"状态 + 旧时间"复合乐观条件防止同状态并发编辑相互覆盖；在考勤课时环节，以严格状态校验与请假保护保证"请假不扣课时"规则不被绕过，并实现课时扣减的并发安全与幂等；在财务薪资环节，以状态机与并发控制相结合的核算体系实现薪资自动核算；在运营看板环节，以多因子可解释规则构建学员流失预警，将运营统计升级为流失干预决策；在移动端环节，重点补齐教师请假审批、真实化课表、消息角标与家长学情上下文，使移动端成为家长与教师的日常主入口。上述实现共同支撑了第 3 章设计的落地，形成覆盖全流程、可测试、可上线的教务管理能力。</w:t>
+        <w:t>本章围绕招生报名、排课调课、考勤课时、财务薪资、学情考级、运营看板与流失预警以及移动端功能七个方面，阐述了系统的核心模块设计思路与关键实现。在报名退费环节，以"报名决策快照 + If-Match 版本校验"保证决策数据一致性，以乐观并发控制与数据库唯一约束保证退费审核的并发安全；在排课调课环节，以五维时间交叉冲突检测（教师、教室、教室预约、班级、跨班学员）与拖拽快速调课提升易用性，并以"状态 + 旧时间"复合乐观条件防止同状态并发编辑相互覆盖；在考勤课时环节，以严格状态校验与请假保护保证"请假不扣课时"规则不被绕过，并实现课时扣减的并发安全与幂等；在财务薪资环节，以状态机与并发控制相结合的核算体系实现薪资自动核算；在运营看板环节，以多因子可解释规则构建学员流失预警，将运营统计升级为流失干预决策；在移动端环节，重点补齐教师请假审批、真实化课表、消息角标与家长学情上下文，使移动端成为家长与教师的日常主入口。上述实现共同支撑了第 3 章设计的落地，形成覆盖全流程、可测试、可上线的教务管理能力。</w:t>
       </w:r>
     </w:p>
     <w:p>

--- a/docs/thesis/艺术培训机构全流程教务管理平台设计与实现.docx
+++ b/docs/thesis/艺术培训机构全流程教务管理平台设计与实现.docx
@@ -257,7 +257,7 @@
           <w:b w:val="0"/>
           <w:sz w:val="24"/>
         </w:rPr>
-        <w:t>系统采用 JUnit 5、Mockito 与 Vitest 建立分层测试体系，后端 464 个单元测试、管理端 118 个与移动端 25 个测试全部通过，并经 69 条浏览器自动化验收用例确认五类角色主要流程可用。系统已完成容器化生产部署并稳定运行，测试与运行结果表明其功能和并发控制可靠、权限隔离正确，能够满足艺术培训机构数字化教务管理需求。</w:t>
+        <w:t>系统采用 JUnit 5、Mockito 与 Vitest 建立分层测试体系，后端 468 个单元测试与 12 个真实数据库集成测试、管理端 118 个与移动端 25 个测试全部通过，并经 69 条浏览器自动化验收用例确认五类角色主要流程可用。系统已完成容器化生产部署并稳定运行，测试与运行结果表明其功能和并发控制可靠、权限隔离正确，能够满足艺术培训机构数字化教务管理需求。</w:t>
       </w:r>
     </w:p>
     <w:p>
@@ -344,7 +344,7 @@
           <w:b w:val="0"/>
           <w:sz w:val="24"/>
         </w:rPr>
-        <w:t>A layered testing system is established with JUnit 5, Mockito and Vitest. All 464 back-end unit tests, 118 admin-web tests and 25 mobile tests pass, and 69 browser-automation acceptance cases confirm that the main processes of the five roles are usable. The system has been deployed and running in a containerized production environment with stable operation. Test and operation results show that its functions and concurrency control are reliable and permission isolation is correct, satisfying the digital educational administration needs of art training institutions.</w:t>
+        <w:t>A layered testing system is established with JUnit 5, Mockito and Vitest. All 468 back-end unit tests, 12 real-database integration tests, 118 admin-web tests and 25 mobile tests pass, and 69 browser-automation acceptance cases confirm that the main processes of the five roles are usable. The system has been deployed and running in a containerized production environment with stable operation. Test and operation results show that its functions and concurrency control are reliable and permission isolation is correct, satisfying the digital educational administration needs of art training institutions.</w:t>
       </w:r>
     </w:p>
     <w:p>
@@ -4060,7 +4060,7 @@
           <w:b w:val="0"/>
           <w:sz w:val="24"/>
         </w:rPr>
-        <w:t>本系统选用 uni-app 实现移动端家长端与教师端。移动端使用者以学员家长与授课教师为主，其场景集中在课表查看、报名缴费、考勤打卡与消息接收等高频轻量操作，对多端覆盖能力有较强需求。uni-app 以一套 Vue 语法代码即可编译运行到 H5、微信小程序与 Android/iOS App 等多个平台，能够显著降低多端重复开发成本，使机构一次投入即可同时服务网页端与小程序端用户。</w:t>
+        <w:t>本系统选用 uni-app 实现移动端家长端与教师端。移动端使用者以学员家长与授课教师为主，其场景集中在课表查看、报名缴费、考勤打卡与消息接收等高频轻量操作，对多端覆盖能力有较强需求。uni-app 以一套 Vue 语法代码即可编译运行到 H5、微信小程序与 Android/iOS App 等多个平台，能够显著降低多端重复开发成本；本系统的移动端以 H5 形态实现与交付，家长与教师通过手机浏览器即可使用完整功能，同时保留了向小程序与 App 扩展的能力。</w:t>
       </w:r>
     </w:p>
     <w:p>
@@ -4075,7 +4075,7 @@
           <w:b w:val="0"/>
           <w:sz w:val="24"/>
         </w:rPr>
-        <w:t>本系统移动端基于 uni-app 与 uView Plus 组件库实现家长端与教师端页面。由于 uni-app 使用 Vue 语法，与管理后台技术栈保持一致，降低了团队的学习与维护门槛。更重要的是，家长端与教师端的业务规则统一由后端接口提供，两端口径一致，避免了业务规则在移动端重复实现而导致的数据口径不一致。为保证移动端核心展示逻辑的可回归性，报名决策快照、课表摘要、请假状态文案、未读角标等纯逻辑被抽离为独立模块并配有单元测试，使移动端质量同样可度量。在工程实践上，移动端与小程序产物通过统一的构建脚本产出，配合后端既有的通知外发通道，使家长与教师能够在不同终端获得一致的教务信息推送。</w:t>
+        <w:t>本系统移动端基于 uni-app 与 uView Plus 组件库实现家长端与教师端页面。由于 uni-app 使用 Vue 语法，与管理后台技术栈保持一致，降低了团队的学习与维护门槛。更重要的是，家长端与教师端的业务规则统一由后端接口提供，两端口径一致，避免了业务规则在移动端重复实现而导致的数据口径不一致。为保证移动端核心展示逻辑的可回归性，报名决策快照、课表摘要、请假状态文案、未读角标等纯逻辑被抽离为独立模块并配有单元测试，使移动端质量同样可度量。在工程实践上，移动端 H5 产物通过统一的构建脚本产出并随 Web 服务部署，配合后端既有的通知外发通道，使家长与教师能够获得一致的教务信息推送。</w:t>
       </w:r>
     </w:p>
     <w:p>
@@ -8738,7 +8738,7 @@
           <w:b w:val="0"/>
           <w:sz w:val="24"/>
         </w:rPr>
-        <w:t>教务管理员创建课程、班级与课节时段后，可对班级执行批量排课（按班级上课频次批量生成课次）或自动排课（根据教室、教师、班级的空闲时间自动安排课次）。系统提供独立的冲突检测服务，从教师（同一教师同一时间冲突）、教室（同一教室同一时间冲突）、教室预约（与考试、教研活动等非常规占用冲突）、班级（同一班级同一时间冲突）与跨班学员（学员跨班时间冲突）五个时间交叉维度进行检测，冲突结果以中文提示返回前端即时展示。</w:t>
+        <w:t>教务管理员创建课程、班级与课节时段后，可对班级执行批量排课（按班级上课频次批量生成课次）或自动排课（根据教室、教师、班级的空闲时间自动安排课次）。自动排课采用"约束满足 + 贪心生成"策略：在数据库事务内锁定排课互斥行，串行化跨实例排课请求；按容量升序选取第一个满足容量与冲突约束的教室逐日生成课次，并支持可选的"教师单日课次上限"，将已达上限的候选日期自动顺延，避免把同一教师的一天排满；生成结果可在可视化大课表上人工微调，不追求全局最优排课。系统提供独立的冲突检测服务，从教师（同一教师同一时间冲突）、教室（同一教室同一时间冲突）、教室预约（与考试、教研活动等非常规占用冲突）、班级（同一班级同一时间冲突）与跨班学员（学员跨班时间冲突）五个时间交叉维度进行检测，冲突结果以中文提示返回前端即时展示。</w:t>
       </w:r>
     </w:p>
     <w:p>
@@ -11354,7 +11354,7 @@
           <w:b w:val="0"/>
           <w:sz w:val="24"/>
         </w:rPr>
-        <w:t>系统采用分层测试策略：后端对 20 个核心业务 Service 类实现全覆盖的 Mockito 单元测试，并引入 H2 内存数据库执行 Spring 上下文加载冒烟测试；管理后台对各页面组件与纯逻辑模块（排课拖拽逻辑、流失预警面板等）进行组件测试；移动端对报名决策快照等核心纯逻辑进行单元测试；此外通过自动化接口测试覆盖五类角色的授权端点与越权拒绝场景，并通过浏览器自动化执行主要业务流验收。</w:t>
+        <w:t>系统采用分层测试策略：后端对 20 个核心业务 Service 类实现全覆盖的 Mockito 单元测试，并基于 H2 内存数据库（MySQL 兼容模式）建立集成测试层，在真实 SQL 执行、真实事务与数据库约束下验证报名缴费、考勤扣课时、退费回冲等核心链路；管理后台对各页面组件与纯逻辑模块（排课拖拽逻辑、流失预警面板等）进行组件测试；移动端对报名决策快照等核心纯逻辑进行单元测试；此外通过自动化接口测试覆盖五类角色的授权端点与越权拒绝场景，并通过浏览器自动化执行主要业务流验收。</w:t>
       </w:r>
     </w:p>
     <w:p>
@@ -13787,7 +13787,7 @@
                 <w:b w:val="0"/>
                 <w:sz w:val="21"/>
               </w:rPr>
-              <w:t>20 个核心业务 Service 全覆盖</w:t>
+              <w:t>20 个核心业务 Service 全覆盖 + 参数校验约束</w:t>
             </w:r>
           </w:p>
         </w:tc>
@@ -13807,7 +13807,89 @@
                 <w:b w:val="0"/>
                 <w:sz w:val="21"/>
               </w:rPr>
-              <w:t>464</w:t>
+              <w:t>468</w:t>
+            </w:r>
+          </w:p>
+        </w:tc>
+        <w:tc>
+          <w:tcPr>
+            <w:tcW w:type="dxa" w:w="2126"/>
+          </w:tcPr>
+          <w:p>
+            <w:pPr>
+              <w:spacing w:line="240" w:lineRule="auto" w:before="30" w:after="30"/>
+              <w:jc w:val="center"/>
+            </w:pPr>
+            <w:r/>
+            <w:r>
+              <w:rPr>
+                <w:rFonts w:ascii="Times New Roman" w:hAnsi="Times New Roman" w:eastAsia="宋体"/>
+                <w:b w:val="0"/>
+                <w:sz w:val="21"/>
+              </w:rPr>
+              <w:t>全部通过</w:t>
+            </w:r>
+          </w:p>
+        </w:tc>
+      </w:tr>
+      <w:tr>
+        <w:tc>
+          <w:tcPr>
+            <w:tcW w:type="dxa" w:w="2126"/>
+          </w:tcPr>
+          <w:p>
+            <w:pPr>
+              <w:spacing w:line="240" w:lineRule="auto" w:before="30" w:after="30"/>
+              <w:jc w:val="center"/>
+            </w:pPr>
+            <w:r/>
+            <w:r>
+              <w:rPr>
+                <w:rFonts w:ascii="Times New Roman" w:hAnsi="Times New Roman" w:eastAsia="宋体"/>
+                <w:b w:val="0"/>
+                <w:sz w:val="21"/>
+              </w:rPr>
+              <w:t>后端集成测试</w:t>
+            </w:r>
+          </w:p>
+        </w:tc>
+        <w:tc>
+          <w:tcPr>
+            <w:tcW w:type="dxa" w:w="2126"/>
+          </w:tcPr>
+          <w:p>
+            <w:pPr>
+              <w:spacing w:line="240" w:lineRule="auto" w:before="30" w:after="30"/>
+              <w:jc w:val="center"/>
+            </w:pPr>
+            <w:r/>
+            <w:r>
+              <w:rPr>
+                <w:rFonts w:ascii="Times New Roman" w:hAnsi="Times New Roman" w:eastAsia="宋体"/>
+                <w:b w:val="0"/>
+                <w:sz w:val="21"/>
+              </w:rPr>
+              <w:t>H2 真实数据库：报名缴费、考勤扣课时、退费回冲与唯一约束、智能排课</w:t>
+            </w:r>
+          </w:p>
+        </w:tc>
+        <w:tc>
+          <w:tcPr>
+            <w:tcW w:type="dxa" w:w="2126"/>
+          </w:tcPr>
+          <w:p>
+            <w:pPr>
+              <w:spacing w:line="240" w:lineRule="auto" w:before="30" w:after="30"/>
+              <w:jc w:val="center"/>
+            </w:pPr>
+            <w:r/>
+            <w:r>
+              <w:rPr>
+                <w:rFonts w:ascii="Times New Roman" w:hAnsi="Times New Roman" w:eastAsia="宋体"/>
+                <w:b w:val="0"/>
+                <w:sz w:val="21"/>
+              </w:rPr>
+              <w:t>12</w:t>
             </w:r>
           </w:p>
         </w:tc>
@@ -14220,7 +14302,7 @@
           <w:b w:val="0"/>
           <w:sz w:val="24"/>
         </w:rPr>
-        <w:t>本章说明了系统的分层测试环境与策略，并从功能测试、并发一致性测试、安全测试与可靠性测试四个方面对系统进行了验证。功能测试覆盖报名缴费、排课调课、考勤课时与流失预警等核心业务，代表性用例表明主要流程正确；并发一致性测试证实快速调课、退费审核、薪资流转等并发路径的乐观并发控制有效；安全测试证实五类角色权限隔离正确、越权访问被拒绝、认证与上传安全可控、生产配置校验到位；可靠性测试证实数据库迁移、加密备份、发布门禁与业务可观测性等机制完备。最终汇总表明，后端 464 个单元测试、管理端 118 个与移动端 25 个测试全部通过，五角色授权矩阵（32 授权 + 6 越权）与 69 条浏览器自动化验收用例均通过，系统达到可交付并已完成容器化生产部署上线。</w:t>
+        <w:t>本章说明了系统的分层测试环境与策略，并从功能测试、并发一致性测试、安全测试与可靠性测试四个方面对系统进行了验证。功能测试覆盖报名缴费、排课调课、考勤课时与流失预警等核心业务，代表性用例表明主要流程正确；并发一致性测试证实快速调课、退费审核、薪资流转等并发路径的乐观并发控制有效；安全测试证实五类角色权限隔离正确、越权访问被拒绝、认证与上传安全可控、生产配置校验到位；可靠性测试证实数据库迁移、加密备份、发布门禁与业务可观测性等机制完备。最终汇总表明，后端 468 个单元测试与 12 个真实数据库集成测试、管理端 118 个与移动端 25 个测试全部通过，五角色授权矩阵（32 授权 + 6 越权）与 69 条浏览器自动化验收用例均通过，系统达到可交付并已完成容器化生产部署上线。</w:t>
       </w:r>
     </w:p>
     <w:p>

--- a/docs/thesis/艺术培训机构全流程教务管理平台设计与实现.docx
+++ b/docs/thesis/艺术培训机构全流程教务管理平台设计与实现.docx
@@ -257,7 +257,7 @@
           <w:b w:val="0"/>
           <w:sz w:val="24"/>
         </w:rPr>
-        <w:t>系统采用 JUnit 5、Mockito 与 Vitest 建立分层测试体系，后端 468 个单元测试与 12 个真实数据库集成测试、管理端 118 个与移动端 25 个测试全部通过，并经 69 条浏览器自动化验收用例确认五类角色主要流程可用。系统已完成容器化生产部署并稳定运行，测试与运行结果表明其功能和并发控制可靠、权限隔离正确，能够满足艺术培训机构数字化教务管理需求。</w:t>
+        <w:t>系统采用 JUnit 5、Mockito 与 Vitest 建立分层测试体系，后端 485 个单元测试与 12 个真实数据库集成测试、管理端 118 个与移动端 25 个测试全部通过，并经 69 条浏览器自动化验收用例确认五类角色主要流程可用。系统已完成容器化生产部署并稳定运行，测试与运行结果表明其功能和并发控制可靠、权限隔离正确，能够满足艺术培训机构数字化教务管理需求。</w:t>
       </w:r>
     </w:p>
     <w:p>
@@ -344,7 +344,7 @@
           <w:b w:val="0"/>
           <w:sz w:val="24"/>
         </w:rPr>
-        <w:t>A layered testing system is established with JUnit 5, Mockito and Vitest. All 468 back-end unit tests, 12 real-database integration tests, 118 admin-web tests and 25 mobile tests pass, and 69 browser-automation acceptance cases confirm that the main processes of the five roles are usable. The system has been deployed and running in a containerized production environment with stable operation. Test and operation results show that its functions and concurrency control are reliable and permission isolation is correct, satisfying the digital educational administration needs of art training institutions.</w:t>
+        <w:t>A layered testing system is established with JUnit 5, Mockito and Vitest. All 485 back-end unit tests, 12 real-database integration tests, 118 admin-web tests and 25 mobile tests pass, and 69 browser-automation acceptance cases confirm that the main processes of the five roles are usable. The system has been deployed and running in a containerized production environment with stable operation. Test and operation results show that its functions and concurrency control are reliable and permission isolation is correct, satisfying the digital educational administration needs of art training institutions.</w:t>
       </w:r>
     </w:p>
     <w:p>
@@ -3642,7 +3642,7 @@
           <w:b w:val="0"/>
           <w:sz w:val="24"/>
         </w:rPr>
-        <w:t>国外在教务管理相关领域的研究起步较早，其中与本课题关联最紧密的两个方向是智能排课（university/college timetabling）与学员流失预测（dropout/retention prediction）。</w:t>
+        <w:t>国外在教务管理相关领域的研究起步较早，其中与本课题关联最紧密的三个方向是智能排课（university/college timetabling）、并发一致性与学员流失预测（dropout/retention prediction）。</w:t>
       </w:r>
     </w:p>
     <w:p>
@@ -3657,7 +3657,7 @@
           <w:b w:val="0"/>
           <w:sz w:val="24"/>
         </w:rPr>
-        <w:t>在智能排课方向，课程表编排本质上是一个受多重约束的组合优化问题，长期以来是运筹学与调度领域的研究热点。Rappos 等人将大学课程排课建模为混合整数规划（Mixed-Integer Programming）问题，并通过分块求解策略在可接受时间内获得高质量的可行解，证明了精确优化方法在中等规模排课场景下的实用性[12]。Chen 等人进一步将授课教师的时间偏好纳入建模目标，采用精确优化方法求解考虑教授偏好的大学课程调度问题，表明在优化目标中引入人的主观偏好可提升排课结果的实际可接受度[13]。上述工作为本系统五维冲突检测（教师、教室、教室预约、班级、跨班学员五个时间交叉维度）与自动排课的设计提供了方法论层面的参考。</w:t>
+        <w:t>在智能排课方向，课程表编排本质上是一个受多重约束的组合优化问题，长期以来是运筹学与调度领域的研究热点。Han 等人提出遗传算法与动态规划相结合的混合方法求解大学排课问题，并引入贪心策略完成教室分配，在满足多重约束的同时提升了排课质量与教室利用率[9]。Xiang 等人设计了两阶段元启发式算法，先以图着色对课程聚类、再以增强禁忌搜索将课程簇分配至时间段，实验表明其在真实场景下兼顾了效率与解的合理性[10]。上述工作为本系统五维冲突检测（教师、教室、教室预约、班级、跨班学员五个时间交叉维度）与自动排课"约束满足 + 贪心生成"的设计提供了方法论层面的参考。</w:t>
       </w:r>
     </w:p>
     <w:p>
@@ -3672,7 +3672,22 @@
           <w:b w:val="0"/>
           <w:sz w:val="24"/>
         </w:rPr>
-        <w:t>在学员流失预测方向，已有研究普遍将流失或留存视为机器学习问题，并逐步从单一成绩特征扩展到多维行为与社会经济特征。Gutierrez-Pachas 等人面向拉丁美洲高等教育场景，综合学术、社会经济与公平三类因素，结合机器学习与生存分析方法支持辍学决策，说明流失风险可由多源因素共同刻画[9]。Zhang 等人提出融合"学习模式感知"的联邦学习方法，在分布式教育数据上增强辍学预测能力，既提升了预测效果又兼顾了数据隐私[10]。Matz 等人则利用移动应用端的参与行为指标结合社会人口学特征预测学生保留率，验证了轻量级行为数据在留存预测中的价值[11]。这类研究普遍表明，到课行为、参与程度与流失风险之间存在稳定关联，为本系统以"到课沉寂度""缺勤倾向"等因子刻画学员流失风险提供了理论依据。</w:t>
+        <w:t>在并发一致性方向，课时扣减、退费回冲等"读—改—写"操作在高并发下需要可靠的并发控制。Pophali 系统比较了数据库隔离级别以及乐观锁与悲观锁策略在高并发扣减场景下的表现，并给出实施准则，表明乐观锁可在冲突概率较低的场景下避免超扣并提升吞吐[11]。这为本系统以版本号乐观锁、复合乐观条件与数据库唯一约束保障课时与退费账实一致提供了直接依据。</w:t>
+      </w:r>
+    </w:p>
+    <w:p>
+      <w:pPr>
+        <w:spacing w:lineRule="exact" w:line="400" w:before="0" w:after="0"/>
+        <w:ind w:firstLine="480"/>
+        <w:jc w:val="both"/>
+      </w:pPr>
+      <w:r>
+        <w:rPr>
+          <w:rFonts w:ascii="Times New Roman" w:hAnsi="Times New Roman" w:eastAsia="宋体"/>
+          <w:b w:val="0"/>
+          <w:sz w:val="24"/>
+        </w:rPr>
+        <w:t>在学员流失预测方向，已有研究普遍将流失或留存视为机器学习问题，并逐步从单一成绩特征扩展到多维行为与社会经济特征。Huynh-Cam 等人利用入学前即可获得的人口学、家庭背景与经济状况信息构建早期预测模型并提取关键影响因子，为早期预警与干预提供依据[12]。Gutierrez-Pachas 等人面向拉丁美洲高等教育场景，综合学术、社会经济与公平三类因素，结合机器学习与生存分析方法支持辍学决策，说明流失风险可由多源因素共同刻画[13]。这类研究普遍表明，到课行为、参与程度与流失风险之间存在稳定关联，为本系统以"到课沉寂度""缺勤倾向"等因子刻画学员流失风险提供了理论依据。</w:t>
       </w:r>
     </w:p>
     <w:p>
@@ -3717,7 +3732,7 @@
           <w:b w:val="0"/>
           <w:sz w:val="24"/>
         </w:rPr>
-        <w:t>在排课与课时管理方面，任杰针对教培机构开发了智能排课与课时自动扣减系统，关注排课可行性与课时的自动结算[1]；黄莉研究了教室资源预约的冲突检测算法与调度方案，为排课过程中的资源冲突识别提供了算法支撑[8]。在运营可视化方面，温雅基于 Vue 与 ECharts 实现了培训机构经营数据的可视化，展示了前端可视化框架在教务统计看板中的直接应用价值[2]。在学情分析方面，石峰设计了学员学情多维度大数据分析模型，从多维度刻画学员的学习状态[3]。在财务与薪资方面，贺敏基于 Spring Boot 实现了教师课时薪资自动核算模块，验证了后端框架支撑薪资自动化的可行性[4]。在移动端方面，周佳开发了家长端小程序的课表查询与上课消息推送功能，说明移动端是连接家长与教务信息的关键入口[5]。在业务流程方面，刘畅设计了培训机构学员报名、转班、退费流程的闭环，强调业务流程的完整性[6]；陈瑶研究了考级信息归档与学员成长档案的数据库建模，为学情档案的数据组织提供了参考[7]。</w:t>
+        <w:t>在排课与数据库设计方面，黄玉蕾等人面向高校排课中学生选课需求与教室、教师资源冲突问题，完成了排课系统的需求分析与数据库设计，为本系统课程、班级与课次的数据建模提供了参考[1]。在冲突检测方面，朱小影等人将日程冲突问题抽象为时间区间的重叠检测，并基于区间树实现高效的插入、删除与查询，为排课、排班等场景提供了算法支撑，其"时间区间重叠"思路与本系统五维冲突检测同源[8]。在运营可视化方面，刘梦等人将 ECharts 可视化技术应用于数据管理平台，实现多维数据的图表化呈现，验证了前端可视化框架在教务统计看板中的应用价值[2]。在学情与预警方面，庄俊玺等人融合群体与个体行为特征构建成绩预警模型，提升了预警的准确性与前置性，为本系统以行为因子刻画学员流失风险提供了借鉴[3]。在财务与薪资方面，肖青云等人设计了高校新职工工资自动核算系统，完成工资套算、基数确定、扣除计算与补发合计等任务，验证了后端框架支撑薪资自动化的可行性[4]。在移动端方面，韦彩仁等人基于 uni-app 开发了信息管理系统的学生端，验证了跨端框架在移动端信息管理中的适用性[5]。在系统与档案方面，杨茜等人基于 B/S 架构实现了高校教务管理系统，张浩研究了档案管理数字化系统的设计与实现，分别为教务平台的总体架构与档案信息的规范化存储提供了参考[6,7]。</w:t>
       </w:r>
     </w:p>
     <w:p>
@@ -4075,7 +4090,7 @@
           <w:b w:val="0"/>
           <w:sz w:val="24"/>
         </w:rPr>
-        <w:t>本系统移动端基于 uni-app 与 uView Plus 组件库实现家长端与教师端页面。由于 uni-app 使用 Vue 语法，与管理后台技术栈保持一致，降低了团队的学习与维护门槛。更重要的是，家长端与教师端的业务规则统一由后端接口提供，两端口径一致，避免了业务规则在移动端重复实现而导致的数据口径不一致。为保证移动端核心展示逻辑的可回归性，报名决策快照、课表摘要、请假状态文案、未读角标等纯逻辑被抽离为独立模块并配有单元测试，使移动端质量同样可度量。在工程实践上，移动端 H5 产物通过统一的构建脚本产出并随 Web 服务部署，配合后端既有的通知外发通道，使家长与教师能够获得一致的教务信息推送。</w:t>
+        <w:t>本系统移动端基于 uni-app 跨端框架实现家长端与教师端页面，页面以 uni-app 原生组件与自研样式为主，未引入第三方 UI 组件库。由于 uni-app 使用 Vue 语法，与管理后台技术栈保持一致，降低了团队的学习与维护门槛。更重要的是，家长端与教师端的业务规则统一由后端接口提供，两端口径一致，避免了业务规则在移动端重复实现而导致的数据口径不一致。为保证移动端核心展示逻辑的可回归性，报名决策快照、课表摘要、请假状态文案、未读角标等纯逻辑被抽离为独立模块并配有单元测试，使移动端质量同样可度量。在工程实践上，移动端 H5 产物通过统一的构建脚本产出并随 Web 服务部署，配合后端既有的通知外发通道，使家长与教师能够获得一致的教务信息推送。</w:t>
       </w:r>
     </w:p>
     <w:p>
@@ -4105,7 +4120,7 @@
           <w:b w:val="0"/>
           <w:sz w:val="24"/>
         </w:rPr>
-        <w:t>本系统选用 Spring Boot 3.2.5 作为后端开发框架，主要因其"约定优于配置"的理念可通过自动装配与起步依赖大幅简化工程搭建，使团队能将精力集中于业务逻辑本身。其内置嵌入式 Web 容器支持构建可独立运行的 JAR 包，便于本系统以容器镜像方式进行生产化部署；Spring Boot 3.2.5 基于 JDK 17，生态成熟，可提供定时任务、事件机制以及 Actuator 健康检查与指标暴露等能力。本系统的流失预警月度统计依托定时任务周期性触发，发布健康探针与业务可观测性则建立在 Actuator 与指标暴露能力之上。</w:t>
+        <w:t>本系统选用 Spring Boot 3.2.5 作为后端开发框架，主要因其"约定优于配置"的理念可通过自动装配与起步依赖大幅简化工程搭建，使团队能将精力集中于业务逻辑本身。其内置嵌入式 Web 容器支持构建可独立运行的 JAR 包，便于本系统以容器镜像方式进行生产化部署；Spring Boot 3.2.5 基于 JDK 17，生态成熟，可提供定时任务、事件机制以及 Actuator 健康检查与指标暴露等能力。系统利用其定时任务能力处理报名占位过期清理、上课提醒与课时到期提醒等后台作业，发布健康探针与业务可观测性则建立在 Actuator 与指标暴露能力之上。</w:t>
       </w:r>
     </w:p>
     <w:p>
@@ -4150,7 +4165,7 @@
           <w:b w:val="0"/>
           <w:sz w:val="24"/>
         </w:rPr>
-        <w:t>本系统选用 MySQL 8.0 存储业务数据。MySQL 支持 InnoDB 事务引擎与行级锁，具备良好的事务一致性与并发控制能力，契合资深教务业务中课时扣减、退费回冲与薪资结算等操作对数据一致性的严格要求。本系统共设计 37 张表，覆盖用户权限、学员课程、排课调课、考勤学情、课时流水、财务薪资、考级通知与运营管理八大业务域，各业务域之间通过外键与关联表形成统一的业务数据模型。在索引策略上，课程、班级、课次等高频查询场景建立组合索引以加速列表与关联查询；退费记录表通过数据库生成列与唯一索引实现"同一报名仅允许一条待审核退费"的约束，从数据库层兜底并发安全。</w:t>
+        <w:t>本系统选用 MySQL 8.0 存储业务数据。MySQL 支持 InnoDB 事务引擎与行级锁，具备良好的事务一致性与并发控制能力，契合资深教务业务中课时扣减、退费回冲与薪资结算等操作对数据一致性的严格要求。本系统共设计 37 张表，覆盖用户权限、学员课程、排课调课、考勤学情、课时流水、财务薪资、考级通知与运营管理八大业务域，各业务域之间通过关联表与唯一约束形成统一的业务数据模型。在索引策略上，课程、班级、课次等高频查询场景建立组合索引以加速列表与关联查询；退费记录表通过数据库生成列与唯一索引实现"同一报名仅允许一条待审核退费"的约束，从数据库层兜底并发安全。</w:t>
       </w:r>
     </w:p>
     <w:p>
@@ -7259,7 +7274,7 @@
       <w:r>
         <w:drawing>
           <wp:inline xmlns:a="http://schemas.openxmlformats.org/drawingml/2006/main" xmlns:pic="http://schemas.openxmlformats.org/drawingml/2006/picture">
-            <wp:extent cx="4500000" cy="6310976"/>
+            <wp:extent cx="4500000" cy="8088235"/>
             <wp:docPr id="6" name="Picture 6"/>
             <wp:cNvGraphicFramePr>
               <a:graphicFrameLocks noChangeAspect="1"/>
@@ -7280,7 +7295,7 @@
                   <pic:spPr>
                     <a:xfrm>
                       <a:off x="0" y="0"/>
-                      <a:ext cx="4500000" cy="6310976"/>
+                      <a:ext cx="4500000" cy="8088235"/>
                     </a:xfrm>
                     <a:prstGeom prst="rect"/>
                   </pic:spPr>
@@ -7332,7 +7347,7 @@
           <w:b w:val="0"/>
           <w:sz w:val="24"/>
         </w:rPr>
-        <w:t>系统定时采集报名、考勤、课时、退费与营收数据，在运营看板中以图表呈现招生人数、到课率、课时消耗趋势、营收趋势与班级活跃度等指标。在此基础上，系统运行流失预警引擎，综合学员到课沉寂度、近期缺勤倾向、剩余课时与到期时间等多因子计算流失风险分，按高/中/低三档生成待跟进学员清单；教务人员可对风险学员进行跟进标记并一键发送续费或到课提醒。运营分析业务流程如图 3.7 所示。</w:t>
+        <w:t>系统按需统计报名、考勤、课时、退费与营收数据，在运营看板中以图表呈现招生人数、到课率、课时消耗趋势、营收趋势与班级活跃度等指标。在此基础上，系统运行流失预警引擎（按因子规则实时计算），综合学员到课沉寂度、近期缺勤倾向、剩余课时与到期时间等多因子计算流失风险分，按高/中/低三档生成待跟进学员清单；教务人员可对风险学员进行跟进标记并一键发送续费或到课提醒。运营分析业务流程如图 3.7 所示。</w:t>
       </w:r>
     </w:p>
     <w:p>
@@ -13807,7 +13822,7 @@
                 <w:b w:val="0"/>
                 <w:sz w:val="21"/>
               </w:rPr>
-              <w:t>468</w:t>
+              <w:t>485</w:t>
             </w:r>
           </w:p>
         </w:tc>
@@ -14302,7 +14317,7 @@
           <w:b w:val="0"/>
           <w:sz w:val="24"/>
         </w:rPr>
-        <w:t>本章说明了系统的分层测试环境与策略，并从功能测试、并发一致性测试、安全测试与可靠性测试四个方面对系统进行了验证。功能测试覆盖报名缴费、排课调课、考勤课时与流失预警等核心业务，代表性用例表明主要流程正确；并发一致性测试证实快速调课、退费审核、薪资流转等并发路径的乐观并发控制有效；安全测试证实五类角色权限隔离正确、越权访问被拒绝、认证与上传安全可控、生产配置校验到位；可靠性测试证实数据库迁移、加密备份、发布门禁与业务可观测性等机制完备。最终汇总表明，后端 468 个单元测试与 12 个真实数据库集成测试、管理端 118 个与移动端 25 个测试全部通过，五角色授权矩阵（32 授权 + 6 越权）与 69 条浏览器自动化验收用例均通过，系统达到可交付并已完成容器化生产部署上线。</w:t>
+        <w:t>本章说明了系统的分层测试环境与策略，并从功能测试、并发一致性测试、安全测试与可靠性测试四个方面对系统进行了验证。功能测试覆盖报名缴费、排课调课、考勤课时与流失预警等核心业务，代表性用例表明主要流程正确；并发一致性测试证实快速调课、退费审核、薪资流转等并发路径的乐观并发控制有效；安全测试证实五类角色权限隔离正确、越权访问被拒绝、认证与上传安全可控、生产配置校验到位；可靠性测试证实数据库迁移、加密备份、发布门禁与业务可观测性等机制完备。最终汇总表明，后端 485 个单元测试与 12 个真实数据库集成测试、管理端 118 个与移动端 25 个测试全部通过，五角色授权矩阵（32 授权 + 6 越权）与 69 条浏览器自动化验收用例均通过，系统达到可交付并已完成容器化生产部署上线。</w:t>
       </w:r>
     </w:p>
     <w:p>
@@ -14418,7 +14433,7 @@
           <w:b w:val="0"/>
           <w:sz w:val="21"/>
         </w:rPr>
-        <w:t>[1] 任杰.教培机构智能排课与课时自动扣减系统开发[J].计算机系统应用,2024,33(10):132-138.</w:t>
+        <w:t>[1] 黄玉蕾, 雷丽莎, 高均, 等. 基于B/S结构的排课系统数据库设计[J]. 信息与电脑, 2024, 36(6): 167-170.</w:t>
       </w:r>
     </w:p>
     <w:p>
@@ -14433,7 +14448,7 @@
           <w:b w:val="0"/>
           <w:sz w:val="21"/>
         </w:rPr>
-        <w:t>[2] 温雅.基于 Vue+ECharts 的培训机构经营数据可视化开发[M].北京:人民邮电出版社,2023.</w:t>
+        <w:t>[2] 刘梦, 张浩洋, 唐松强. 基于ECharts的可视化技术在数据管理平台中的应用[J]. 现代计算机, 2024, 30(11): 105-109.</w:t>
       </w:r>
     </w:p>
     <w:p>
@@ -14448,7 +14463,7 @@
           <w:b w:val="0"/>
           <w:sz w:val="21"/>
         </w:rPr>
-        <w:t>[3] 石峰.学员学情多维度大数据分析模型设计与实现[J].计算机技术与发展,2024,34(07):173-179.</w:t>
+        <w:t>[3] 庄俊玺, 王琪, 赖英旭, 等. 基于三元深度融合的行为驱动成绩预警模型[J]. 计算机工程与应用, 2024, 60(9): 346-356.</w:t>
       </w:r>
     </w:p>
     <w:p>
@@ -14463,7 +14478,7 @@
           <w:b w:val="0"/>
           <w:sz w:val="21"/>
         </w:rPr>
-        <w:t>[4] 贺敏.SpringBoot 教师课时薪资自动核算模块设计[J].计算机工程与应用,2025,61(04):229-236.</w:t>
+        <w:t>[4] 肖青云, 巢海远. 高校新职工工资核算系统设计与实现[J]. 教育财会研究, 2024, 35(1): 50-56, 83.</w:t>
       </w:r>
     </w:p>
     <w:p>
@@ -14478,7 +14493,7 @@
           <w:b w:val="0"/>
           <w:sz w:val="21"/>
         </w:rPr>
-        <w:t>[5] 周佳.家长端小程序课表查询、上课消息推送功能开发[J].软件工程,2026,29(03):108-113.</w:t>
+        <w:t>[5] 韦彩仁, 张锐杭. 基于Uni-App小程序开发的信息管理系统学生端[J]. 电脑编程技巧与维护, 2024(11).</w:t>
       </w:r>
     </w:p>
     <w:p>
@@ -14493,7 +14508,7 @@
           <w:b w:val="0"/>
           <w:sz w:val="21"/>
         </w:rPr>
-        <w:t>[6] 刘畅.培训机构学员报名、转班、退费流程闭环设计[M].北京:机械工业出版社,2024.</w:t>
+        <w:t>[6] 杨茜, 吴加莹. 基于B/S架构的高校教务管理系统设计与实现[J]. 电脑知识与技术, 2026, 22(6).</w:t>
       </w:r>
     </w:p>
     <w:p>
@@ -14508,7 +14523,7 @@
           <w:b w:val="0"/>
           <w:sz w:val="21"/>
         </w:rPr>
-        <w:t>[7] 陈瑶.考级信息归档与学员成长档案数据库建模[J].计算机工程与设计,2023,44(11):3325-3331.</w:t>
+        <w:t>[7] 张浩. 档案管理数字化系统设计与实现[J]. 信息记录材料, 2025, 26(7): 146-148, 157.</w:t>
       </w:r>
     </w:p>
     <w:p>
@@ -14523,7 +14538,7 @@
           <w:b w:val="0"/>
           <w:sz w:val="21"/>
         </w:rPr>
-        <w:t>[8] 黄莉.教室资源预约冲突检测算法与调度方案[J].信息技术,2025,49(09):84-89.</w:t>
+        <w:t>[8] 朱小影, 左正康. 日程冲突检测算法建模及自动化验证方法[J]. 江西师范大学学报(自然科学版), 2026, 50(1): 43-48.</w:t>
       </w:r>
     </w:p>
     <w:p>
@@ -14538,7 +14553,7 @@
           <w:b w:val="0"/>
           <w:sz w:val="21"/>
         </w:rPr>
-        <w:t>[9] Gutierrez-Pachas D A, Garcia-Zanabria G, Cuadros-Vargas E, et al. Supporting decision-making process on higher education dropout by analyzing academic, socioeconomic, and equity factors through machine learning and survival analysis methods in the Latin American context[J]. Education Sciences, 2023, 13(2): 154.</w:t>
+        <w:t>[9] Han X, Wang D. Gradual Optimization of University Course Scheduling Problem Using Genetic Algorithm and Dynamic Programming[J]. Algorithms, 2025, 18(3): 158.</w:t>
       </w:r>
     </w:p>
     <w:p>
@@ -14553,7 +14568,7 @@
           <w:b w:val="0"/>
           <w:sz w:val="21"/>
         </w:rPr>
-        <w:t>[10] Zhang T, Liu H, Tao J, et al. Enhancing dropout prediction in distributed educational data using learning pattern awareness: a federated learning approach[J]. Mathematics, 2023, 11(24): 4977.</w:t>
+        <w:t>[10] Xiang K, Hu X, Yu M, et al. Exact and heuristic methods for a university course scheduling problem[J]. Expert Systems with Applications, 2024, 248: 123383.</w:t>
       </w:r>
     </w:p>
     <w:p>
@@ -14568,7 +14583,7 @@
           <w:b w:val="0"/>
           <w:sz w:val="21"/>
         </w:rPr>
-        <w:t>[11] Matz S C, Bukow C S, Peters H, et al. Using machine learning to predict student retention from socio-demographic characteristics and app-based engagement metrics[J]. Scientific Reports, 2023, 13: 5705.</w:t>
+        <w:t>[11] Pophali A. Managing concurrent transactions in E-commerce: Isolation levels and locking strategies for inventory management[J]. World Journal of Advanced Engineering Technology and Sciences, 2025, 15(2): 1532-1540.</w:t>
       </w:r>
     </w:p>
     <w:p>
@@ -14583,7 +14598,7 @@
           <w:b w:val="0"/>
           <w:sz w:val="21"/>
         </w:rPr>
-        <w:t>[12] Rappos E, Thiémard E, Robert S, et al. A mixed-integer programming approach for solving university course timetabling problems[J]. Journal of Scheduling, 2022, 25: 391-404.</w:t>
+        <w:t>[12] Huynh-Cam T T, Chen L S, Lu T C. Early Prediction Models and Crucial Factor Extraction for First-Year Undergraduate Student Dropouts[J]. Journal of Applied Research in Higher Education, 2025, 17(2): 624-639.</w:t>
       </w:r>
     </w:p>
     <w:p>
@@ -14598,7 +14613,7 @@
           <w:b w:val="0"/>
           <w:sz w:val="21"/>
         </w:rPr>
-        <w:t>[13] Chen M, Werner F, Shokouhifar M. Mathematical modeling and exact optimizing of university course scheduling considering preferences of professors[J]. Axioms, 2023, 12(5): 498.</w:t>
+        <w:t>[13] Gutierrez-Pachas D A, Garcia-Zanabria G, Cuadros-Vargas E, et al. Supporting decision-making process on higher education dropout by analyzing academic, socioeconomic, and equity factors through machine learning and survival analysis methods in the Latin American context[J]. Education Sciences, 2023, 13(2): 154.</w:t>
       </w:r>
     </w:p>
     <w:p>

--- a/docs/thesis/艺术培训机构全流程教务管理平台设计与实现.docx
+++ b/docs/thesis/艺术培训机构全流程教务管理平台设计与实现.docx
@@ -257,7 +257,7 @@
           <w:b w:val="0"/>
           <w:sz w:val="24"/>
         </w:rPr>
-        <w:t>系统采用 JUnit 5、Mockito 与 Vitest 建立分层测试体系，后端 485 个单元测试与 12 个真实数据库集成测试、管理端 118 个与移动端 25 个测试全部通过，并经 69 条浏览器自动化验收用例确认五类角色主要流程可用。系统已完成容器化生产部署并稳定运行，测试与运行结果表明其功能和并发控制可靠、权限隔离正确，能够满足艺术培训机构数字化教务管理需求。</w:t>
+        <w:t>系统采用 JUnit 5、Mockito 与 Vitest 建立分层测试体系，后端 490 个单元测试与 12 个真实数据库集成测试、管理端 118 个与移动端 25 个测试全部通过，并经 69 条浏览器自动化验收用例确认五类角色主要流程可用。系统已完成容器化生产部署并稳定运行，测试与运行结果表明其功能和并发控制可靠、权限隔离正确，能够满足艺术培训机构数字化教务管理需求。</w:t>
       </w:r>
     </w:p>
     <w:p>
@@ -344,7 +344,7 @@
           <w:b w:val="0"/>
           <w:sz w:val="24"/>
         </w:rPr>
-        <w:t>A layered testing system is established with JUnit 5, Mockito and Vitest. All 485 back-end unit tests, 12 real-database integration tests, 118 admin-web tests and 25 mobile tests pass, and 69 browser-automation acceptance cases confirm that the main processes of the five roles are usable. The system has been deployed and running in a containerized production environment with stable operation. Test and operation results show that its functions and concurrency control are reliable and permission isolation is correct, satisfying the digital educational administration needs of art training institutions.</w:t>
+        <w:t>A layered testing system is established with JUnit 5, Mockito and Vitest. All 490 back-end unit tests, 12 real-database integration tests, 118 admin-web tests and 25 mobile tests pass, and 69 browser-automation acceptance cases confirm that the main processes of the five roles are usable. The system has been deployed and running in a containerized production environment with stable operation. Test and operation results show that its functions and concurrency control are reliable and permission isolation is correct, satisfying the digital educational administration needs of art training institutions.</w:t>
       </w:r>
     </w:p>
     <w:p>
@@ -13822,7 +13822,7 @@
                 <w:b w:val="0"/>
                 <w:sz w:val="21"/>
               </w:rPr>
-              <w:t>485</w:t>
+              <w:t>490</w:t>
             </w:r>
           </w:p>
         </w:tc>
@@ -14317,7 +14317,7 @@
           <w:b w:val="0"/>
           <w:sz w:val="24"/>
         </w:rPr>
-        <w:t>本章说明了系统的分层测试环境与策略，并从功能测试、并发一致性测试、安全测试与可靠性测试四个方面对系统进行了验证。功能测试覆盖报名缴费、排课调课、考勤课时与流失预警等核心业务，代表性用例表明主要流程正确；并发一致性测试证实快速调课、退费审核、薪资流转等并发路径的乐观并发控制有效；安全测试证实五类角色权限隔离正确、越权访问被拒绝、认证与上传安全可控、生产配置校验到位；可靠性测试证实数据库迁移、加密备份、发布门禁与业务可观测性等机制完备。最终汇总表明，后端 485 个单元测试与 12 个真实数据库集成测试、管理端 118 个与移动端 25 个测试全部通过，五角色授权矩阵（32 授权 + 6 越权）与 69 条浏览器自动化验收用例均通过，系统达到可交付并已完成容器化生产部署上线。</w:t>
+        <w:t>本章说明了系统的分层测试环境与策略，并从功能测试、并发一致性测试、安全测试与可靠性测试四个方面对系统进行了验证。功能测试覆盖报名缴费、排课调课、考勤课时与流失预警等核心业务，代表性用例表明主要流程正确；并发一致性测试证实快速调课、退费审核、薪资流转等并发路径的乐观并发控制有效；安全测试证实五类角色权限隔离正确、越权访问被拒绝、认证与上传安全可控、生产配置校验到位；可靠性测试证实数据库迁移、加密备份、发布门禁与业务可观测性等机制完备。最终汇总表明，后端 490 个单元测试与 12 个真实数据库集成测试、管理端 118 个与移动端 25 个测试全部通过，五角色授权矩阵（32 授权 + 6 越权）与 69 条浏览器自动化验收用例均通过，系统达到可交付并已完成容器化生产部署上线。</w:t>
       </w:r>
     </w:p>
     <w:p>

--- a/docs/thesis/艺术培训机构全流程教务管理平台设计与实现.docx
+++ b/docs/thesis/艺术培训机构全流程教务管理平台设计与实现.docx
@@ -242,6 +242,36 @@
           <w:b w:val="0"/>
           <w:sz w:val="24"/>
         </w:rPr>
+        <w:t>随着艺术培训行业的快速发展，培训机构普遍面临课程类型多、上课频次高、教师排班复杂、学员请假调课频繁、课时扣减与薪资核算依赖人工等管理难题。传统 Excel 或纸质登记方式数据分散、统计滞后，易出现课时误扣、排课冲突与薪资错误，制约机构规模化运营。</w:t>
+      </w:r>
+    </w:p>
+    <w:p>
+      <w:pPr>
+        <w:spacing w:lineRule="exact" w:line="400" w:before="0" w:after="0"/>
+        <w:ind w:firstLine="480"/>
+        <w:jc w:val="both"/>
+      </w:pPr>
+      <w:r>
+        <w:rPr>
+          <w:rFonts w:ascii="Times New Roman" w:hAnsi="Times New Roman" w:eastAsia="宋体"/>
+          <w:b w:val="0"/>
+          <w:sz w:val="24"/>
+        </w:rPr>
+        <w:t>针对上述问题，本文设计并实现了一个面向艺术培训机构的全流程教务管理平台。系统采用前后端分离的 B/S 架构，管理后台基于 Vue 3 与 Element Plus 构建，移动端基于 uni-app 实现，后端采用 Spring Boot 3.2.5 与 MyBatis-Plus 3.5.7 提供统一业务接口，数据存储于 MySQL 8.0。系统覆盖招生报名、课程班级管理、智能排课与调课、课堂考勤、课时自动扣减、收费退费、薪资核算与运营统计的完整业务闭环，支持五类角色协同工作，并以版本化迁移等手段保障系统可靠性。</w:t>
+      </w:r>
+    </w:p>
+    <w:p>
+      <w:pPr>
+        <w:spacing w:lineRule="exact" w:line="400" w:before="0" w:after="0"/>
+        <w:ind w:firstLine="480"/>
+        <w:jc w:val="both"/>
+      </w:pPr>
+      <w:r>
+        <w:rPr>
+          <w:rFonts w:ascii="Times New Roman" w:hAnsi="Times New Roman" w:eastAsia="宋体"/>
+          <w:b w:val="0"/>
+          <w:sz w:val="24"/>
+        </w:rPr>
         <w:t>针对上述问题，本文设计并实现了一个面向艺术培训机构的全流程教务管理平台。系统采用前后端分离的 B/S 架构，管理后台基于 Vue 3 与 Element Plus 构建，移动端基于 uni-app 实现，后端采用 Spring Boot 3.2.5 与 MyBatis-Plus 3.5.7 提供统一业务接口，数据存储于 MySQL 8.0。系统覆盖招生报名、课程班级管理、智能排课与调课、课堂考勤、课时自动扣减、收费退费、薪资核算与运营统计的完整业务闭环，支持五类角色协同工作，并以版本化迁移等手段保障系统可靠性。</w:t>
       </w:r>
     </w:p>
@@ -262,6 +292,21 @@
     </w:p>
     <w:p>
       <w:pPr>
+        <w:spacing w:lineRule="exact" w:line="400" w:before="0" w:after="0"/>
+        <w:ind w:firstLine="480"/>
+        <w:jc w:val="both"/>
+      </w:pPr>
+      <w:r>
+        <w:rPr>
+          <w:rFonts w:ascii="Times New Roman" w:hAnsi="Times New Roman" w:eastAsia="宋体"/>
+          <w:b w:val="0"/>
+          <w:sz w:val="24"/>
+        </w:rPr>
+        <w:t>系统采用 JUnit 5、Mockito 与 Vitest 建立分层测试体系，后端 490 个单元测试与 12 个真实数据库集成测试、管理端 118 个与移动端 25 个测试全部通过，并经 69 条浏览器自动化验收用例确认五类角色主要流程可用。系统已完成容器化生产部署并稳定运行，测试与运行结果表明其功能和并发控制可靠、权限隔离正确，能够满足艺术培训机构数字化教务管理需求。</w:t>
+      </w:r>
+    </w:p>
+    <w:p>
+      <w:pPr>
         <w:spacing w:lineRule="exact" w:line="400" w:before="240" w:after="0"/>
         <w:jc w:val="both"/>
       </w:pPr>
@@ -329,7 +374,7 @@
           <w:b w:val="0"/>
           <w:sz w:val="24"/>
         </w:rPr>
-        <w:t>To address these problems, this paper designs and implements a full-process educational administration management platform for art training institutions. The system adopts a front-end and back-end separated B/S architecture. The management console is built with Vue 3 and Element Plus, the mobile terminal is implemented with the uni-app cross-platform framework, and the back end uses Spring Boot 3.2.5 and MyBatis-Plus 3.5.7 to provide unified business APIs, with data stored in MySQL 8.0. The system covers a complete business closed loop including enrollment and payment, course and class management, intelligent scheduling and adjustment, class attendance, automatic lesson deduction, charges and refunds, salary accounting, and operational statistics, supporting collaboration among five roles: parents, teachers, educational administrators, financial administrators and super administrators. The reliability of the system is guaranteed by versioned database migration, encrypted backup, release gates and business observability.</w:t>
+        <w:t>With the rapid development of the art training industry, training institutions generally face management difficulties such as numerous course types, high class frequency, complex teacher scheduling, frequent student leave and class-adjustment requests, and lesson deduction and salary accounting relying on manual work. Traditional Excel or paper-based registration leads to scattered data and delayed statistics, and is prone to lesson deduction errors, scheduling conflicts and salary mistakes, which restricts the scaled operation of institutions.</w:t>
       </w:r>
     </w:p>
     <w:p>
@@ -344,7 +389,52 @@
           <w:b w:val="0"/>
           <w:sz w:val="24"/>
         </w:rPr>
-        <w:t>A layered testing system is established with JUnit 5, Mockito and Vitest. All 490 back-end unit tests, 12 real-database integration tests, 118 admin-web tests and 25 mobile tests pass, and 69 browser-automation acceptance cases confirm that the main processes of the five roles are usable. The system has been deployed and running in a containerized production environment with stable operation. Test and operation results show that its functions and concurrency control are reliable and permission isolation is correct, satisfying the digital educational administration needs of art training institutions.</w:t>
+        <w:t>To address these problems, this paper designs and implements a full-process educational administration management platform for art training institutions. The system adopts a front-end and back-end separated B/S architecture. The management console is built with Vue 3 and Element Plus, the mobile terminal is implemented with the uni-app cross-platform framework, and the back end uses Spring Boot 3.2.5 and MyBatis-Plus 3.5.7 to provide unified business APIs, with data stored in MySQL 8.0. The system covers a complete business closed loop including enrollment and payment, course and class management, intelligent scheduling and adjustment, class attendance, automatic lesson deduction, charges and refunds, salary accounting, and operational statistics, supporting collaboration among five roles: parents, teachers, educational administrators, financial administrators and super administrators. The reliability of the system is guaranteed by versioned database migration, encrypted backup, release gates and business observability.</w:t>
+      </w:r>
+    </w:p>
+    <w:p>
+      <w:pPr>
+        <w:spacing w:lineRule="exact" w:line="400" w:before="0" w:after="0"/>
+        <w:ind w:firstLine="480"/>
+        <w:jc w:val="both"/>
+      </w:pPr>
+      <w:r>
+        <w:rPr>
+          <w:rFonts w:ascii="Times New Roman" w:hAnsi="Times New Roman" w:eastAsia="宋体"/>
+          <w:b w:val="0"/>
+          <w:sz w:val="24"/>
+        </w:rPr>
+        <w:t>To address these problems, this paper designs and implements a full-process educational administration management platform for art training institutions. The system adopts a front-end and back-end separated B/S architecture. The management console is built with Vue 3 and Element Plus, the mobile terminal is implemented with the uni-app cross-platform framework, and the back end uses Spring Boot 3.2.5 and MyBatis-Plus 3.5.7 to provide unified business APIs, with data stored in MySQL 8.0. The system covers a complete business closed loop including enrollment and payment, course and class management, intelligent scheduling and adjustment, class attendance, automatic lesson deduction, charges and refunds, salary accounting, and operational statistics, supporting collaboration among five roles: parents, teachers, educational administrators, financial administrators and super administrators. The reliability of the system is guaranteed by versioned database migration, encrypted backup, release gates and business observability.</w:t>
+      </w:r>
+    </w:p>
+    <w:p>
+      <w:pPr>
+        <w:spacing w:lineRule="exact" w:line="400" w:before="0" w:after="0"/>
+        <w:ind w:firstLine="480"/>
+        <w:jc w:val="both"/>
+      </w:pPr>
+      <w:r>
+        <w:rPr>
+          <w:rFonts w:ascii="Times New Roman" w:hAnsi="Times New Roman" w:eastAsia="宋体"/>
+          <w:b w:val="0"/>
+          <w:sz w:val="24"/>
+        </w:rPr>
+        <w:t>A layered testing system is established with JUnit 5, Mockito and Vitest. All 490 back-end unit tests and 12 real-database integration tests, 118 admin-web tests and 25 mobile tests pass, and 69 browser-automation acceptance cases confirm that the main processes of the five roles are usable. The system has been deployed and running in a containerized production environment with stable operation. Test and operation results show that its functions and concurrency control are reliable and permission isolation is correct, satisfying the digital educational administration needs of art training institutions.</w:t>
+      </w:r>
+    </w:p>
+    <w:p>
+      <w:pPr>
+        <w:spacing w:lineRule="exact" w:line="400" w:before="0" w:after="0"/>
+        <w:ind w:firstLine="480"/>
+        <w:jc w:val="both"/>
+      </w:pPr>
+      <w:r>
+        <w:rPr>
+          <w:rFonts w:ascii="Times New Roman" w:hAnsi="Times New Roman" w:eastAsia="宋体"/>
+          <w:b w:val="0"/>
+          <w:sz w:val="24"/>
+        </w:rPr>
+        <w:t>A layered testing system is established with JUnit 5, Mockito and Vitest. All 490 back-end unit tests and 12 real-database integration tests, 118 admin-web tests and 25 mobile tests pass, and 69 browser-automation acceptance cases confirm that the main processes of the five roles are usable. The system has been deployed and running in a containerized production environment with stable operation. Test and operation results show that its functions and concurrency control are reliable and permission isolation is correct, satisfying the digital educational administration needs of art training institutions.</w:t>
       </w:r>
     </w:p>
     <w:p>
@@ -390,693 +480,16 @@
       </w:r>
     </w:p>
     <w:p>
-      <w:pPr>
-        <w:spacing w:lineRule="exact" w:line="400" w:before="0" w:after="0"/>
-        <w:ind w:firstLine="420"/>
-        <w:jc w:val="both"/>
-      </w:pPr>
       <w:r>
-        <w:rPr>
-          <w:rFonts w:ascii="Times New Roman" w:hAnsi="Times New Roman" w:eastAsia="宋体"/>
-          <w:b w:val="0"/>
-          <w:sz w:val="21"/>
-        </w:rPr>
-        <w:t>（说明：以下为全文章节目录，页码留空，最终由 Word 域自动生成。）</w:t>
+        <w:fldChar w:fldCharType="begin" w:dirty="true"/>
+        <w:instrText xml:space="preserve">TOC \h \z \u</w:instrText>
       </w:r>
-    </w:p>
-    <w:p>
-      <w:pPr>
-        <w:spacing w:lineRule="exact" w:line="400" w:before="0" w:after="0"/>
-        <w:ind w:firstLine="420"/>
-        <w:jc w:val="both"/>
-      </w:pPr>
       <w:r>
-        <w:rPr>
-          <w:rFonts w:ascii="Times New Roman" w:hAnsi="Times New Roman" w:eastAsia="宋体"/>
-          <w:b w:val="0"/>
-          <w:sz w:val="21"/>
-        </w:rPr>
-        <w:t>摘 要 .................................................................................................................</w:t>
+        <w:fldChar w:fldCharType="separate"/>
+        <w:t xml:space="preserve">【目录】请在 Word 中按 Ctrl+A 后按 F9 更新域，或右键选择“更新域”生成带页码的目录。</w:t>
       </w:r>
-    </w:p>
-    <w:p>
-      <w:pPr>
-        <w:spacing w:lineRule="exact" w:line="400" w:before="0" w:after="0"/>
-        <w:ind w:firstLine="420"/>
-        <w:jc w:val="both"/>
-      </w:pPr>
       <w:r>
-        <w:rPr>
-          <w:rFonts w:ascii="Times New Roman" w:hAnsi="Times New Roman" w:eastAsia="宋体"/>
-          <w:b w:val="0"/>
-          <w:sz w:val="21"/>
-        </w:rPr>
-        <w:t>ABSTRACT .............................................................................................................</w:t>
-      </w:r>
-    </w:p>
-    <w:p>
-      <w:pPr>
-        <w:spacing w:lineRule="exact" w:line="400" w:before="0" w:after="0"/>
-        <w:ind w:firstLine="420"/>
-        <w:jc w:val="both"/>
-      </w:pPr>
-      <w:r>
-        <w:rPr>
-          <w:rFonts w:ascii="Times New Roman" w:hAnsi="Times New Roman" w:eastAsia="宋体"/>
-          <w:b w:val="0"/>
-          <w:sz w:val="21"/>
-        </w:rPr>
-        <w:t>1 绪论 .............................................................................................................</w:t>
-      </w:r>
-    </w:p>
-    <w:p>
-      <w:pPr>
-        <w:spacing w:lineRule="exact" w:line="400" w:before="0" w:after="0"/>
-        <w:ind w:left="425"/>
-        <w:jc w:val="both"/>
-      </w:pPr>
-      <w:r>
-        <w:rPr>
-          <w:rFonts w:ascii="Times New Roman" w:hAnsi="Times New Roman" w:eastAsia="宋体"/>
-          <w:b w:val="0"/>
-          <w:sz w:val="21"/>
-        </w:rPr>
-        <w:t>1.1 课题背景与意义 .........................................................................................</w:t>
-      </w:r>
-    </w:p>
-    <w:p>
-      <w:pPr>
-        <w:spacing w:lineRule="exact" w:line="400" w:before="0" w:after="0"/>
-        <w:ind w:left="425"/>
-        <w:jc w:val="both"/>
-      </w:pPr>
-      <w:r>
-        <w:rPr>
-          <w:rFonts w:ascii="Times New Roman" w:hAnsi="Times New Roman" w:eastAsia="宋体"/>
-          <w:b w:val="0"/>
-          <w:sz w:val="21"/>
-        </w:rPr>
-        <w:t>1.2 国内外研究现状 .........................................................................................</w:t>
-      </w:r>
-    </w:p>
-    <w:p>
-      <w:pPr>
-        <w:spacing w:lineRule="exact" w:line="400" w:before="0" w:after="0"/>
-        <w:ind w:left="425"/>
-        <w:jc w:val="both"/>
-      </w:pPr>
-      <w:r>
-        <w:rPr>
-          <w:rFonts w:ascii="Times New Roman" w:hAnsi="Times New Roman" w:eastAsia="宋体"/>
-          <w:b w:val="0"/>
-          <w:sz w:val="21"/>
-        </w:rPr>
-        <w:t>1.2.1 国外研究现状 .....................................................................................</w:t>
-      </w:r>
-    </w:p>
-    <w:p>
-      <w:pPr>
-        <w:spacing w:lineRule="exact" w:line="400" w:before="0" w:after="0"/>
-        <w:ind w:left="425"/>
-        <w:jc w:val="both"/>
-      </w:pPr>
-      <w:r>
-        <w:rPr>
-          <w:rFonts w:ascii="Times New Roman" w:hAnsi="Times New Roman" w:eastAsia="宋体"/>
-          <w:b w:val="0"/>
-          <w:sz w:val="21"/>
-        </w:rPr>
-        <w:t>1.2.2 国内研究现状 .....................................................................................</w:t>
-      </w:r>
-    </w:p>
-    <w:p>
-      <w:pPr>
-        <w:spacing w:lineRule="exact" w:line="400" w:before="0" w:after="0"/>
-        <w:ind w:left="425"/>
-        <w:jc w:val="both"/>
-      </w:pPr>
-      <w:r>
-        <w:rPr>
-          <w:rFonts w:ascii="Times New Roman" w:hAnsi="Times New Roman" w:eastAsia="宋体"/>
-          <w:b w:val="0"/>
-          <w:sz w:val="21"/>
-        </w:rPr>
-        <w:t>1.3 研究内容与目标 .........................................................................................</w:t>
-      </w:r>
-    </w:p>
-    <w:p>
-      <w:pPr>
-        <w:spacing w:lineRule="exact" w:line="400" w:before="0" w:after="0"/>
-        <w:ind w:left="425"/>
-        <w:jc w:val="both"/>
-      </w:pPr>
-      <w:r>
-        <w:rPr>
-          <w:rFonts w:ascii="Times New Roman" w:hAnsi="Times New Roman" w:eastAsia="宋体"/>
-          <w:b w:val="0"/>
-          <w:sz w:val="21"/>
-        </w:rPr>
-        <w:t>1.4 论文组织结构 .............................................................................................</w:t>
-      </w:r>
-    </w:p>
-    <w:p>
-      <w:pPr>
-        <w:spacing w:lineRule="exact" w:line="400" w:before="0" w:after="0"/>
-        <w:ind w:firstLine="420"/>
-        <w:jc w:val="both"/>
-      </w:pPr>
-      <w:r>
-        <w:rPr>
-          <w:rFonts w:ascii="Times New Roman" w:hAnsi="Times New Roman" w:eastAsia="宋体"/>
-          <w:b w:val="0"/>
-          <w:sz w:val="21"/>
-        </w:rPr>
-        <w:t>2 相关技术介绍 .....................................................................................................</w:t>
-      </w:r>
-    </w:p>
-    <w:p>
-      <w:pPr>
-        <w:spacing w:lineRule="exact" w:line="400" w:before="0" w:after="0"/>
-        <w:ind w:left="425"/>
-        <w:jc w:val="both"/>
-      </w:pPr>
-      <w:r>
-        <w:rPr>
-          <w:rFonts w:ascii="Times New Roman" w:hAnsi="Times New Roman" w:eastAsia="宋体"/>
-          <w:b w:val="0"/>
-          <w:sz w:val="21"/>
-        </w:rPr>
-        <w:t>2.1 前端框架 Vue 3 与 Element Plus .........................................................................</w:t>
-      </w:r>
-    </w:p>
-    <w:p>
-      <w:pPr>
-        <w:spacing w:lineRule="exact" w:line="400" w:before="0" w:after="0"/>
-        <w:ind w:left="425"/>
-        <w:jc w:val="both"/>
-      </w:pPr>
-      <w:r>
-        <w:rPr>
-          <w:rFonts w:ascii="Times New Roman" w:hAnsi="Times New Roman" w:eastAsia="宋体"/>
-          <w:b w:val="0"/>
-          <w:sz w:val="21"/>
-        </w:rPr>
-        <w:t>2.2 跨平台框架 uni-app .....................................................................................</w:t>
-      </w:r>
-    </w:p>
-    <w:p>
-      <w:pPr>
-        <w:spacing w:lineRule="exact" w:line="400" w:before="0" w:after="0"/>
-        <w:ind w:left="425"/>
-        <w:jc w:val="both"/>
-      </w:pPr>
-      <w:r>
-        <w:rPr>
-          <w:rFonts w:ascii="Times New Roman" w:hAnsi="Times New Roman" w:eastAsia="宋体"/>
-          <w:b w:val="0"/>
-          <w:sz w:val="21"/>
-        </w:rPr>
-        <w:t>2.3 后端框架 Spring Boot 与 MyBatis-Plus .................................................................</w:t>
-      </w:r>
-    </w:p>
-    <w:p>
-      <w:pPr>
-        <w:spacing w:lineRule="exact" w:line="400" w:before="0" w:after="0"/>
-        <w:ind w:left="425"/>
-        <w:jc w:val="both"/>
-      </w:pPr>
-      <w:r>
-        <w:rPr>
-          <w:rFonts w:ascii="Times New Roman" w:hAnsi="Times New Roman" w:eastAsia="宋体"/>
-          <w:b w:val="0"/>
-          <w:sz w:val="21"/>
-        </w:rPr>
-        <w:t>2.4 数据库 MySQL 与版本化迁移 Flyway ...................................................................</w:t>
-      </w:r>
-    </w:p>
-    <w:p>
-      <w:pPr>
-        <w:spacing w:lineRule="exact" w:line="400" w:before="0" w:after="0"/>
-        <w:ind w:left="425"/>
-        <w:jc w:val="both"/>
-      </w:pPr>
-      <w:r>
-        <w:rPr>
-          <w:rFonts w:ascii="Times New Roman" w:hAnsi="Times New Roman" w:eastAsia="宋体"/>
-          <w:b w:val="0"/>
-          <w:sz w:val="21"/>
-        </w:rPr>
-        <w:t>2.5 认证与安全技术 JWT .....................................................................................</w:t>
-      </w:r>
-    </w:p>
-    <w:p>
-      <w:pPr>
-        <w:spacing w:lineRule="exact" w:line="400" w:before="0" w:after="0"/>
-        <w:ind w:left="425"/>
-        <w:jc w:val="both"/>
-      </w:pPr>
-      <w:r>
-        <w:rPr>
-          <w:rFonts w:ascii="Times New Roman" w:hAnsi="Times New Roman" w:eastAsia="宋体"/>
-          <w:b w:val="0"/>
-          <w:sz w:val="21"/>
-        </w:rPr>
-        <w:t>2.6 数据可视化与报表技术 .................................................................................</w:t>
-      </w:r>
-    </w:p>
-    <w:p>
-      <w:pPr>
-        <w:spacing w:lineRule="exact" w:line="400" w:before="0" w:after="0"/>
-        <w:ind w:left="425"/>
-        <w:jc w:val="both"/>
-      </w:pPr>
-      <w:r>
-        <w:rPr>
-          <w:rFonts w:ascii="Times New Roman" w:hAnsi="Times New Roman" w:eastAsia="宋体"/>
-          <w:b w:val="0"/>
-          <w:sz w:val="21"/>
-        </w:rPr>
-        <w:t>2.7 本章小结 .................................................................................................</w:t>
-      </w:r>
-    </w:p>
-    <w:p>
-      <w:pPr>
-        <w:spacing w:lineRule="exact" w:line="400" w:before="0" w:after="0"/>
-        <w:ind w:firstLine="420"/>
-        <w:jc w:val="both"/>
-      </w:pPr>
-      <w:r>
-        <w:rPr>
-          <w:rFonts w:ascii="Times New Roman" w:hAnsi="Times New Roman" w:eastAsia="宋体"/>
-          <w:b w:val="0"/>
-          <w:sz w:val="21"/>
-        </w:rPr>
-        <w:t>3 系统需求分析与总体设计 .........................................................................................</w:t>
-      </w:r>
-    </w:p>
-    <w:p>
-      <w:pPr>
-        <w:spacing w:lineRule="exact" w:line="400" w:before="0" w:after="0"/>
-        <w:ind w:left="425"/>
-        <w:jc w:val="both"/>
-      </w:pPr>
-      <w:r>
-        <w:rPr>
-          <w:rFonts w:ascii="Times New Roman" w:hAnsi="Times New Roman" w:eastAsia="宋体"/>
-          <w:b w:val="0"/>
-          <w:sz w:val="21"/>
-        </w:rPr>
-        <w:t>3.1 需求分析 .................................................................................................</w:t>
-      </w:r>
-    </w:p>
-    <w:p>
-      <w:pPr>
-        <w:spacing w:lineRule="exact" w:line="400" w:before="0" w:after="0"/>
-        <w:ind w:left="425"/>
-        <w:jc w:val="both"/>
-      </w:pPr>
-      <w:r>
-        <w:rPr>
-          <w:rFonts w:ascii="Times New Roman" w:hAnsi="Times New Roman" w:eastAsia="宋体"/>
-          <w:b w:val="0"/>
-          <w:sz w:val="21"/>
-        </w:rPr>
-        <w:t>3.1.1 功能需求 .............................................................................................</w:t>
-      </w:r>
-    </w:p>
-    <w:p>
-      <w:pPr>
-        <w:spacing w:lineRule="exact" w:line="400" w:before="0" w:after="0"/>
-        <w:ind w:left="425"/>
-        <w:jc w:val="both"/>
-      </w:pPr>
-      <w:r>
-        <w:rPr>
-          <w:rFonts w:ascii="Times New Roman" w:hAnsi="Times New Roman" w:eastAsia="宋体"/>
-          <w:b w:val="0"/>
-          <w:sz w:val="21"/>
-        </w:rPr>
-        <w:t>3.1.2 非功能需求 .........................................................................................</w:t>
-      </w:r>
-    </w:p>
-    <w:p>
-      <w:pPr>
-        <w:spacing w:lineRule="exact" w:line="400" w:before="0" w:after="0"/>
-        <w:ind w:left="425"/>
-        <w:jc w:val="both"/>
-      </w:pPr>
-      <w:r>
-        <w:rPr>
-          <w:rFonts w:ascii="Times New Roman" w:hAnsi="Times New Roman" w:eastAsia="宋体"/>
-          <w:b w:val="0"/>
-          <w:sz w:val="21"/>
-        </w:rPr>
-        <w:t>3.2 系统总体架构设计 .........................................................................................</w:t>
-      </w:r>
-    </w:p>
-    <w:p>
-      <w:pPr>
-        <w:spacing w:lineRule="exact" w:line="400" w:before="0" w:after="0"/>
-        <w:ind w:left="425"/>
-        <w:jc w:val="both"/>
-      </w:pPr>
-      <w:r>
-        <w:rPr>
-          <w:rFonts w:ascii="Times New Roman" w:hAnsi="Times New Roman" w:eastAsia="宋体"/>
-          <w:b w:val="0"/>
-          <w:sz w:val="21"/>
-        </w:rPr>
-        <w:t>3.3 功能模块划分 .............................................................................................</w:t>
-      </w:r>
-    </w:p>
-    <w:p>
-      <w:pPr>
-        <w:spacing w:lineRule="exact" w:line="400" w:before="0" w:after="0"/>
-        <w:ind w:left="425"/>
-        <w:jc w:val="both"/>
-      </w:pPr>
-      <w:r>
-        <w:rPr>
-          <w:rFonts w:ascii="Times New Roman" w:hAnsi="Times New Roman" w:eastAsia="宋体"/>
-          <w:b w:val="0"/>
-          <w:sz w:val="21"/>
-        </w:rPr>
-        <w:t>3.4 数据库设计 .................................................................................................</w:t>
-      </w:r>
-    </w:p>
-    <w:p>
-      <w:pPr>
-        <w:spacing w:lineRule="exact" w:line="400" w:before="0" w:after="0"/>
-        <w:ind w:left="425"/>
-        <w:jc w:val="both"/>
-      </w:pPr>
-      <w:r>
-        <w:rPr>
-          <w:rFonts w:ascii="Times New Roman" w:hAnsi="Times New Roman" w:eastAsia="宋体"/>
-          <w:b w:val="0"/>
-          <w:sz w:val="21"/>
-        </w:rPr>
-        <w:t>3.5 部署架构设计 .............................................................................................</w:t>
-      </w:r>
-    </w:p>
-    <w:p>
-      <w:pPr>
-        <w:spacing w:lineRule="exact" w:line="400" w:before="0" w:after="0"/>
-        <w:ind w:left="425"/>
-        <w:jc w:val="both"/>
-      </w:pPr>
-      <w:r>
-        <w:rPr>
-          <w:rFonts w:ascii="Times New Roman" w:hAnsi="Times New Roman" w:eastAsia="宋体"/>
-          <w:b w:val="0"/>
-          <w:sz w:val="21"/>
-        </w:rPr>
-        <w:t>3.6 本章小结 .................................................................................................</w:t>
-      </w:r>
-    </w:p>
-    <w:p>
-      <w:pPr>
-        <w:spacing w:lineRule="exact" w:line="400" w:before="0" w:after="0"/>
-        <w:ind w:firstLine="420"/>
-        <w:jc w:val="both"/>
-      </w:pPr>
-      <w:r>
-        <w:rPr>
-          <w:rFonts w:ascii="Times New Roman" w:hAnsi="Times New Roman" w:eastAsia="宋体"/>
-          <w:b w:val="0"/>
-          <w:sz w:val="21"/>
-        </w:rPr>
-        <w:t>4 系统详细设计与实现 .............................................................................................</w:t>
-      </w:r>
-    </w:p>
-    <w:p>
-      <w:pPr>
-        <w:spacing w:lineRule="exact" w:line="400" w:before="0" w:after="0"/>
-        <w:ind w:left="425"/>
-        <w:jc w:val="both"/>
-      </w:pPr>
-      <w:r>
-        <w:rPr>
-          <w:rFonts w:ascii="Times New Roman" w:hAnsi="Times New Roman" w:eastAsia="宋体"/>
-          <w:b w:val="0"/>
-          <w:sz w:val="21"/>
-        </w:rPr>
-        <w:t>4.1 招生报名与退费管理 .....................................................................................</w:t>
-      </w:r>
-    </w:p>
-    <w:p>
-      <w:pPr>
-        <w:spacing w:lineRule="exact" w:line="400" w:before="0" w:after="0"/>
-        <w:ind w:left="425"/>
-        <w:jc w:val="both"/>
-      </w:pPr>
-      <w:r>
-        <w:rPr>
-          <w:rFonts w:ascii="Times New Roman" w:hAnsi="Times New Roman" w:eastAsia="宋体"/>
-          <w:b w:val="0"/>
-          <w:sz w:val="21"/>
-        </w:rPr>
-        <w:t>4.2 排课与调课管理 .............................................................................................</w:t>
-      </w:r>
-    </w:p>
-    <w:p>
-      <w:pPr>
-        <w:spacing w:lineRule="exact" w:line="400" w:before="0" w:after="0"/>
-        <w:ind w:left="425"/>
-        <w:jc w:val="both"/>
-      </w:pPr>
-      <w:r>
-        <w:rPr>
-          <w:rFonts w:ascii="Times New Roman" w:hAnsi="Times New Roman" w:eastAsia="宋体"/>
-          <w:b w:val="0"/>
-          <w:sz w:val="21"/>
-        </w:rPr>
-        <w:t>4.3 考勤与课时管理 .............................................................................................</w:t>
-      </w:r>
-    </w:p>
-    <w:p>
-      <w:pPr>
-        <w:spacing w:lineRule="exact" w:line="400" w:before="0" w:after="0"/>
-        <w:ind w:left="425"/>
-        <w:jc w:val="both"/>
-      </w:pPr>
-      <w:r>
-        <w:rPr>
-          <w:rFonts w:ascii="Times New Roman" w:hAnsi="Times New Roman" w:eastAsia="宋体"/>
-          <w:b w:val="0"/>
-          <w:sz w:val="21"/>
-        </w:rPr>
-        <w:t>4.4 财务与薪资管理 .............................................................................................</w:t>
-      </w:r>
-    </w:p>
-    <w:p>
-      <w:pPr>
-        <w:spacing w:lineRule="exact" w:line="400" w:before="0" w:after="0"/>
-        <w:ind w:left="425"/>
-        <w:jc w:val="both"/>
-      </w:pPr>
-      <w:r>
-        <w:rPr>
-          <w:rFonts w:ascii="Times New Roman" w:hAnsi="Times New Roman" w:eastAsia="宋体"/>
-          <w:b w:val="0"/>
-          <w:sz w:val="21"/>
-        </w:rPr>
-        <w:t>4.5 学情与考级管理 .............................................................................................</w:t>
-      </w:r>
-    </w:p>
-    <w:p>
-      <w:pPr>
-        <w:spacing w:lineRule="exact" w:line="400" w:before="0" w:after="0"/>
-        <w:ind w:left="425"/>
-        <w:jc w:val="both"/>
-      </w:pPr>
-      <w:r>
-        <w:rPr>
-          <w:rFonts w:ascii="Times New Roman" w:hAnsi="Times New Roman" w:eastAsia="宋体"/>
-          <w:b w:val="0"/>
-          <w:sz w:val="21"/>
-        </w:rPr>
-        <w:t>4.6 运营看板与流失预警 .....................................................................................</w:t>
-      </w:r>
-    </w:p>
-    <w:p>
-      <w:pPr>
-        <w:spacing w:lineRule="exact" w:line="400" w:before="0" w:after="0"/>
-        <w:ind w:left="425"/>
-        <w:jc w:val="both"/>
-      </w:pPr>
-      <w:r>
-        <w:rPr>
-          <w:rFonts w:ascii="Times New Roman" w:hAnsi="Times New Roman" w:eastAsia="宋体"/>
-          <w:b w:val="0"/>
-          <w:sz w:val="21"/>
-        </w:rPr>
-        <w:t>4.7 移动端功能完善 .............................................................................................</w:t>
-      </w:r>
-    </w:p>
-    <w:p>
-      <w:pPr>
-        <w:spacing w:lineRule="exact" w:line="400" w:before="0" w:after="0"/>
-        <w:ind w:left="425"/>
-        <w:jc w:val="both"/>
-      </w:pPr>
-      <w:r>
-        <w:rPr>
-          <w:rFonts w:ascii="Times New Roman" w:hAnsi="Times New Roman" w:eastAsia="宋体"/>
-          <w:b w:val="0"/>
-          <w:sz w:val="21"/>
-        </w:rPr>
-        <w:t>4.8 本章小结 .................................................................................................</w:t>
-      </w:r>
-    </w:p>
-    <w:p>
-      <w:pPr>
-        <w:spacing w:lineRule="exact" w:line="400" w:before="0" w:after="0"/>
-        <w:ind w:firstLine="420"/>
-        <w:jc w:val="both"/>
-      </w:pPr>
-      <w:r>
-        <w:rPr>
-          <w:rFonts w:ascii="Times New Roman" w:hAnsi="Times New Roman" w:eastAsia="宋体"/>
-          <w:b w:val="0"/>
-          <w:sz w:val="21"/>
-        </w:rPr>
-        <w:t>5 系统测试 .............................................................................................................</w:t>
-      </w:r>
-    </w:p>
-    <w:p>
-      <w:pPr>
-        <w:spacing w:lineRule="exact" w:line="400" w:before="0" w:after="0"/>
-        <w:ind w:left="425"/>
-        <w:jc w:val="both"/>
-      </w:pPr>
-      <w:r>
-        <w:rPr>
-          <w:rFonts w:ascii="Times New Roman" w:hAnsi="Times New Roman" w:eastAsia="宋体"/>
-          <w:b w:val="0"/>
-          <w:sz w:val="21"/>
-        </w:rPr>
-        <w:t>5.1 测试环境与测试方法 .....................................................................................</w:t>
-      </w:r>
-    </w:p>
-    <w:p>
-      <w:pPr>
-        <w:spacing w:lineRule="exact" w:line="400" w:before="0" w:after="0"/>
-        <w:ind w:left="425"/>
-        <w:jc w:val="both"/>
-      </w:pPr>
-      <w:r>
-        <w:rPr>
-          <w:rFonts w:ascii="Times New Roman" w:hAnsi="Times New Roman" w:eastAsia="宋体"/>
-          <w:b w:val="0"/>
-          <w:sz w:val="21"/>
-        </w:rPr>
-        <w:t>5.2 系统功能测试 .............................................................................................</w:t>
-      </w:r>
-    </w:p>
-    <w:p>
-      <w:pPr>
-        <w:spacing w:lineRule="exact" w:line="400" w:before="0" w:after="0"/>
-        <w:ind w:left="425"/>
-        <w:jc w:val="both"/>
-      </w:pPr>
-      <w:r>
-        <w:rPr>
-          <w:rFonts w:ascii="Times New Roman" w:hAnsi="Times New Roman" w:eastAsia="宋体"/>
-          <w:b w:val="0"/>
-          <w:sz w:val="21"/>
-        </w:rPr>
-        <w:t>5.3 非功能性测试 .............................................................................................</w:t>
-      </w:r>
-    </w:p>
-    <w:p>
-      <w:pPr>
-        <w:spacing w:lineRule="exact" w:line="400" w:before="0" w:after="0"/>
-        <w:ind w:left="425"/>
-        <w:jc w:val="both"/>
-      </w:pPr>
-      <w:r>
-        <w:rPr>
-          <w:rFonts w:ascii="Times New Roman" w:hAnsi="Times New Roman" w:eastAsia="宋体"/>
-          <w:b w:val="0"/>
-          <w:sz w:val="21"/>
-        </w:rPr>
-        <w:t>5.4 测试结论 .................................................................................................</w:t>
-      </w:r>
-    </w:p>
-    <w:p>
-      <w:pPr>
-        <w:spacing w:lineRule="exact" w:line="400" w:before="0" w:after="0"/>
-        <w:ind w:left="425"/>
-        <w:jc w:val="both"/>
-      </w:pPr>
-      <w:r>
-        <w:rPr>
-          <w:rFonts w:ascii="Times New Roman" w:hAnsi="Times New Roman" w:eastAsia="宋体"/>
-          <w:b w:val="0"/>
-          <w:sz w:val="21"/>
-        </w:rPr>
-        <w:t>5.5 本章小结 .................................................................................................</w:t>
-      </w:r>
-    </w:p>
-    <w:p>
-      <w:pPr>
-        <w:spacing w:lineRule="exact" w:line="400" w:before="0" w:after="0"/>
-        <w:ind w:firstLine="420"/>
-        <w:jc w:val="both"/>
-      </w:pPr>
-      <w:r>
-        <w:rPr>
-          <w:rFonts w:ascii="Times New Roman" w:hAnsi="Times New Roman" w:eastAsia="宋体"/>
-          <w:b w:val="0"/>
-          <w:sz w:val="21"/>
-        </w:rPr>
-        <w:t>总 结 .................................................................................................................</w:t>
-      </w:r>
-    </w:p>
-    <w:p>
-      <w:pPr>
-        <w:spacing w:lineRule="exact" w:line="400" w:before="0" w:after="0"/>
-        <w:ind w:firstLine="420"/>
-        <w:jc w:val="both"/>
-      </w:pPr>
-      <w:r>
-        <w:rPr>
-          <w:rFonts w:ascii="Times New Roman" w:hAnsi="Times New Roman" w:eastAsia="宋体"/>
-          <w:b w:val="0"/>
-          <w:sz w:val="21"/>
-        </w:rPr>
-        <w:t>参考文献 .............................................................................................................</w:t>
-      </w:r>
-    </w:p>
-    <w:p>
-      <w:pPr>
-        <w:spacing w:lineRule="exact" w:line="400" w:before="0" w:after="0"/>
-        <w:ind w:firstLine="420"/>
-        <w:jc w:val="both"/>
-      </w:pPr>
-      <w:r>
-        <w:rPr>
-          <w:rFonts w:ascii="Times New Roman" w:hAnsi="Times New Roman" w:eastAsia="宋体"/>
-          <w:b w:val="0"/>
-          <w:sz w:val="21"/>
-        </w:rPr>
-        <w:t>附录A 软件使用说明书 .............................................................................................</w:t>
-      </w:r>
-    </w:p>
-    <w:p>
-      <w:pPr>
-        <w:spacing w:lineRule="exact" w:line="400" w:before="0" w:after="0"/>
-        <w:ind w:firstLine="420"/>
-        <w:jc w:val="both"/>
-      </w:pPr>
-      <w:r>
-        <w:rPr>
-          <w:rFonts w:ascii="Times New Roman" w:hAnsi="Times New Roman" w:eastAsia="宋体"/>
-          <w:b w:val="0"/>
-          <w:sz w:val="21"/>
-        </w:rPr>
-        <w:t>致 谢 .............................................................................................................</w:t>
+        <w:fldChar w:fldCharType="end"/>
       </w:r>
     </w:p>
     <w:p>
@@ -1109,14 +522,15 @@
         </w:tblBorders>
       </w:tblPr>
       <w:tblGrid>
-        <w:gridCol w:w="2835"/>
-        <w:gridCol w:w="2835"/>
-        <w:gridCol w:w="2835"/>
+        <w:gridCol w:w="2126"/>
+        <w:gridCol w:w="2126"/>
+        <w:gridCol w:w="2126"/>
+        <w:gridCol w:w="2126"/>
       </w:tblGrid>
       <w:tr>
         <w:tc>
           <w:tcPr>
-            <w:tcW w:type="dxa" w:w="2835"/>
+            <w:tcW w:type="dxa" w:w="2126"/>
             <w:tcBorders>
               <w:top w:val="single" w:sz="12" w:space="0" w:color="000000"/>
               <w:top w:val="single" w:sz="12" w:space="0" w:color="000000"/>
@@ -1141,7 +555,7 @@
         </w:tc>
         <w:tc>
           <w:tcPr>
-            <w:tcW w:type="dxa" w:w="2835"/>
+            <w:tcW w:type="dxa" w:w="2126"/>
             <w:tcBorders>
               <w:top w:val="single" w:sz="12" w:space="0" w:color="000000"/>
               <w:bottom w:val="single" w:sz="6" w:space="0" w:color="000000"/>
@@ -1165,7 +579,7 @@
         </w:tc>
         <w:tc>
           <w:tcPr>
-            <w:tcW w:type="dxa" w:w="2835"/>
+            <w:tcW w:type="dxa" w:w="2126"/>
             <w:tcBorders>
               <w:top w:val="single" w:sz="12" w:space="0" w:color="000000"/>
               <w:bottom w:val="single" w:sz="6" w:space="0" w:color="000000"/>
@@ -1187,11 +601,35 @@
             </w:r>
           </w:p>
         </w:tc>
+        <w:tc>
+          <w:tcPr>
+            <w:tcW w:type="dxa" w:w="2126"/>
+            <w:tcBorders>
+              <w:top w:val="single" w:sz="12" w:space="0" w:color="000000"/>
+              <w:bottom w:val="single" w:sz="6" w:space="0" w:color="000000"/>
+            </w:tcBorders>
+          </w:tcPr>
+          <w:p>
+            <w:pPr>
+              <w:spacing w:line="240" w:lineRule="auto" w:before="30" w:after="30"/>
+              <w:jc w:val="center"/>
+            </w:pPr>
+            <w:r/>
+            <w:r>
+              <w:rPr>
+                <w:rFonts w:ascii="Times New Roman" w:hAnsi="Times New Roman" w:eastAsia="宋体"/>
+                <w:b/>
+                <w:sz w:val="21"/>
+              </w:rPr>
+              <w:t>页码</w:t>
+            </w:r>
+          </w:p>
+        </w:tc>
       </w:tr>
       <w:tr>
         <w:tc>
           <w:tcPr>
-            <w:tcW w:type="dxa" w:w="2835"/>
+            <w:tcW w:type="dxa" w:w="2126"/>
           </w:tcPr>
           <w:p>
             <w:pPr>
@@ -1211,7 +649,7 @@
         </w:tc>
         <w:tc>
           <w:tcPr>
-            <w:tcW w:type="dxa" w:w="2835"/>
+            <w:tcW w:type="dxa" w:w="2126"/>
           </w:tcPr>
           <w:p>
             <w:pPr>
@@ -1231,7 +669,7 @@
         </w:tc>
         <w:tc>
           <w:tcPr>
-            <w:tcW w:type="dxa" w:w="2835"/>
+            <w:tcW w:type="dxa" w:w="2126"/>
           </w:tcPr>
           <w:p>
             <w:pPr>
@@ -1247,13 +685,25 @@
               </w:rPr>
               <w:t>第 3 章 §3.2</w:t>
             </w:r>
+          </w:p>
+        </w:tc>
+        <w:tc>
+          <w:tcPr>
+            <w:tcW w:type="dxa" w:w="2126"/>
+          </w:tcPr>
+          <w:p>
+            <w:pPr>
+              <w:spacing w:line="240" w:lineRule="auto" w:before="30" w:after="30"/>
+              <w:jc w:val="center"/>
+            </w:pPr>
+            <w:r/>
           </w:p>
         </w:tc>
       </w:tr>
       <w:tr>
         <w:tc>
           <w:tcPr>
-            <w:tcW w:type="dxa" w:w="2835"/>
+            <w:tcW w:type="dxa" w:w="2126"/>
           </w:tcPr>
           <w:p>
             <w:pPr>
@@ -1273,7 +723,7 @@
         </w:tc>
         <w:tc>
           <w:tcPr>
-            <w:tcW w:type="dxa" w:w="2835"/>
+            <w:tcW w:type="dxa" w:w="2126"/>
           </w:tcPr>
           <w:p>
             <w:pPr>
@@ -1293,7 +743,7 @@
         </w:tc>
         <w:tc>
           <w:tcPr>
-            <w:tcW w:type="dxa" w:w="2835"/>
+            <w:tcW w:type="dxa" w:w="2126"/>
           </w:tcPr>
           <w:p>
             <w:pPr>
@@ -1309,13 +759,25 @@
               </w:rPr>
               <w:t>第 3 章 §3.3</w:t>
             </w:r>
+          </w:p>
+        </w:tc>
+        <w:tc>
+          <w:tcPr>
+            <w:tcW w:type="dxa" w:w="2126"/>
+          </w:tcPr>
+          <w:p>
+            <w:pPr>
+              <w:spacing w:line="240" w:lineRule="auto" w:before="30" w:after="30"/>
+              <w:jc w:val="center"/>
+            </w:pPr>
+            <w:r/>
           </w:p>
         </w:tc>
       </w:tr>
       <w:tr>
         <w:tc>
           <w:tcPr>
-            <w:tcW w:type="dxa" w:w="2835"/>
+            <w:tcW w:type="dxa" w:w="2126"/>
           </w:tcPr>
           <w:p>
             <w:pPr>
@@ -1335,7 +797,7 @@
         </w:tc>
         <w:tc>
           <w:tcPr>
-            <w:tcW w:type="dxa" w:w="2835"/>
+            <w:tcW w:type="dxa" w:w="2126"/>
           </w:tcPr>
           <w:p>
             <w:pPr>
@@ -1355,7 +817,7 @@
         </w:tc>
         <w:tc>
           <w:tcPr>
-            <w:tcW w:type="dxa" w:w="2835"/>
+            <w:tcW w:type="dxa" w:w="2126"/>
           </w:tcPr>
           <w:p>
             <w:pPr>
@@ -1371,13 +833,25 @@
               </w:rPr>
               <w:t>第 3 章 §3.3</w:t>
             </w:r>
+          </w:p>
+        </w:tc>
+        <w:tc>
+          <w:tcPr>
+            <w:tcW w:type="dxa" w:w="2126"/>
+          </w:tcPr>
+          <w:p>
+            <w:pPr>
+              <w:spacing w:line="240" w:lineRule="auto" w:before="30" w:after="30"/>
+              <w:jc w:val="center"/>
+            </w:pPr>
+            <w:r/>
           </w:p>
         </w:tc>
       </w:tr>
       <w:tr>
         <w:tc>
           <w:tcPr>
-            <w:tcW w:type="dxa" w:w="2835"/>
+            <w:tcW w:type="dxa" w:w="2126"/>
           </w:tcPr>
           <w:p>
             <w:pPr>
@@ -1397,7 +871,7 @@
         </w:tc>
         <w:tc>
           <w:tcPr>
-            <w:tcW w:type="dxa" w:w="2835"/>
+            <w:tcW w:type="dxa" w:w="2126"/>
           </w:tcPr>
           <w:p>
             <w:pPr>
@@ -1417,7 +891,7 @@
         </w:tc>
         <w:tc>
           <w:tcPr>
-            <w:tcW w:type="dxa" w:w="2835"/>
+            <w:tcW w:type="dxa" w:w="2126"/>
           </w:tcPr>
           <w:p>
             <w:pPr>
@@ -1433,13 +907,25 @@
               </w:rPr>
               <w:t>第 3 章 §3.3</w:t>
             </w:r>
+          </w:p>
+        </w:tc>
+        <w:tc>
+          <w:tcPr>
+            <w:tcW w:type="dxa" w:w="2126"/>
+          </w:tcPr>
+          <w:p>
+            <w:pPr>
+              <w:spacing w:line="240" w:lineRule="auto" w:before="30" w:after="30"/>
+              <w:jc w:val="center"/>
+            </w:pPr>
+            <w:r/>
           </w:p>
         </w:tc>
       </w:tr>
       <w:tr>
         <w:tc>
           <w:tcPr>
-            <w:tcW w:type="dxa" w:w="2835"/>
+            <w:tcW w:type="dxa" w:w="2126"/>
           </w:tcPr>
           <w:p>
             <w:pPr>
@@ -1459,7 +945,7 @@
         </w:tc>
         <w:tc>
           <w:tcPr>
-            <w:tcW w:type="dxa" w:w="2835"/>
+            <w:tcW w:type="dxa" w:w="2126"/>
           </w:tcPr>
           <w:p>
             <w:pPr>
@@ -1479,7 +965,7 @@
         </w:tc>
         <w:tc>
           <w:tcPr>
-            <w:tcW w:type="dxa" w:w="2835"/>
+            <w:tcW w:type="dxa" w:w="2126"/>
           </w:tcPr>
           <w:p>
             <w:pPr>
@@ -1495,13 +981,25 @@
               </w:rPr>
               <w:t>第 3 章 §3.3</w:t>
             </w:r>
+          </w:p>
+        </w:tc>
+        <w:tc>
+          <w:tcPr>
+            <w:tcW w:type="dxa" w:w="2126"/>
+          </w:tcPr>
+          <w:p>
+            <w:pPr>
+              <w:spacing w:line="240" w:lineRule="auto" w:before="30" w:after="30"/>
+              <w:jc w:val="center"/>
+            </w:pPr>
+            <w:r/>
           </w:p>
         </w:tc>
       </w:tr>
       <w:tr>
         <w:tc>
           <w:tcPr>
-            <w:tcW w:type="dxa" w:w="2835"/>
+            <w:tcW w:type="dxa" w:w="2126"/>
           </w:tcPr>
           <w:p>
             <w:pPr>
@@ -1521,7 +1019,7 @@
         </w:tc>
         <w:tc>
           <w:tcPr>
-            <w:tcW w:type="dxa" w:w="2835"/>
+            <w:tcW w:type="dxa" w:w="2126"/>
           </w:tcPr>
           <w:p>
             <w:pPr>
@@ -1541,7 +1039,7 @@
         </w:tc>
         <w:tc>
           <w:tcPr>
-            <w:tcW w:type="dxa" w:w="2835"/>
+            <w:tcW w:type="dxa" w:w="2126"/>
           </w:tcPr>
           <w:p>
             <w:pPr>
@@ -1557,13 +1055,25 @@
               </w:rPr>
               <w:t>第 3 章 §3.3</w:t>
             </w:r>
+          </w:p>
+        </w:tc>
+        <w:tc>
+          <w:tcPr>
+            <w:tcW w:type="dxa" w:w="2126"/>
+          </w:tcPr>
+          <w:p>
+            <w:pPr>
+              <w:spacing w:line="240" w:lineRule="auto" w:before="30" w:after="30"/>
+              <w:jc w:val="center"/>
+            </w:pPr>
+            <w:r/>
           </w:p>
         </w:tc>
       </w:tr>
       <w:tr>
         <w:tc>
           <w:tcPr>
-            <w:tcW w:type="dxa" w:w="2835"/>
+            <w:tcW w:type="dxa" w:w="2126"/>
           </w:tcPr>
           <w:p>
             <w:pPr>
@@ -1583,7 +1093,7 @@
         </w:tc>
         <w:tc>
           <w:tcPr>
-            <w:tcW w:type="dxa" w:w="2835"/>
+            <w:tcW w:type="dxa" w:w="2126"/>
           </w:tcPr>
           <w:p>
             <w:pPr>
@@ -1603,7 +1113,7 @@
         </w:tc>
         <w:tc>
           <w:tcPr>
-            <w:tcW w:type="dxa" w:w="2835"/>
+            <w:tcW w:type="dxa" w:w="2126"/>
           </w:tcPr>
           <w:p>
             <w:pPr>
@@ -1619,13 +1129,25 @@
               </w:rPr>
               <w:t>第 3 章 §3.3</w:t>
             </w:r>
+          </w:p>
+        </w:tc>
+        <w:tc>
+          <w:tcPr>
+            <w:tcW w:type="dxa" w:w="2126"/>
+          </w:tcPr>
+          <w:p>
+            <w:pPr>
+              <w:spacing w:line="240" w:lineRule="auto" w:before="30" w:after="30"/>
+              <w:jc w:val="center"/>
+            </w:pPr>
+            <w:r/>
           </w:p>
         </w:tc>
       </w:tr>
       <w:tr>
         <w:tc>
           <w:tcPr>
-            <w:tcW w:type="dxa" w:w="2835"/>
+            <w:tcW w:type="dxa" w:w="2126"/>
           </w:tcPr>
           <w:p>
             <w:pPr>
@@ -1645,7 +1167,7 @@
         </w:tc>
         <w:tc>
           <w:tcPr>
-            <w:tcW w:type="dxa" w:w="2835"/>
+            <w:tcW w:type="dxa" w:w="2126"/>
           </w:tcPr>
           <w:p>
             <w:pPr>
@@ -1665,7 +1187,7 @@
         </w:tc>
         <w:tc>
           <w:tcPr>
-            <w:tcW w:type="dxa" w:w="2835"/>
+            <w:tcW w:type="dxa" w:w="2126"/>
           </w:tcPr>
           <w:p>
             <w:pPr>
@@ -1681,13 +1203,25 @@
               </w:rPr>
               <w:t>第 3 章 §3.4</w:t>
             </w:r>
+          </w:p>
+        </w:tc>
+        <w:tc>
+          <w:tcPr>
+            <w:tcW w:type="dxa" w:w="2126"/>
+          </w:tcPr>
+          <w:p>
+            <w:pPr>
+              <w:spacing w:line="240" w:lineRule="auto" w:before="30" w:after="30"/>
+              <w:jc w:val="center"/>
+            </w:pPr>
+            <w:r/>
           </w:p>
         </w:tc>
       </w:tr>
       <w:tr>
         <w:tc>
           <w:tcPr>
-            <w:tcW w:type="dxa" w:w="2835"/>
+            <w:tcW w:type="dxa" w:w="2126"/>
           </w:tcPr>
           <w:p>
             <w:pPr>
@@ -1707,7 +1241,7 @@
         </w:tc>
         <w:tc>
           <w:tcPr>
-            <w:tcW w:type="dxa" w:w="2835"/>
+            <w:tcW w:type="dxa" w:w="2126"/>
           </w:tcPr>
           <w:p>
             <w:pPr>
@@ -1727,7 +1261,7 @@
         </w:tc>
         <w:tc>
           <w:tcPr>
-            <w:tcW w:type="dxa" w:w="2835"/>
+            <w:tcW w:type="dxa" w:w="2126"/>
           </w:tcPr>
           <w:p>
             <w:pPr>
@@ -1743,13 +1277,25 @@
               </w:rPr>
               <w:t>第 3 章 §3.5</w:t>
             </w:r>
+          </w:p>
+        </w:tc>
+        <w:tc>
+          <w:tcPr>
+            <w:tcW w:type="dxa" w:w="2126"/>
+          </w:tcPr>
+          <w:p>
+            <w:pPr>
+              <w:spacing w:line="240" w:lineRule="auto" w:before="30" w:after="30"/>
+              <w:jc w:val="center"/>
+            </w:pPr>
+            <w:r/>
           </w:p>
         </w:tc>
       </w:tr>
       <w:tr>
         <w:tc>
           <w:tcPr>
-            <w:tcW w:type="dxa" w:w="2835"/>
+            <w:tcW w:type="dxa" w:w="2126"/>
           </w:tcPr>
           <w:p>
             <w:pPr>
@@ -1769,7 +1315,7 @@
         </w:tc>
         <w:tc>
           <w:tcPr>
-            <w:tcW w:type="dxa" w:w="2835"/>
+            <w:tcW w:type="dxa" w:w="2126"/>
           </w:tcPr>
           <w:p>
             <w:pPr>
@@ -1789,7 +1335,7 @@
         </w:tc>
         <w:tc>
           <w:tcPr>
-            <w:tcW w:type="dxa" w:w="2835"/>
+            <w:tcW w:type="dxa" w:w="2126"/>
           </w:tcPr>
           <w:p>
             <w:pPr>
@@ -1805,13 +1351,25 @@
               </w:rPr>
               <w:t>第 4 章 §4.1</w:t>
             </w:r>
+          </w:p>
+        </w:tc>
+        <w:tc>
+          <w:tcPr>
+            <w:tcW w:type="dxa" w:w="2126"/>
+          </w:tcPr>
+          <w:p>
+            <w:pPr>
+              <w:spacing w:line="240" w:lineRule="auto" w:before="30" w:after="30"/>
+              <w:jc w:val="center"/>
+            </w:pPr>
+            <w:r/>
           </w:p>
         </w:tc>
       </w:tr>
       <w:tr>
         <w:tc>
           <w:tcPr>
-            <w:tcW w:type="dxa" w:w="2835"/>
+            <w:tcW w:type="dxa" w:w="2126"/>
           </w:tcPr>
           <w:p>
             <w:pPr>
@@ -1831,7 +1389,7 @@
         </w:tc>
         <w:tc>
           <w:tcPr>
-            <w:tcW w:type="dxa" w:w="2835"/>
+            <w:tcW w:type="dxa" w:w="2126"/>
           </w:tcPr>
           <w:p>
             <w:pPr>
@@ -1851,7 +1409,7 @@
         </w:tc>
         <w:tc>
           <w:tcPr>
-            <w:tcW w:type="dxa" w:w="2835"/>
+            <w:tcW w:type="dxa" w:w="2126"/>
           </w:tcPr>
           <w:p>
             <w:pPr>
@@ -1867,13 +1425,25 @@
               </w:rPr>
               <w:t>第 4 章 §4.1</w:t>
             </w:r>
+          </w:p>
+        </w:tc>
+        <w:tc>
+          <w:tcPr>
+            <w:tcW w:type="dxa" w:w="2126"/>
+          </w:tcPr>
+          <w:p>
+            <w:pPr>
+              <w:spacing w:line="240" w:lineRule="auto" w:before="30" w:after="30"/>
+              <w:jc w:val="center"/>
+            </w:pPr>
+            <w:r/>
           </w:p>
         </w:tc>
       </w:tr>
       <w:tr>
         <w:tc>
           <w:tcPr>
-            <w:tcW w:type="dxa" w:w="2835"/>
+            <w:tcW w:type="dxa" w:w="2126"/>
           </w:tcPr>
           <w:p>
             <w:pPr>
@@ -1893,7 +1463,7 @@
         </w:tc>
         <w:tc>
           <w:tcPr>
-            <w:tcW w:type="dxa" w:w="2835"/>
+            <w:tcW w:type="dxa" w:w="2126"/>
           </w:tcPr>
           <w:p>
             <w:pPr>
@@ -1913,7 +1483,7 @@
         </w:tc>
         <w:tc>
           <w:tcPr>
-            <w:tcW w:type="dxa" w:w="2835"/>
+            <w:tcW w:type="dxa" w:w="2126"/>
           </w:tcPr>
           <w:p>
             <w:pPr>
@@ -1929,13 +1499,25 @@
               </w:rPr>
               <w:t>第 4 章 §4.1</w:t>
             </w:r>
+          </w:p>
+        </w:tc>
+        <w:tc>
+          <w:tcPr>
+            <w:tcW w:type="dxa" w:w="2126"/>
+          </w:tcPr>
+          <w:p>
+            <w:pPr>
+              <w:spacing w:line="240" w:lineRule="auto" w:before="30" w:after="30"/>
+              <w:jc w:val="center"/>
+            </w:pPr>
+            <w:r/>
           </w:p>
         </w:tc>
       </w:tr>
       <w:tr>
         <w:tc>
           <w:tcPr>
-            <w:tcW w:type="dxa" w:w="2835"/>
+            <w:tcW w:type="dxa" w:w="2126"/>
           </w:tcPr>
           <w:p>
             <w:pPr>
@@ -1955,7 +1537,7 @@
         </w:tc>
         <w:tc>
           <w:tcPr>
-            <w:tcW w:type="dxa" w:w="2835"/>
+            <w:tcW w:type="dxa" w:w="2126"/>
           </w:tcPr>
           <w:p>
             <w:pPr>
@@ -1975,7 +1557,7 @@
         </w:tc>
         <w:tc>
           <w:tcPr>
-            <w:tcW w:type="dxa" w:w="2835"/>
+            <w:tcW w:type="dxa" w:w="2126"/>
           </w:tcPr>
           <w:p>
             <w:pPr>
@@ -1991,13 +1573,25 @@
               </w:rPr>
               <w:t>第 4 章 §4.2</w:t>
             </w:r>
+          </w:p>
+        </w:tc>
+        <w:tc>
+          <w:tcPr>
+            <w:tcW w:type="dxa" w:w="2126"/>
+          </w:tcPr>
+          <w:p>
+            <w:pPr>
+              <w:spacing w:line="240" w:lineRule="auto" w:before="30" w:after="30"/>
+              <w:jc w:val="center"/>
+            </w:pPr>
+            <w:r/>
           </w:p>
         </w:tc>
       </w:tr>
       <w:tr>
         <w:tc>
           <w:tcPr>
-            <w:tcW w:type="dxa" w:w="2835"/>
+            <w:tcW w:type="dxa" w:w="2126"/>
           </w:tcPr>
           <w:p>
             <w:pPr>
@@ -2017,7 +1611,7 @@
         </w:tc>
         <w:tc>
           <w:tcPr>
-            <w:tcW w:type="dxa" w:w="2835"/>
+            <w:tcW w:type="dxa" w:w="2126"/>
           </w:tcPr>
           <w:p>
             <w:pPr>
@@ -2037,7 +1631,7 @@
         </w:tc>
         <w:tc>
           <w:tcPr>
-            <w:tcW w:type="dxa" w:w="2835"/>
+            <w:tcW w:type="dxa" w:w="2126"/>
           </w:tcPr>
           <w:p>
             <w:pPr>
@@ -2053,13 +1647,25 @@
               </w:rPr>
               <w:t>第 4 章 §4.2</w:t>
             </w:r>
+          </w:p>
+        </w:tc>
+        <w:tc>
+          <w:tcPr>
+            <w:tcW w:type="dxa" w:w="2126"/>
+          </w:tcPr>
+          <w:p>
+            <w:pPr>
+              <w:spacing w:line="240" w:lineRule="auto" w:before="30" w:after="30"/>
+              <w:jc w:val="center"/>
+            </w:pPr>
+            <w:r/>
           </w:p>
         </w:tc>
       </w:tr>
       <w:tr>
         <w:tc>
           <w:tcPr>
-            <w:tcW w:type="dxa" w:w="2835"/>
+            <w:tcW w:type="dxa" w:w="2126"/>
           </w:tcPr>
           <w:p>
             <w:pPr>
@@ -2079,7 +1685,7 @@
         </w:tc>
         <w:tc>
           <w:tcPr>
-            <w:tcW w:type="dxa" w:w="2835"/>
+            <w:tcW w:type="dxa" w:w="2126"/>
           </w:tcPr>
           <w:p>
             <w:pPr>
@@ -2099,7 +1705,7 @@
         </w:tc>
         <w:tc>
           <w:tcPr>
-            <w:tcW w:type="dxa" w:w="2835"/>
+            <w:tcW w:type="dxa" w:w="2126"/>
           </w:tcPr>
           <w:p>
             <w:pPr>
@@ -2115,13 +1721,25 @@
               </w:rPr>
               <w:t>第 4 章 §4.3</w:t>
             </w:r>
+          </w:p>
+        </w:tc>
+        <w:tc>
+          <w:tcPr>
+            <w:tcW w:type="dxa" w:w="2126"/>
+          </w:tcPr>
+          <w:p>
+            <w:pPr>
+              <w:spacing w:line="240" w:lineRule="auto" w:before="30" w:after="30"/>
+              <w:jc w:val="center"/>
+            </w:pPr>
+            <w:r/>
           </w:p>
         </w:tc>
       </w:tr>
       <w:tr>
         <w:tc>
           <w:tcPr>
-            <w:tcW w:type="dxa" w:w="2835"/>
+            <w:tcW w:type="dxa" w:w="2126"/>
           </w:tcPr>
           <w:p>
             <w:pPr>
@@ -2141,7 +1759,7 @@
         </w:tc>
         <w:tc>
           <w:tcPr>
-            <w:tcW w:type="dxa" w:w="2835"/>
+            <w:tcW w:type="dxa" w:w="2126"/>
           </w:tcPr>
           <w:p>
             <w:pPr>
@@ -2161,7 +1779,7 @@
         </w:tc>
         <w:tc>
           <w:tcPr>
-            <w:tcW w:type="dxa" w:w="2835"/>
+            <w:tcW w:type="dxa" w:w="2126"/>
           </w:tcPr>
           <w:p>
             <w:pPr>
@@ -2177,13 +1795,25 @@
               </w:rPr>
               <w:t>第 4 章 §4.3</w:t>
             </w:r>
+          </w:p>
+        </w:tc>
+        <w:tc>
+          <w:tcPr>
+            <w:tcW w:type="dxa" w:w="2126"/>
+          </w:tcPr>
+          <w:p>
+            <w:pPr>
+              <w:spacing w:line="240" w:lineRule="auto" w:before="30" w:after="30"/>
+              <w:jc w:val="center"/>
+            </w:pPr>
+            <w:r/>
           </w:p>
         </w:tc>
       </w:tr>
       <w:tr>
         <w:tc>
           <w:tcPr>
-            <w:tcW w:type="dxa" w:w="2835"/>
+            <w:tcW w:type="dxa" w:w="2126"/>
           </w:tcPr>
           <w:p>
             <w:pPr>
@@ -2203,7 +1833,7 @@
         </w:tc>
         <w:tc>
           <w:tcPr>
-            <w:tcW w:type="dxa" w:w="2835"/>
+            <w:tcW w:type="dxa" w:w="2126"/>
           </w:tcPr>
           <w:p>
             <w:pPr>
@@ -2223,7 +1853,7 @@
         </w:tc>
         <w:tc>
           <w:tcPr>
-            <w:tcW w:type="dxa" w:w="2835"/>
+            <w:tcW w:type="dxa" w:w="2126"/>
           </w:tcPr>
           <w:p>
             <w:pPr>
@@ -2239,13 +1869,25 @@
               </w:rPr>
               <w:t>第 4 章 §4.3</w:t>
             </w:r>
+          </w:p>
+        </w:tc>
+        <w:tc>
+          <w:tcPr>
+            <w:tcW w:type="dxa" w:w="2126"/>
+          </w:tcPr>
+          <w:p>
+            <w:pPr>
+              <w:spacing w:line="240" w:lineRule="auto" w:before="30" w:after="30"/>
+              <w:jc w:val="center"/>
+            </w:pPr>
+            <w:r/>
           </w:p>
         </w:tc>
       </w:tr>
       <w:tr>
         <w:tc>
           <w:tcPr>
-            <w:tcW w:type="dxa" w:w="2835"/>
+            <w:tcW w:type="dxa" w:w="2126"/>
           </w:tcPr>
           <w:p>
             <w:pPr>
@@ -2265,7 +1907,7 @@
         </w:tc>
         <w:tc>
           <w:tcPr>
-            <w:tcW w:type="dxa" w:w="2835"/>
+            <w:tcW w:type="dxa" w:w="2126"/>
           </w:tcPr>
           <w:p>
             <w:pPr>
@@ -2285,7 +1927,7 @@
         </w:tc>
         <w:tc>
           <w:tcPr>
-            <w:tcW w:type="dxa" w:w="2835"/>
+            <w:tcW w:type="dxa" w:w="2126"/>
           </w:tcPr>
           <w:p>
             <w:pPr>
@@ -2301,13 +1943,25 @@
               </w:rPr>
               <w:t>第 4 章 §4.3</w:t>
             </w:r>
+          </w:p>
+        </w:tc>
+        <w:tc>
+          <w:tcPr>
+            <w:tcW w:type="dxa" w:w="2126"/>
+          </w:tcPr>
+          <w:p>
+            <w:pPr>
+              <w:spacing w:line="240" w:lineRule="auto" w:before="30" w:after="30"/>
+              <w:jc w:val="center"/>
+            </w:pPr>
+            <w:r/>
           </w:p>
         </w:tc>
       </w:tr>
       <w:tr>
         <w:tc>
           <w:tcPr>
-            <w:tcW w:type="dxa" w:w="2835"/>
+            <w:tcW w:type="dxa" w:w="2126"/>
           </w:tcPr>
           <w:p>
             <w:pPr>
@@ -2327,7 +1981,7 @@
         </w:tc>
         <w:tc>
           <w:tcPr>
-            <w:tcW w:type="dxa" w:w="2835"/>
+            <w:tcW w:type="dxa" w:w="2126"/>
           </w:tcPr>
           <w:p>
             <w:pPr>
@@ -2347,7 +2001,7 @@
         </w:tc>
         <w:tc>
           <w:tcPr>
-            <w:tcW w:type="dxa" w:w="2835"/>
+            <w:tcW w:type="dxa" w:w="2126"/>
           </w:tcPr>
           <w:p>
             <w:pPr>
@@ -2363,13 +2017,25 @@
               </w:rPr>
               <w:t>第 4 章 §4.4</w:t>
             </w:r>
+          </w:p>
+        </w:tc>
+        <w:tc>
+          <w:tcPr>
+            <w:tcW w:type="dxa" w:w="2126"/>
+          </w:tcPr>
+          <w:p>
+            <w:pPr>
+              <w:spacing w:line="240" w:lineRule="auto" w:before="30" w:after="30"/>
+              <w:jc w:val="center"/>
+            </w:pPr>
+            <w:r/>
           </w:p>
         </w:tc>
       </w:tr>
       <w:tr>
         <w:tc>
           <w:tcPr>
-            <w:tcW w:type="dxa" w:w="2835"/>
+            <w:tcW w:type="dxa" w:w="2126"/>
           </w:tcPr>
           <w:p>
             <w:pPr>
@@ -2389,7 +2055,7 @@
         </w:tc>
         <w:tc>
           <w:tcPr>
-            <w:tcW w:type="dxa" w:w="2835"/>
+            <w:tcW w:type="dxa" w:w="2126"/>
           </w:tcPr>
           <w:p>
             <w:pPr>
@@ -2409,7 +2075,7 @@
         </w:tc>
         <w:tc>
           <w:tcPr>
-            <w:tcW w:type="dxa" w:w="2835"/>
+            <w:tcW w:type="dxa" w:w="2126"/>
           </w:tcPr>
           <w:p>
             <w:pPr>
@@ -2425,13 +2091,25 @@
               </w:rPr>
               <w:t>第 4 章 §4.4</w:t>
             </w:r>
+          </w:p>
+        </w:tc>
+        <w:tc>
+          <w:tcPr>
+            <w:tcW w:type="dxa" w:w="2126"/>
+          </w:tcPr>
+          <w:p>
+            <w:pPr>
+              <w:spacing w:line="240" w:lineRule="auto" w:before="30" w:after="30"/>
+              <w:jc w:val="center"/>
+            </w:pPr>
+            <w:r/>
           </w:p>
         </w:tc>
       </w:tr>
       <w:tr>
         <w:tc>
           <w:tcPr>
-            <w:tcW w:type="dxa" w:w="2835"/>
+            <w:tcW w:type="dxa" w:w="2126"/>
           </w:tcPr>
           <w:p>
             <w:pPr>
@@ -2451,7 +2129,7 @@
         </w:tc>
         <w:tc>
           <w:tcPr>
-            <w:tcW w:type="dxa" w:w="2835"/>
+            <w:tcW w:type="dxa" w:w="2126"/>
           </w:tcPr>
           <w:p>
             <w:pPr>
@@ -2471,7 +2149,7 @@
         </w:tc>
         <w:tc>
           <w:tcPr>
-            <w:tcW w:type="dxa" w:w="2835"/>
+            <w:tcW w:type="dxa" w:w="2126"/>
           </w:tcPr>
           <w:p>
             <w:pPr>
@@ -2487,13 +2165,25 @@
               </w:rPr>
               <w:t>第 4 章 §4.5</w:t>
             </w:r>
+          </w:p>
+        </w:tc>
+        <w:tc>
+          <w:tcPr>
+            <w:tcW w:type="dxa" w:w="2126"/>
+          </w:tcPr>
+          <w:p>
+            <w:pPr>
+              <w:spacing w:line="240" w:lineRule="auto" w:before="30" w:after="30"/>
+              <w:jc w:val="center"/>
+            </w:pPr>
+            <w:r/>
           </w:p>
         </w:tc>
       </w:tr>
       <w:tr>
         <w:tc>
           <w:tcPr>
-            <w:tcW w:type="dxa" w:w="2835"/>
+            <w:tcW w:type="dxa" w:w="2126"/>
           </w:tcPr>
           <w:p>
             <w:pPr>
@@ -2513,7 +2203,7 @@
         </w:tc>
         <w:tc>
           <w:tcPr>
-            <w:tcW w:type="dxa" w:w="2835"/>
+            <w:tcW w:type="dxa" w:w="2126"/>
           </w:tcPr>
           <w:p>
             <w:pPr>
@@ -2533,7 +2223,7 @@
         </w:tc>
         <w:tc>
           <w:tcPr>
-            <w:tcW w:type="dxa" w:w="2835"/>
+            <w:tcW w:type="dxa" w:w="2126"/>
           </w:tcPr>
           <w:p>
             <w:pPr>
@@ -2549,13 +2239,25 @@
               </w:rPr>
               <w:t>第 4 章 §4.6</w:t>
             </w:r>
+          </w:p>
+        </w:tc>
+        <w:tc>
+          <w:tcPr>
+            <w:tcW w:type="dxa" w:w="2126"/>
+          </w:tcPr>
+          <w:p>
+            <w:pPr>
+              <w:spacing w:line="240" w:lineRule="auto" w:before="30" w:after="30"/>
+              <w:jc w:val="center"/>
+            </w:pPr>
+            <w:r/>
           </w:p>
         </w:tc>
       </w:tr>
       <w:tr>
         <w:tc>
           <w:tcPr>
-            <w:tcW w:type="dxa" w:w="2835"/>
+            <w:tcW w:type="dxa" w:w="2126"/>
           </w:tcPr>
           <w:p>
             <w:pPr>
@@ -2575,7 +2277,7 @@
         </w:tc>
         <w:tc>
           <w:tcPr>
-            <w:tcW w:type="dxa" w:w="2835"/>
+            <w:tcW w:type="dxa" w:w="2126"/>
           </w:tcPr>
           <w:p>
             <w:pPr>
@@ -2595,7 +2297,7 @@
         </w:tc>
         <w:tc>
           <w:tcPr>
-            <w:tcW w:type="dxa" w:w="2835"/>
+            <w:tcW w:type="dxa" w:w="2126"/>
           </w:tcPr>
           <w:p>
             <w:pPr>
@@ -2611,13 +2313,25 @@
               </w:rPr>
               <w:t>第 4 章 §4.6</w:t>
             </w:r>
+          </w:p>
+        </w:tc>
+        <w:tc>
+          <w:tcPr>
+            <w:tcW w:type="dxa" w:w="2126"/>
+          </w:tcPr>
+          <w:p>
+            <w:pPr>
+              <w:spacing w:line="240" w:lineRule="auto" w:before="30" w:after="30"/>
+              <w:jc w:val="center"/>
+            </w:pPr>
+            <w:r/>
           </w:p>
         </w:tc>
       </w:tr>
       <w:tr>
         <w:tc>
           <w:tcPr>
-            <w:tcW w:type="dxa" w:w="2835"/>
+            <w:tcW w:type="dxa" w:w="2126"/>
             <w:tcBorders>
               <w:bottom w:val="single" w:sz="12" w:space="0" w:color="000000"/>
             </w:tcBorders>
@@ -2640,7 +2354,7 @@
         </w:tc>
         <w:tc>
           <w:tcPr>
-            <w:tcW w:type="dxa" w:w="2835"/>
+            <w:tcW w:type="dxa" w:w="2126"/>
             <w:tcBorders>
               <w:bottom w:val="single" w:sz="12" w:space="0" w:color="000000"/>
             </w:tcBorders>
@@ -2663,7 +2377,7 @@
         </w:tc>
         <w:tc>
           <w:tcPr>
-            <w:tcW w:type="dxa" w:w="2835"/>
+            <w:tcW w:type="dxa" w:w="2126"/>
             <w:tcBorders>
               <w:bottom w:val="single" w:sz="12" w:space="0" w:color="000000"/>
             </w:tcBorders>
@@ -2682,6 +2396,21 @@
               </w:rPr>
               <w:t>第 4 章 §4.6</w:t>
             </w:r>
+          </w:p>
+        </w:tc>
+        <w:tc>
+          <w:tcPr>
+            <w:tcW w:type="dxa" w:w="2126"/>
+            <w:tcBorders>
+              <w:bottom w:val="single" w:sz="12" w:space="0" w:color="000000"/>
+            </w:tcBorders>
+          </w:tcPr>
+          <w:p>
+            <w:pPr>
+              <w:spacing w:line="240" w:lineRule="auto" w:before="30" w:after="30"/>
+              <w:jc w:val="center"/>
+            </w:pPr>
+            <w:r/>
           </w:p>
         </w:tc>
       </w:tr>
@@ -2721,14 +2450,15 @@
         </w:tblBorders>
       </w:tblPr>
       <w:tblGrid>
-        <w:gridCol w:w="2835"/>
-        <w:gridCol w:w="2835"/>
-        <w:gridCol w:w="2835"/>
+        <w:gridCol w:w="2126"/>
+        <w:gridCol w:w="2126"/>
+        <w:gridCol w:w="2126"/>
+        <w:gridCol w:w="2126"/>
       </w:tblGrid>
       <w:tr>
         <w:tc>
           <w:tcPr>
-            <w:tcW w:type="dxa" w:w="2835"/>
+            <w:tcW w:type="dxa" w:w="2126"/>
             <w:tcBorders>
               <w:top w:val="single" w:sz="12" w:space="0" w:color="000000"/>
               <w:top w:val="single" w:sz="12" w:space="0" w:color="000000"/>
@@ -2753,7 +2483,7 @@
         </w:tc>
         <w:tc>
           <w:tcPr>
-            <w:tcW w:type="dxa" w:w="2835"/>
+            <w:tcW w:type="dxa" w:w="2126"/>
             <w:tcBorders>
               <w:top w:val="single" w:sz="12" w:space="0" w:color="000000"/>
               <w:bottom w:val="single" w:sz="6" w:space="0" w:color="000000"/>
@@ -2777,7 +2507,7 @@
         </w:tc>
         <w:tc>
           <w:tcPr>
-            <w:tcW w:type="dxa" w:w="2835"/>
+            <w:tcW w:type="dxa" w:w="2126"/>
             <w:tcBorders>
               <w:top w:val="single" w:sz="12" w:space="0" w:color="000000"/>
               <w:bottom w:val="single" w:sz="6" w:space="0" w:color="000000"/>
@@ -2799,11 +2529,35 @@
             </w:r>
           </w:p>
         </w:tc>
+        <w:tc>
+          <w:tcPr>
+            <w:tcW w:type="dxa" w:w="2126"/>
+            <w:tcBorders>
+              <w:top w:val="single" w:sz="12" w:space="0" w:color="000000"/>
+              <w:bottom w:val="single" w:sz="6" w:space="0" w:color="000000"/>
+            </w:tcBorders>
+          </w:tcPr>
+          <w:p>
+            <w:pPr>
+              <w:spacing w:line="240" w:lineRule="auto" w:before="30" w:after="30"/>
+              <w:jc w:val="center"/>
+            </w:pPr>
+            <w:r/>
+            <w:r>
+              <w:rPr>
+                <w:rFonts w:ascii="Times New Roman" w:hAnsi="Times New Roman" w:eastAsia="宋体"/>
+                <w:b/>
+                <w:sz w:val="21"/>
+              </w:rPr>
+              <w:t>页码</w:t>
+            </w:r>
+          </w:p>
+        </w:tc>
       </w:tr>
       <w:tr>
         <w:tc>
           <w:tcPr>
-            <w:tcW w:type="dxa" w:w="2835"/>
+            <w:tcW w:type="dxa" w:w="2126"/>
           </w:tcPr>
           <w:p>
             <w:pPr>
@@ -2823,7 +2577,7 @@
         </w:tc>
         <w:tc>
           <w:tcPr>
-            <w:tcW w:type="dxa" w:w="2835"/>
+            <w:tcW w:type="dxa" w:w="2126"/>
           </w:tcPr>
           <w:p>
             <w:pPr>
@@ -2843,7 +2597,7 @@
         </w:tc>
         <w:tc>
           <w:tcPr>
-            <w:tcW w:type="dxa" w:w="2835"/>
+            <w:tcW w:type="dxa" w:w="2126"/>
           </w:tcPr>
           <w:p>
             <w:pPr>
@@ -2859,13 +2613,25 @@
               </w:rPr>
               <w:t>第 3 章 §3.1.1</w:t>
             </w:r>
+          </w:p>
+        </w:tc>
+        <w:tc>
+          <w:tcPr>
+            <w:tcW w:type="dxa" w:w="2126"/>
+          </w:tcPr>
+          <w:p>
+            <w:pPr>
+              <w:spacing w:line="240" w:lineRule="auto" w:before="30" w:after="30"/>
+              <w:jc w:val="center"/>
+            </w:pPr>
+            <w:r/>
           </w:p>
         </w:tc>
       </w:tr>
       <w:tr>
         <w:tc>
           <w:tcPr>
-            <w:tcW w:type="dxa" w:w="2835"/>
+            <w:tcW w:type="dxa" w:w="2126"/>
           </w:tcPr>
           <w:p>
             <w:pPr>
@@ -2885,7 +2651,7 @@
         </w:tc>
         <w:tc>
           <w:tcPr>
-            <w:tcW w:type="dxa" w:w="2835"/>
+            <w:tcW w:type="dxa" w:w="2126"/>
           </w:tcPr>
           <w:p>
             <w:pPr>
@@ -2905,7 +2671,7 @@
         </w:tc>
         <w:tc>
           <w:tcPr>
-            <w:tcW w:type="dxa" w:w="2835"/>
+            <w:tcW w:type="dxa" w:w="2126"/>
           </w:tcPr>
           <w:p>
             <w:pPr>
@@ -2921,13 +2687,25 @@
               </w:rPr>
               <w:t>第 3 章 §3.3</w:t>
             </w:r>
+          </w:p>
+        </w:tc>
+        <w:tc>
+          <w:tcPr>
+            <w:tcW w:type="dxa" w:w="2126"/>
+          </w:tcPr>
+          <w:p>
+            <w:pPr>
+              <w:spacing w:line="240" w:lineRule="auto" w:before="30" w:after="30"/>
+              <w:jc w:val="center"/>
+            </w:pPr>
+            <w:r/>
           </w:p>
         </w:tc>
       </w:tr>
       <w:tr>
         <w:tc>
           <w:tcPr>
-            <w:tcW w:type="dxa" w:w="2835"/>
+            <w:tcW w:type="dxa" w:w="2126"/>
           </w:tcPr>
           <w:p>
             <w:pPr>
@@ -2947,7 +2725,7 @@
         </w:tc>
         <w:tc>
           <w:tcPr>
-            <w:tcW w:type="dxa" w:w="2835"/>
+            <w:tcW w:type="dxa" w:w="2126"/>
           </w:tcPr>
           <w:p>
             <w:pPr>
@@ -2967,7 +2745,7 @@
         </w:tc>
         <w:tc>
           <w:tcPr>
-            <w:tcW w:type="dxa" w:w="2835"/>
+            <w:tcW w:type="dxa" w:w="2126"/>
           </w:tcPr>
           <w:p>
             <w:pPr>
@@ -2983,13 +2761,25 @@
               </w:rPr>
               <w:t>第 3 章 §3.4</w:t>
             </w:r>
+          </w:p>
+        </w:tc>
+        <w:tc>
+          <w:tcPr>
+            <w:tcW w:type="dxa" w:w="2126"/>
+          </w:tcPr>
+          <w:p>
+            <w:pPr>
+              <w:spacing w:line="240" w:lineRule="auto" w:before="30" w:after="30"/>
+              <w:jc w:val="center"/>
+            </w:pPr>
+            <w:r/>
           </w:p>
         </w:tc>
       </w:tr>
       <w:tr>
         <w:tc>
           <w:tcPr>
-            <w:tcW w:type="dxa" w:w="2835"/>
+            <w:tcW w:type="dxa" w:w="2126"/>
           </w:tcPr>
           <w:p>
             <w:pPr>
@@ -3009,7 +2799,7 @@
         </w:tc>
         <w:tc>
           <w:tcPr>
-            <w:tcW w:type="dxa" w:w="2835"/>
+            <w:tcW w:type="dxa" w:w="2126"/>
           </w:tcPr>
           <w:p>
             <w:pPr>
@@ -3029,7 +2819,7 @@
         </w:tc>
         <w:tc>
           <w:tcPr>
-            <w:tcW w:type="dxa" w:w="2835"/>
+            <w:tcW w:type="dxa" w:w="2126"/>
           </w:tcPr>
           <w:p>
             <w:pPr>
@@ -3045,13 +2835,25 @@
               </w:rPr>
               <w:t>第 5 章 §5.1</w:t>
             </w:r>
+          </w:p>
+        </w:tc>
+        <w:tc>
+          <w:tcPr>
+            <w:tcW w:type="dxa" w:w="2126"/>
+          </w:tcPr>
+          <w:p>
+            <w:pPr>
+              <w:spacing w:line="240" w:lineRule="auto" w:before="30" w:after="30"/>
+              <w:jc w:val="center"/>
+            </w:pPr>
+            <w:r/>
           </w:p>
         </w:tc>
       </w:tr>
       <w:tr>
         <w:tc>
           <w:tcPr>
-            <w:tcW w:type="dxa" w:w="2835"/>
+            <w:tcW w:type="dxa" w:w="2126"/>
           </w:tcPr>
           <w:p>
             <w:pPr>
@@ -3071,7 +2873,7 @@
         </w:tc>
         <w:tc>
           <w:tcPr>
-            <w:tcW w:type="dxa" w:w="2835"/>
+            <w:tcW w:type="dxa" w:w="2126"/>
           </w:tcPr>
           <w:p>
             <w:pPr>
@@ -3091,7 +2893,7 @@
         </w:tc>
         <w:tc>
           <w:tcPr>
-            <w:tcW w:type="dxa" w:w="2835"/>
+            <w:tcW w:type="dxa" w:w="2126"/>
           </w:tcPr>
           <w:p>
             <w:pPr>
@@ -3107,13 +2909,25 @@
               </w:rPr>
               <w:t>第 5 章 §5.2</w:t>
             </w:r>
+          </w:p>
+        </w:tc>
+        <w:tc>
+          <w:tcPr>
+            <w:tcW w:type="dxa" w:w="2126"/>
+          </w:tcPr>
+          <w:p>
+            <w:pPr>
+              <w:spacing w:line="240" w:lineRule="auto" w:before="30" w:after="30"/>
+              <w:jc w:val="center"/>
+            </w:pPr>
+            <w:r/>
           </w:p>
         </w:tc>
       </w:tr>
       <w:tr>
         <w:tc>
           <w:tcPr>
-            <w:tcW w:type="dxa" w:w="2835"/>
+            <w:tcW w:type="dxa" w:w="2126"/>
           </w:tcPr>
           <w:p>
             <w:pPr>
@@ -3133,7 +2947,7 @@
         </w:tc>
         <w:tc>
           <w:tcPr>
-            <w:tcW w:type="dxa" w:w="2835"/>
+            <w:tcW w:type="dxa" w:w="2126"/>
           </w:tcPr>
           <w:p>
             <w:pPr>
@@ -3153,7 +2967,7 @@
         </w:tc>
         <w:tc>
           <w:tcPr>
-            <w:tcW w:type="dxa" w:w="2835"/>
+            <w:tcW w:type="dxa" w:w="2126"/>
           </w:tcPr>
           <w:p>
             <w:pPr>
@@ -3169,13 +2983,25 @@
               </w:rPr>
               <w:t>第 5 章 §5.2</w:t>
             </w:r>
+          </w:p>
+        </w:tc>
+        <w:tc>
+          <w:tcPr>
+            <w:tcW w:type="dxa" w:w="2126"/>
+          </w:tcPr>
+          <w:p>
+            <w:pPr>
+              <w:spacing w:line="240" w:lineRule="auto" w:before="30" w:after="30"/>
+              <w:jc w:val="center"/>
+            </w:pPr>
+            <w:r/>
           </w:p>
         </w:tc>
       </w:tr>
       <w:tr>
         <w:tc>
           <w:tcPr>
-            <w:tcW w:type="dxa" w:w="2835"/>
+            <w:tcW w:type="dxa" w:w="2126"/>
           </w:tcPr>
           <w:p>
             <w:pPr>
@@ -3195,7 +3021,7 @@
         </w:tc>
         <w:tc>
           <w:tcPr>
-            <w:tcW w:type="dxa" w:w="2835"/>
+            <w:tcW w:type="dxa" w:w="2126"/>
           </w:tcPr>
           <w:p>
             <w:pPr>
@@ -3215,7 +3041,7 @@
         </w:tc>
         <w:tc>
           <w:tcPr>
-            <w:tcW w:type="dxa" w:w="2835"/>
+            <w:tcW w:type="dxa" w:w="2126"/>
           </w:tcPr>
           <w:p>
             <w:pPr>
@@ -3231,13 +3057,25 @@
               </w:rPr>
               <w:t>第 5 章 §5.2</w:t>
             </w:r>
+          </w:p>
+        </w:tc>
+        <w:tc>
+          <w:tcPr>
+            <w:tcW w:type="dxa" w:w="2126"/>
+          </w:tcPr>
+          <w:p>
+            <w:pPr>
+              <w:spacing w:line="240" w:lineRule="auto" w:before="30" w:after="30"/>
+              <w:jc w:val="center"/>
+            </w:pPr>
+            <w:r/>
           </w:p>
         </w:tc>
       </w:tr>
       <w:tr>
         <w:tc>
           <w:tcPr>
-            <w:tcW w:type="dxa" w:w="2835"/>
+            <w:tcW w:type="dxa" w:w="2126"/>
           </w:tcPr>
           <w:p>
             <w:pPr>
@@ -3257,7 +3095,7 @@
         </w:tc>
         <w:tc>
           <w:tcPr>
-            <w:tcW w:type="dxa" w:w="2835"/>
+            <w:tcW w:type="dxa" w:w="2126"/>
           </w:tcPr>
           <w:p>
             <w:pPr>
@@ -3277,7 +3115,7 @@
         </w:tc>
         <w:tc>
           <w:tcPr>
-            <w:tcW w:type="dxa" w:w="2835"/>
+            <w:tcW w:type="dxa" w:w="2126"/>
           </w:tcPr>
           <w:p>
             <w:pPr>
@@ -3293,13 +3131,25 @@
               </w:rPr>
               <w:t>第 5 章 §5.2</w:t>
             </w:r>
+          </w:p>
+        </w:tc>
+        <w:tc>
+          <w:tcPr>
+            <w:tcW w:type="dxa" w:w="2126"/>
+          </w:tcPr>
+          <w:p>
+            <w:pPr>
+              <w:spacing w:line="240" w:lineRule="auto" w:before="30" w:after="30"/>
+              <w:jc w:val="center"/>
+            </w:pPr>
+            <w:r/>
           </w:p>
         </w:tc>
       </w:tr>
       <w:tr>
         <w:tc>
           <w:tcPr>
-            <w:tcW w:type="dxa" w:w="2835"/>
+            <w:tcW w:type="dxa" w:w="2126"/>
           </w:tcPr>
           <w:p>
             <w:pPr>
@@ -3319,7 +3169,7 @@
         </w:tc>
         <w:tc>
           <w:tcPr>
-            <w:tcW w:type="dxa" w:w="2835"/>
+            <w:tcW w:type="dxa" w:w="2126"/>
           </w:tcPr>
           <w:p>
             <w:pPr>
@@ -3339,7 +3189,7 @@
         </w:tc>
         <w:tc>
           <w:tcPr>
-            <w:tcW w:type="dxa" w:w="2835"/>
+            <w:tcW w:type="dxa" w:w="2126"/>
           </w:tcPr>
           <w:p>
             <w:pPr>
@@ -3355,13 +3205,25 @@
               </w:rPr>
               <w:t>第 5 章 §5.4</w:t>
             </w:r>
+          </w:p>
+        </w:tc>
+        <w:tc>
+          <w:tcPr>
+            <w:tcW w:type="dxa" w:w="2126"/>
+          </w:tcPr>
+          <w:p>
+            <w:pPr>
+              <w:spacing w:line="240" w:lineRule="auto" w:before="30" w:after="30"/>
+              <w:jc w:val="center"/>
+            </w:pPr>
+            <w:r/>
           </w:p>
         </w:tc>
       </w:tr>
       <w:tr>
         <w:tc>
           <w:tcPr>
-            <w:tcW w:type="dxa" w:w="2835"/>
+            <w:tcW w:type="dxa" w:w="2126"/>
           </w:tcPr>
           <w:p>
             <w:pPr>
@@ -3381,7 +3243,7 @@
         </w:tc>
         <w:tc>
           <w:tcPr>
-            <w:tcW w:type="dxa" w:w="2835"/>
+            <w:tcW w:type="dxa" w:w="2126"/>
           </w:tcPr>
           <w:p>
             <w:pPr>
@@ -3395,13 +3257,13 @@
                 <w:b w:val="0"/>
                 <w:sz w:val="21"/>
               </w:rPr>
-              <w:t>后端环境变量</w:t>
-            </w:r>
-          </w:p>
-        </w:tc>
-        <w:tc>
-          <w:tcPr>
-            <w:tcW w:type="dxa" w:w="2835"/>
+              <w:t>硬件环境</w:t>
+            </w:r>
+          </w:p>
+        </w:tc>
+        <w:tc>
+          <w:tcPr>
+            <w:tcW w:type="dxa" w:w="2126"/>
           </w:tcPr>
           <w:p>
             <w:pPr>
@@ -3415,15 +3277,249 @@
                 <w:b w:val="0"/>
                 <w:sz w:val="21"/>
               </w:rPr>
-              <w:t>附录A §A.2</w:t>
-            </w:r>
+              <w:t>附录A §A.1.1</w:t>
+            </w:r>
+          </w:p>
+        </w:tc>
+        <w:tc>
+          <w:tcPr>
+            <w:tcW w:type="dxa" w:w="2126"/>
+          </w:tcPr>
+          <w:p>
+            <w:pPr>
+              <w:spacing w:line="240" w:lineRule="auto" w:before="30" w:after="30"/>
+              <w:jc w:val="center"/>
+            </w:pPr>
+            <w:r/>
           </w:p>
         </w:tc>
       </w:tr>
       <w:tr>
         <w:tc>
           <w:tcPr>
-            <w:tcW w:type="dxa" w:w="2835"/>
+            <w:tcW w:type="dxa" w:w="2126"/>
+          </w:tcPr>
+          <w:p>
+            <w:pPr>
+              <w:spacing w:line="240" w:lineRule="auto" w:before="30" w:after="30"/>
+              <w:jc w:val="center"/>
+            </w:pPr>
+            <w:r/>
+            <w:r>
+              <w:rPr>
+                <w:rFonts w:ascii="Times New Roman" w:hAnsi="Times New Roman" w:eastAsia="宋体"/>
+                <w:b w:val="0"/>
+                <w:sz w:val="21"/>
+              </w:rPr>
+              <w:t>表 A.2</w:t>
+            </w:r>
+          </w:p>
+        </w:tc>
+        <w:tc>
+          <w:tcPr>
+            <w:tcW w:type="dxa" w:w="2126"/>
+          </w:tcPr>
+          <w:p>
+            <w:pPr>
+              <w:spacing w:line="240" w:lineRule="auto" w:before="30" w:after="30"/>
+              <w:jc w:val="center"/>
+            </w:pPr>
+            <w:r/>
+            <w:r>
+              <w:rPr>
+                <w:rFonts w:ascii="Times New Roman" w:hAnsi="Times New Roman" w:eastAsia="宋体"/>
+                <w:b w:val="0"/>
+                <w:sz w:val="21"/>
+              </w:rPr>
+              <w:t>软件环境</w:t>
+            </w:r>
+          </w:p>
+        </w:tc>
+        <w:tc>
+          <w:tcPr>
+            <w:tcW w:type="dxa" w:w="2126"/>
+          </w:tcPr>
+          <w:p>
+            <w:pPr>
+              <w:spacing w:line="240" w:lineRule="auto" w:before="30" w:after="30"/>
+              <w:jc w:val="center"/>
+            </w:pPr>
+            <w:r/>
+            <w:r>
+              <w:rPr>
+                <w:rFonts w:ascii="Times New Roman" w:hAnsi="Times New Roman" w:eastAsia="宋体"/>
+                <w:b w:val="0"/>
+                <w:sz w:val="21"/>
+              </w:rPr>
+              <w:t>附录A §A.1.2</w:t>
+            </w:r>
+          </w:p>
+        </w:tc>
+        <w:tc>
+          <w:tcPr>
+            <w:tcW w:type="dxa" w:w="2126"/>
+          </w:tcPr>
+          <w:p>
+            <w:pPr>
+              <w:spacing w:line="240" w:lineRule="auto" w:before="30" w:after="30"/>
+              <w:jc w:val="center"/>
+            </w:pPr>
+            <w:r/>
+          </w:p>
+        </w:tc>
+      </w:tr>
+      <w:tr>
+        <w:tc>
+          <w:tcPr>
+            <w:tcW w:type="dxa" w:w="2126"/>
+          </w:tcPr>
+          <w:p>
+            <w:pPr>
+              <w:spacing w:line="240" w:lineRule="auto" w:before="30" w:after="30"/>
+              <w:jc w:val="center"/>
+            </w:pPr>
+            <w:r/>
+            <w:r>
+              <w:rPr>
+                <w:rFonts w:ascii="Times New Roman" w:hAnsi="Times New Roman" w:eastAsia="宋体"/>
+                <w:b w:val="0"/>
+                <w:sz w:val="21"/>
+              </w:rPr>
+              <w:t>表 A.3</w:t>
+            </w:r>
+          </w:p>
+        </w:tc>
+        <w:tc>
+          <w:tcPr>
+            <w:tcW w:type="dxa" w:w="2126"/>
+          </w:tcPr>
+          <w:p>
+            <w:pPr>
+              <w:spacing w:line="240" w:lineRule="auto" w:before="30" w:after="30"/>
+              <w:jc w:val="center"/>
+            </w:pPr>
+            <w:r/>
+            <w:r>
+              <w:rPr>
+                <w:rFonts w:ascii="Times New Roman" w:hAnsi="Times New Roman" w:eastAsia="宋体"/>
+                <w:b w:val="0"/>
+                <w:sz w:val="21"/>
+              </w:rPr>
+              <w:t>后端环境变量</w:t>
+            </w:r>
+          </w:p>
+        </w:tc>
+        <w:tc>
+          <w:tcPr>
+            <w:tcW w:type="dxa" w:w="2126"/>
+          </w:tcPr>
+          <w:p>
+            <w:pPr>
+              <w:spacing w:line="240" w:lineRule="auto" w:before="30" w:after="30"/>
+              <w:jc w:val="center"/>
+            </w:pPr>
+            <w:r/>
+            <w:r>
+              <w:rPr>
+                <w:rFonts w:ascii="Times New Roman" w:hAnsi="Times New Roman" w:eastAsia="宋体"/>
+                <w:b w:val="0"/>
+                <w:sz w:val="21"/>
+              </w:rPr>
+              <w:t>附录A §A.2.2</w:t>
+            </w:r>
+          </w:p>
+        </w:tc>
+        <w:tc>
+          <w:tcPr>
+            <w:tcW w:type="dxa" w:w="2126"/>
+          </w:tcPr>
+          <w:p>
+            <w:pPr>
+              <w:spacing w:line="240" w:lineRule="auto" w:before="30" w:after="30"/>
+              <w:jc w:val="center"/>
+            </w:pPr>
+            <w:r/>
+          </w:p>
+        </w:tc>
+      </w:tr>
+      <w:tr>
+        <w:tc>
+          <w:tcPr>
+            <w:tcW w:type="dxa" w:w="2126"/>
+          </w:tcPr>
+          <w:p>
+            <w:pPr>
+              <w:spacing w:line="240" w:lineRule="auto" w:before="30" w:after="30"/>
+              <w:jc w:val="center"/>
+            </w:pPr>
+            <w:r/>
+            <w:r>
+              <w:rPr>
+                <w:rFonts w:ascii="Times New Roman" w:hAnsi="Times New Roman" w:eastAsia="宋体"/>
+                <w:b w:val="0"/>
+                <w:sz w:val="21"/>
+              </w:rPr>
+              <w:t>表 A.4</w:t>
+            </w:r>
+          </w:p>
+        </w:tc>
+        <w:tc>
+          <w:tcPr>
+            <w:tcW w:type="dxa" w:w="2126"/>
+          </w:tcPr>
+          <w:p>
+            <w:pPr>
+              <w:spacing w:line="240" w:lineRule="auto" w:before="30" w:after="30"/>
+              <w:jc w:val="center"/>
+            </w:pPr>
+            <w:r/>
+            <w:r>
+              <w:rPr>
+                <w:rFonts w:ascii="Times New Roman" w:hAnsi="Times New Roman" w:eastAsia="宋体"/>
+                <w:b w:val="0"/>
+                <w:sz w:val="21"/>
+              </w:rPr>
+              <w:t>终端访问方式</w:t>
+            </w:r>
+          </w:p>
+        </w:tc>
+        <w:tc>
+          <w:tcPr>
+            <w:tcW w:type="dxa" w:w="2126"/>
+          </w:tcPr>
+          <w:p>
+            <w:pPr>
+              <w:spacing w:line="240" w:lineRule="auto" w:before="30" w:after="30"/>
+              <w:jc w:val="center"/>
+            </w:pPr>
+            <w:r/>
+            <w:r>
+              <w:rPr>
+                <w:rFonts w:ascii="Times New Roman" w:hAnsi="Times New Roman" w:eastAsia="宋体"/>
+                <w:b w:val="0"/>
+                <w:sz w:val="21"/>
+              </w:rPr>
+              <w:t>附录A §A.3</w:t>
+            </w:r>
+          </w:p>
+        </w:tc>
+        <w:tc>
+          <w:tcPr>
+            <w:tcW w:type="dxa" w:w="2126"/>
+          </w:tcPr>
+          <w:p>
+            <w:pPr>
+              <w:spacing w:line="240" w:lineRule="auto" w:before="30" w:after="30"/>
+              <w:jc w:val="center"/>
+            </w:pPr>
+            <w:r/>
+          </w:p>
+        </w:tc>
+      </w:tr>
+      <w:tr>
+        <w:tc>
+          <w:tcPr>
+            <w:tcW w:type="dxa" w:w="2126"/>
             <w:tcBorders>
               <w:bottom w:val="single" w:sz="12" w:space="0" w:color="000000"/>
             </w:tcBorders>
@@ -3440,13 +3536,13 @@
                 <w:b w:val="0"/>
                 <w:sz w:val="21"/>
               </w:rPr>
-              <w:t>表 A.2</w:t>
-            </w:r>
-          </w:p>
-        </w:tc>
-        <w:tc>
-          <w:tcPr>
-            <w:tcW w:type="dxa" w:w="2835"/>
+              <w:t>表 A.5</w:t>
+            </w:r>
+          </w:p>
+        </w:tc>
+        <w:tc>
+          <w:tcPr>
+            <w:tcW w:type="dxa" w:w="2126"/>
             <w:tcBorders>
               <w:bottom w:val="single" w:sz="12" w:space="0" w:color="000000"/>
             </w:tcBorders>
@@ -3469,7 +3565,7 @@
         </w:tc>
         <w:tc>
           <w:tcPr>
-            <w:tcW w:type="dxa" w:w="2835"/>
+            <w:tcW w:type="dxa" w:w="2126"/>
             <w:tcBorders>
               <w:bottom w:val="single" w:sz="12" w:space="0" w:color="000000"/>
             </w:tcBorders>
@@ -3488,6 +3584,21 @@
               </w:rPr>
               <w:t>附录A §A.3</w:t>
             </w:r>
+          </w:p>
+        </w:tc>
+        <w:tc>
+          <w:tcPr>
+            <w:tcW w:type="dxa" w:w="2126"/>
+            <w:tcBorders>
+              <w:bottom w:val="single" w:sz="12" w:space="0" w:color="000000"/>
+            </w:tcBorders>
+          </w:tcPr>
+          <w:p>
+            <w:pPr>
+              <w:spacing w:line="240" w:lineRule="auto" w:before="30" w:after="30"/>
+              <w:jc w:val="center"/>
+            </w:pPr>
+            <w:r/>
           </w:p>
         </w:tc>
       </w:tr>
@@ -9250,6 +9361,21 @@
     </w:p>
     <w:p>
       <w:pPr>
+        <w:spacing w:lineRule="exact" w:line="400" w:before="0" w:after="0"/>
+        <w:ind w:firstLine="480"/>
+        <w:jc w:val="both"/>
+      </w:pPr>
+      <w:r>
+        <w:rPr>
+          <w:rFonts w:ascii="Times New Roman" w:hAnsi="Times New Roman" w:eastAsia="宋体"/>
+          <w:b w:val="0"/>
+          <w:sz w:val="24"/>
+        </w:rPr>
+        <w:t>移动端教师端首页如图 4.7 所示，教师由此进入当日课次执行课堂考勤，并可在首页直达学情管理、调课申请与请假审批等常用功能。</w:t>
+      </w:r>
+    </w:p>
+    <w:p>
+      <w:pPr>
         <w:spacing w:before="120" w:after="40" w:line="240" w:lineRule="auto"/>
         <w:jc w:val="center"/>
       </w:pPr>
@@ -14493,7 +14619,7 @@
           <w:b w:val="0"/>
           <w:sz w:val="21"/>
         </w:rPr>
-        <w:t>[5] 韦彩仁, 张锐杭. 基于Uni-App小程序开发的信息管理系统学生端[J]. 电脑编程技巧与维护, 2024(11).</w:t>
+        <w:t>[5] 韦彩仁, 张锐杭. 基于Uni-App小程序开发的信息管理系统学生端[J]. 电脑编程技巧与维护, 2024(11): 70-72.</w:t>
       </w:r>
     </w:p>
     <w:p>
@@ -14508,7 +14634,7 @@
           <w:b w:val="0"/>
           <w:sz w:val="21"/>
         </w:rPr>
-        <w:t>[6] 杨茜, 吴加莹. 基于B/S架构的高校教务管理系统设计与实现[J]. 电脑知识与技术, 2026, 22(6).</w:t>
+        <w:t>[6] 杨茜, 吴加莹. 基于B/S架构的高校教务管理系统设计与实现[J]. 电脑知识与技术, 2026, 22(6): 58-60.</w:t>
       </w:r>
     </w:p>
     <w:p>
@@ -14672,6 +14798,21 @@
           <w:sz w:val="28"/>
         </w:rPr>
         <w:t>A.1.1 硬件环境</w:t>
+      </w:r>
+    </w:p>
+    <w:p>
+      <w:pPr>
+        <w:spacing w:lineRule="exact" w:line="400" w:before="0" w:after="0"/>
+        <w:ind w:firstLine="420"/>
+        <w:jc w:val="both"/>
+      </w:pPr>
+      <w:r>
+        <w:rPr>
+          <w:rFonts w:ascii="Times New Roman" w:hAnsi="Times New Roman" w:eastAsia="宋体"/>
+          <w:b w:val="0"/>
+          <w:sz w:val="21"/>
+        </w:rPr>
+        <w:t>表 A.1  硬件环境</w:t>
       </w:r>
     </w:p>
     <w:tbl>
@@ -15046,517 +15187,6 @@
         <w:t>A.1.2 软件环境</w:t>
       </w:r>
     </w:p>
-    <w:tbl>
-      <w:tblPr>
-        <w:tblW w:type="auto" w:w="0"/>
-        <w:jc w:val="center"/>
-        <w:tblLook w:firstColumn="1" w:firstRow="1" w:lastColumn="0" w:lastRow="0" w:noHBand="0" w:noVBand="1" w:val="04A0"/>
-        <w:tblBorders>
-          <w:top w:val="none" w:sz="0"/>
-          <w:left w:val="none" w:sz="0"/>
-          <w:bottom w:val="none" w:sz="0"/>
-          <w:right w:val="none" w:sz="0"/>
-          <w:insideH w:val="none" w:sz="0"/>
-          <w:insideV w:val="none" w:sz="0"/>
-        </w:tblBorders>
-      </w:tblPr>
-      <w:tblGrid>
-        <w:gridCol w:w="2835"/>
-        <w:gridCol w:w="2835"/>
-        <w:gridCol w:w="2835"/>
-      </w:tblGrid>
-      <w:tr>
-        <w:tc>
-          <w:tcPr>
-            <w:tcW w:type="dxa" w:w="2835"/>
-            <w:tcBorders>
-              <w:top w:val="single" w:sz="12" w:space="0" w:color="000000"/>
-              <w:top w:val="single" w:sz="12" w:space="0" w:color="000000"/>
-              <w:bottom w:val="single" w:sz="6" w:space="0" w:color="000000"/>
-            </w:tcBorders>
-          </w:tcPr>
-          <w:p>
-            <w:pPr>
-              <w:spacing w:line="240" w:lineRule="auto" w:before="30" w:after="30"/>
-              <w:jc w:val="center"/>
-            </w:pPr>
-            <w:r/>
-            <w:r>
-              <w:rPr>
-                <w:rFonts w:ascii="Times New Roman" w:hAnsi="Times New Roman" w:eastAsia="宋体"/>
-                <w:b/>
-                <w:sz w:val="21"/>
-              </w:rPr>
-              <w:t>类别</w:t>
-            </w:r>
-          </w:p>
-        </w:tc>
-        <w:tc>
-          <w:tcPr>
-            <w:tcW w:type="dxa" w:w="2835"/>
-            <w:tcBorders>
-              <w:top w:val="single" w:sz="12" w:space="0" w:color="000000"/>
-              <w:bottom w:val="single" w:sz="6" w:space="0" w:color="000000"/>
-            </w:tcBorders>
-          </w:tcPr>
-          <w:p>
-            <w:pPr>
-              <w:spacing w:line="240" w:lineRule="auto" w:before="30" w:after="30"/>
-              <w:jc w:val="center"/>
-            </w:pPr>
-            <w:r/>
-            <w:r>
-              <w:rPr>
-                <w:rFonts w:ascii="Times New Roman" w:hAnsi="Times New Roman" w:eastAsia="宋体"/>
-                <w:b/>
-                <w:sz w:val="21"/>
-              </w:rPr>
-              <w:t>软件</w:t>
-            </w:r>
-          </w:p>
-        </w:tc>
-        <w:tc>
-          <w:tcPr>
-            <w:tcW w:type="dxa" w:w="2835"/>
-            <w:tcBorders>
-              <w:top w:val="single" w:sz="12" w:space="0" w:color="000000"/>
-              <w:bottom w:val="single" w:sz="6" w:space="0" w:color="000000"/>
-            </w:tcBorders>
-          </w:tcPr>
-          <w:p>
-            <w:pPr>
-              <w:spacing w:line="240" w:lineRule="auto" w:before="30" w:after="30"/>
-              <w:jc w:val="center"/>
-            </w:pPr>
-            <w:r/>
-            <w:r>
-              <w:rPr>
-                <w:rFonts w:ascii="Times New Roman" w:hAnsi="Times New Roman" w:eastAsia="宋体"/>
-                <w:b/>
-                <w:sz w:val="21"/>
-              </w:rPr>
-              <w:t>版本</w:t>
-            </w:r>
-          </w:p>
-        </w:tc>
-      </w:tr>
-      <w:tr>
-        <w:tc>
-          <w:tcPr>
-            <w:tcW w:type="dxa" w:w="2835"/>
-          </w:tcPr>
-          <w:p>
-            <w:pPr>
-              <w:spacing w:line="240" w:lineRule="auto" w:before="30" w:after="30"/>
-              <w:jc w:val="center"/>
-            </w:pPr>
-            <w:r/>
-            <w:r>
-              <w:rPr>
-                <w:rFonts w:ascii="Times New Roman" w:hAnsi="Times New Roman" w:eastAsia="宋体"/>
-                <w:b w:val="0"/>
-                <w:sz w:val="21"/>
-              </w:rPr>
-              <w:t>操作系统</w:t>
-            </w:r>
-          </w:p>
-        </w:tc>
-        <w:tc>
-          <w:tcPr>
-            <w:tcW w:type="dxa" w:w="2835"/>
-          </w:tcPr>
-          <w:p>
-            <w:pPr>
-              <w:spacing w:line="240" w:lineRule="auto" w:before="30" w:after="30"/>
-              <w:jc w:val="center"/>
-            </w:pPr>
-            <w:r/>
-            <w:r>
-              <w:rPr>
-                <w:rFonts w:ascii="Times New Roman" w:hAnsi="Times New Roman" w:eastAsia="宋体"/>
-                <w:b w:val="0"/>
-                <w:sz w:val="21"/>
-              </w:rPr>
-              <w:t>Windows / Linux / macOS</w:t>
-            </w:r>
-          </w:p>
-        </w:tc>
-        <w:tc>
-          <w:tcPr>
-            <w:tcW w:type="dxa" w:w="2835"/>
-          </w:tcPr>
-          <w:p>
-            <w:pPr>
-              <w:spacing w:line="240" w:lineRule="auto" w:before="30" w:after="30"/>
-              <w:jc w:val="center"/>
-            </w:pPr>
-            <w:r/>
-            <w:r>
-              <w:rPr>
-                <w:rFonts w:ascii="Times New Roman" w:hAnsi="Times New Roman" w:eastAsia="宋体"/>
-                <w:b w:val="0"/>
-                <w:sz w:val="21"/>
-              </w:rPr>
-              <w:t>Windows 10+ 或 Ubuntu 22.04+</w:t>
-            </w:r>
-          </w:p>
-        </w:tc>
-      </w:tr>
-      <w:tr>
-        <w:tc>
-          <w:tcPr>
-            <w:tcW w:type="dxa" w:w="2835"/>
-          </w:tcPr>
-          <w:p>
-            <w:pPr>
-              <w:spacing w:line="240" w:lineRule="auto" w:before="30" w:after="30"/>
-              <w:jc w:val="center"/>
-            </w:pPr>
-            <w:r/>
-            <w:r>
-              <w:rPr>
-                <w:rFonts w:ascii="Times New Roman" w:hAnsi="Times New Roman" w:eastAsia="宋体"/>
-                <w:b w:val="0"/>
-                <w:sz w:val="21"/>
-              </w:rPr>
-              <w:t>后端运行</w:t>
-            </w:r>
-          </w:p>
-        </w:tc>
-        <w:tc>
-          <w:tcPr>
-            <w:tcW w:type="dxa" w:w="2835"/>
-          </w:tcPr>
-          <w:p>
-            <w:pPr>
-              <w:spacing w:line="240" w:lineRule="auto" w:before="30" w:after="30"/>
-              <w:jc w:val="center"/>
-            </w:pPr>
-            <w:r/>
-            <w:r>
-              <w:rPr>
-                <w:rFonts w:ascii="Times New Roman" w:hAnsi="Times New Roman" w:eastAsia="宋体"/>
-                <w:b w:val="0"/>
-                <w:sz w:val="21"/>
-              </w:rPr>
-              <w:t>JDK</w:t>
-            </w:r>
-          </w:p>
-        </w:tc>
-        <w:tc>
-          <w:tcPr>
-            <w:tcW w:type="dxa" w:w="2835"/>
-          </w:tcPr>
-          <w:p>
-            <w:pPr>
-              <w:spacing w:line="240" w:lineRule="auto" w:before="30" w:after="30"/>
-              <w:jc w:val="center"/>
-            </w:pPr>
-            <w:r/>
-            <w:r>
-              <w:rPr>
-                <w:rFonts w:ascii="Times New Roman" w:hAnsi="Times New Roman" w:eastAsia="宋体"/>
-                <w:b w:val="0"/>
-                <w:sz w:val="21"/>
-              </w:rPr>
-              <w:t>17</w:t>
-            </w:r>
-          </w:p>
-        </w:tc>
-      </w:tr>
-      <w:tr>
-        <w:tc>
-          <w:tcPr>
-            <w:tcW w:type="dxa" w:w="2835"/>
-          </w:tcPr>
-          <w:p>
-            <w:pPr>
-              <w:spacing w:line="240" w:lineRule="auto" w:before="30" w:after="30"/>
-              <w:jc w:val="center"/>
-            </w:pPr>
-            <w:r/>
-            <w:r>
-              <w:rPr>
-                <w:rFonts w:ascii="Times New Roman" w:hAnsi="Times New Roman" w:eastAsia="宋体"/>
-                <w:b w:val="0"/>
-                <w:sz w:val="21"/>
-              </w:rPr>
-              <w:t>数据库</w:t>
-            </w:r>
-          </w:p>
-        </w:tc>
-        <w:tc>
-          <w:tcPr>
-            <w:tcW w:type="dxa" w:w="2835"/>
-          </w:tcPr>
-          <w:p>
-            <w:pPr>
-              <w:spacing w:line="240" w:lineRule="auto" w:before="30" w:after="30"/>
-              <w:jc w:val="center"/>
-            </w:pPr>
-            <w:r/>
-            <w:r>
-              <w:rPr>
-                <w:rFonts w:ascii="Times New Roman" w:hAnsi="Times New Roman" w:eastAsia="宋体"/>
-                <w:b w:val="0"/>
-                <w:sz w:val="21"/>
-              </w:rPr>
-              <w:t>MySQL</w:t>
-            </w:r>
-          </w:p>
-        </w:tc>
-        <w:tc>
-          <w:tcPr>
-            <w:tcW w:type="dxa" w:w="2835"/>
-          </w:tcPr>
-          <w:p>
-            <w:pPr>
-              <w:spacing w:line="240" w:lineRule="auto" w:before="30" w:after="30"/>
-              <w:jc w:val="center"/>
-            </w:pPr>
-            <w:r/>
-            <w:r>
-              <w:rPr>
-                <w:rFonts w:ascii="Times New Roman" w:hAnsi="Times New Roman" w:eastAsia="宋体"/>
-                <w:b w:val="0"/>
-                <w:sz w:val="21"/>
-              </w:rPr>
-              <w:t>8.0+（端口 3306）</w:t>
-            </w:r>
-          </w:p>
-        </w:tc>
-      </w:tr>
-      <w:tr>
-        <w:tc>
-          <w:tcPr>
-            <w:tcW w:type="dxa" w:w="2835"/>
-          </w:tcPr>
-          <w:p>
-            <w:pPr>
-              <w:spacing w:line="240" w:lineRule="auto" w:before="30" w:after="30"/>
-              <w:jc w:val="center"/>
-            </w:pPr>
-            <w:r/>
-            <w:r>
-              <w:rPr>
-                <w:rFonts w:ascii="Times New Roman" w:hAnsi="Times New Roman" w:eastAsia="宋体"/>
-                <w:b w:val="0"/>
-                <w:sz w:val="21"/>
-              </w:rPr>
-              <w:t>构建工具</w:t>
-            </w:r>
-          </w:p>
-        </w:tc>
-        <w:tc>
-          <w:tcPr>
-            <w:tcW w:type="dxa" w:w="2835"/>
-          </w:tcPr>
-          <w:p>
-            <w:pPr>
-              <w:spacing w:line="240" w:lineRule="auto" w:before="30" w:after="30"/>
-              <w:jc w:val="center"/>
-            </w:pPr>
-            <w:r/>
-            <w:r>
-              <w:rPr>
-                <w:rFonts w:ascii="Times New Roman" w:hAnsi="Times New Roman" w:eastAsia="宋体"/>
-                <w:b w:val="0"/>
-                <w:sz w:val="21"/>
-              </w:rPr>
-              <w:t>Maven</w:t>
-            </w:r>
-          </w:p>
-        </w:tc>
-        <w:tc>
-          <w:tcPr>
-            <w:tcW w:type="dxa" w:w="2835"/>
-          </w:tcPr>
-          <w:p>
-            <w:pPr>
-              <w:spacing w:line="240" w:lineRule="auto" w:before="30" w:after="30"/>
-              <w:jc w:val="center"/>
-            </w:pPr>
-            <w:r/>
-            <w:r>
-              <w:rPr>
-                <w:rFonts w:ascii="Times New Roman" w:hAnsi="Times New Roman" w:eastAsia="宋体"/>
-                <w:b w:val="0"/>
-                <w:sz w:val="21"/>
-              </w:rPr>
-              <w:t>3.9+</w:t>
-            </w:r>
-          </w:p>
-        </w:tc>
-      </w:tr>
-      <w:tr>
-        <w:tc>
-          <w:tcPr>
-            <w:tcW w:type="dxa" w:w="2835"/>
-          </w:tcPr>
-          <w:p>
-            <w:pPr>
-              <w:spacing w:line="240" w:lineRule="auto" w:before="30" w:after="30"/>
-              <w:jc w:val="center"/>
-            </w:pPr>
-            <w:r/>
-            <w:r>
-              <w:rPr>
-                <w:rFonts w:ascii="Times New Roman" w:hAnsi="Times New Roman" w:eastAsia="宋体"/>
-                <w:b w:val="0"/>
-                <w:sz w:val="21"/>
-              </w:rPr>
-              <w:t>前端运行</w:t>
-            </w:r>
-          </w:p>
-        </w:tc>
-        <w:tc>
-          <w:tcPr>
-            <w:tcW w:type="dxa" w:w="2835"/>
-          </w:tcPr>
-          <w:p>
-            <w:pPr>
-              <w:spacing w:line="240" w:lineRule="auto" w:before="30" w:after="30"/>
-              <w:jc w:val="center"/>
-            </w:pPr>
-            <w:r/>
-            <w:r>
-              <w:rPr>
-                <w:rFonts w:ascii="Times New Roman" w:hAnsi="Times New Roman" w:eastAsia="宋体"/>
-                <w:b w:val="0"/>
-                <w:sz w:val="21"/>
-              </w:rPr>
-              <w:t>Node.js / npm</w:t>
-            </w:r>
-          </w:p>
-        </w:tc>
-        <w:tc>
-          <w:tcPr>
-            <w:tcW w:type="dxa" w:w="2835"/>
-          </w:tcPr>
-          <w:p>
-            <w:pPr>
-              <w:spacing w:line="240" w:lineRule="auto" w:before="30" w:after="30"/>
-              <w:jc w:val="center"/>
-            </w:pPr>
-            <w:r/>
-            <w:r>
-              <w:rPr>
-                <w:rFonts w:ascii="Times New Roman" w:hAnsi="Times New Roman" w:eastAsia="宋体"/>
-                <w:b w:val="0"/>
-                <w:sz w:val="21"/>
-              </w:rPr>
-              <w:t>18+ / 9+</w:t>
-            </w:r>
-          </w:p>
-        </w:tc>
-      </w:tr>
-      <w:tr>
-        <w:tc>
-          <w:tcPr>
-            <w:tcW w:type="dxa" w:w="2835"/>
-            <w:tcBorders>
-              <w:bottom w:val="single" w:sz="12" w:space="0" w:color="000000"/>
-            </w:tcBorders>
-          </w:tcPr>
-          <w:p>
-            <w:pPr>
-              <w:spacing w:line="240" w:lineRule="auto" w:before="30" w:after="30"/>
-              <w:jc w:val="center"/>
-            </w:pPr>
-            <w:r/>
-            <w:r>
-              <w:rPr>
-                <w:rFonts w:ascii="Times New Roman" w:hAnsi="Times New Roman" w:eastAsia="宋体"/>
-                <w:b w:val="0"/>
-                <w:sz w:val="21"/>
-              </w:rPr>
-              <w:t>浏览器</w:t>
-            </w:r>
-          </w:p>
-        </w:tc>
-        <w:tc>
-          <w:tcPr>
-            <w:tcW w:type="dxa" w:w="2835"/>
-            <w:tcBorders>
-              <w:bottom w:val="single" w:sz="12" w:space="0" w:color="000000"/>
-            </w:tcBorders>
-          </w:tcPr>
-          <w:p>
-            <w:pPr>
-              <w:spacing w:line="240" w:lineRule="auto" w:before="30" w:after="30"/>
-              <w:jc w:val="center"/>
-            </w:pPr>
-            <w:r/>
-            <w:r>
-              <w:rPr>
-                <w:rFonts w:ascii="Times New Roman" w:hAnsi="Times New Roman" w:eastAsia="宋体"/>
-                <w:b w:val="0"/>
-                <w:sz w:val="21"/>
-              </w:rPr>
-              <w:t>Chrome / Edge 等现代浏览器</w:t>
-            </w:r>
-          </w:p>
-        </w:tc>
-        <w:tc>
-          <w:tcPr>
-            <w:tcW w:type="dxa" w:w="2835"/>
-            <w:tcBorders>
-              <w:bottom w:val="single" w:sz="12" w:space="0" w:color="000000"/>
-            </w:tcBorders>
-          </w:tcPr>
-          <w:p>
-            <w:pPr>
-              <w:spacing w:line="240" w:lineRule="auto" w:before="30" w:after="30"/>
-              <w:jc w:val="center"/>
-            </w:pPr>
-            <w:r/>
-            <w:r>
-              <w:rPr>
-                <w:rFonts w:ascii="Times New Roman" w:hAnsi="Times New Roman" w:eastAsia="宋体"/>
-                <w:b w:val="0"/>
-                <w:sz w:val="21"/>
-              </w:rPr>
-              <w:t>最新稳定版</w:t>
-            </w:r>
-          </w:p>
-        </w:tc>
-      </w:tr>
-    </w:tbl>
-    <w:p>
-      <w:pPr>
-        <w:spacing w:before="0" w:after="0" w:lineRule="exact" w:line="120"/>
-      </w:pPr>
-    </w:p>
-    <w:p>
-      <w:pPr>
-        <w:spacing w:lineRule="exact" w:line="400" w:before="240" w:after="120"/>
-        <w:jc w:val="left"/>
-        <w:outlineLvl w:val="1"/>
-      </w:pPr>
-      <w:r>
-        <w:rPr>
-          <w:rFonts w:ascii="Times New Roman" w:hAnsi="Times New Roman" w:eastAsia="黑体"/>
-          <w:b w:val="0"/>
-          <w:sz w:val="30"/>
-        </w:rPr>
-        <w:t>A.2 系统配置</w:t>
-      </w:r>
-    </w:p>
-    <w:p>
-      <w:pPr>
-        <w:spacing w:lineRule="exact" w:line="400" w:before="180" w:after="120"/>
-        <w:jc w:val="left"/>
-        <w:outlineLvl w:val="2"/>
-      </w:pPr>
-      <w:r>
-        <w:rPr>
-          <w:rFonts w:ascii="Times New Roman" w:hAnsi="Times New Roman" w:eastAsia="黑体"/>
-          <w:b w:val="0"/>
-          <w:sz w:val="28"/>
-        </w:rPr>
-        <w:t>A.2.1 数据库初始化</w:t>
-      </w:r>
-    </w:p>
     <w:p>
       <w:pPr>
         <w:spacing w:lineRule="exact" w:line="400" w:before="0" w:after="0"/>
@@ -15569,142 +15199,7 @@
           <w:b w:val="0"/>
           <w:sz w:val="21"/>
         </w:rPr>
-        <w:t>创建数据库并导入脚本：</w:t>
-      </w:r>
-    </w:p>
-    <w:p>
-      <w:pPr>
-        <w:spacing w:line="240" w:lineRule="auto" w:before="0" w:after="0"/>
-        <w:ind w:left="425"/>
-        <w:jc w:val="left"/>
-      </w:pPr>
-      <w:r>
-        <w:rPr>
-          <w:rFonts w:ascii="Consolas" w:hAnsi="Consolas" w:eastAsia="宋体"/>
-          <w:b w:val="0"/>
-          <w:sz w:val="21"/>
-        </w:rPr>
-        <w:t>mysql -u root -p &lt; sql/schema.sql   # 建表</w:t>
-      </w:r>
-    </w:p>
-    <w:p>
-      <w:pPr>
-        <w:spacing w:line="240" w:lineRule="auto" w:before="0" w:after="0"/>
-        <w:ind w:left="425"/>
-        <w:jc w:val="left"/>
-      </w:pPr>
-      <w:r>
-        <w:rPr>
-          <w:rFonts w:ascii="Consolas" w:hAnsi="Consolas" w:eastAsia="宋体"/>
-          <w:b w:val="0"/>
-          <w:sz w:val="21"/>
-        </w:rPr>
-        <w:t>mysql -u root -p &lt; sql/data.sql     # 演示数据</w:t>
-      </w:r>
-    </w:p>
-    <w:p>
-      <w:pPr>
-        <w:spacing w:lineRule="exact" w:line="400" w:before="0" w:after="0"/>
-        <w:ind w:firstLine="420"/>
-        <w:jc w:val="both"/>
-      </w:pPr>
-      <w:r>
-        <w:rPr>
-          <w:rFonts w:ascii="Times New Roman" w:hAnsi="Times New Roman" w:eastAsia="宋体"/>
-          <w:b w:val="0"/>
-          <w:sz w:val="21"/>
-        </w:rPr>
-        <w:t>数据库名 edu_admin。数据库结构升级由 Flyway 在应用启动时自动执行。</w:t>
-      </w:r>
-    </w:p>
-    <w:p>
-      <w:pPr>
-        <w:spacing w:lineRule="exact" w:line="400" w:before="180" w:after="120"/>
-        <w:jc w:val="left"/>
-        <w:outlineLvl w:val="2"/>
-      </w:pPr>
-      <w:r>
-        <w:rPr>
-          <w:rFonts w:ascii="Times New Roman" w:hAnsi="Times New Roman" w:eastAsia="黑体"/>
-          <w:b w:val="0"/>
-          <w:sz w:val="28"/>
-        </w:rPr>
-        <w:t>A.2.2 后端配置</w:t>
-      </w:r>
-    </w:p>
-    <w:p>
-      <w:pPr>
-        <w:spacing w:lineRule="exact" w:line="400" w:before="0" w:after="0"/>
-        <w:ind w:firstLine="420"/>
-        <w:jc w:val="both"/>
-      </w:pPr>
-      <w:r>
-        <w:rPr>
-          <w:rFonts w:ascii="Times New Roman" w:hAnsi="Times New Roman" w:eastAsia="宋体"/>
-          <w:b w:val="0"/>
-          <w:sz w:val="21"/>
-        </w:rPr>
-        <w:t>后端通过环境变量注入关键配置，生产环境启动命令示例：</w:t>
-      </w:r>
-    </w:p>
-    <w:p>
-      <w:pPr>
-        <w:spacing w:line="240" w:lineRule="auto" w:before="0" w:after="0"/>
-        <w:ind w:left="425"/>
-        <w:jc w:val="left"/>
-      </w:pPr>
-      <w:r>
-        <w:rPr>
-          <w:rFonts w:ascii="Consolas" w:hAnsi="Consolas" w:eastAsia="宋体"/>
-          <w:b w:val="0"/>
-          <w:sz w:val="21"/>
-        </w:rPr>
-        <w:t>JWT_SECRET=&lt;至少32字节的随机密钥&gt; DB_PASSWORD=&lt;数据库密码&gt; \</w:t>
-      </w:r>
-    </w:p>
-    <w:p>
-      <w:pPr>
-        <w:spacing w:line="240" w:lineRule="auto" w:before="0" w:after="0"/>
-        <w:ind w:left="425"/>
-        <w:jc w:val="left"/>
-      </w:pPr>
-      <w:r>
-        <w:rPr>
-          <w:rFonts w:ascii="Consolas" w:hAnsi="Consolas" w:eastAsia="宋体"/>
-          <w:b w:val="0"/>
-          <w:sz w:val="21"/>
-        </w:rPr>
-        <w:t>java -jar eduadmin.jar --server.port=8080</w:t>
-      </w:r>
-    </w:p>
-    <w:p>
-      <w:pPr>
-        <w:spacing w:lineRule="exact" w:line="400" w:before="0" w:after="0"/>
-        <w:ind w:firstLine="420"/>
-        <w:jc w:val="both"/>
-      </w:pPr>
-      <w:r>
-        <w:rPr>
-          <w:rFonts w:ascii="Times New Roman" w:hAnsi="Times New Roman" w:eastAsia="宋体"/>
-          <w:b w:val="0"/>
-          <w:sz w:val="21"/>
-        </w:rPr>
-        <w:t>关键环境变量说明如表 A.1 所示。</w:t>
-      </w:r>
-    </w:p>
-    <w:p>
-      <w:pPr>
-        <w:spacing w:lineRule="exact" w:line="400" w:before="0" w:after="0"/>
-        <w:ind w:firstLine="420"/>
-        <w:jc w:val="both"/>
-      </w:pPr>
-      <w:r>
-        <w:rPr>
-          <w:rFonts w:ascii="Times New Roman" w:hAnsi="Times New Roman" w:eastAsia="宋体"/>
-          <w:b w:val="0"/>
-          <w:sz w:val="21"/>
-        </w:rPr>
-        <w:t>表 A.1  后端环境变量</w:t>
+        <w:t>表 A.2  软件环境</w:t>
       </w:r>
     </w:p>
     <w:tbl>
@@ -15748,7 +15243,7 @@
                 <w:b/>
                 <w:sz w:val="21"/>
               </w:rPr>
-              <w:t>变量</w:t>
+              <w:t>类别</w:t>
             </w:r>
           </w:p>
         </w:tc>
@@ -15772,7 +15267,7 @@
                 <w:b/>
                 <w:sz w:val="21"/>
               </w:rPr>
-              <w:t>说明</w:t>
+              <w:t>软件</w:t>
             </w:r>
           </w:p>
         </w:tc>
@@ -15796,7 +15291,7 @@
                 <w:b/>
                 <w:sz w:val="21"/>
               </w:rPr>
-              <w:t>默认</w:t>
+              <w:t>版本</w:t>
             </w:r>
           </w:p>
         </w:tc>
@@ -15818,7 +15313,7 @@
                 <w:b w:val="0"/>
                 <w:sz w:val="21"/>
               </w:rPr>
-              <w:t>DB_PASSWORD</w:t>
+              <w:t>操作系统</w:t>
             </w:r>
           </w:p>
         </w:tc>
@@ -15838,7 +15333,7 @@
                 <w:b w:val="0"/>
                 <w:sz w:val="21"/>
               </w:rPr>
-              <w:t>数据库密码</w:t>
+              <w:t>Windows / Linux / macOS</w:t>
             </w:r>
           </w:p>
         </w:tc>
@@ -15858,7 +15353,7 @@
                 <w:b w:val="0"/>
                 <w:sz w:val="21"/>
               </w:rPr>
-              <w:t>无（生产必填）</w:t>
+              <w:t>Windows 10+ 或 Ubuntu 22.04+</w:t>
             </w:r>
           </w:p>
         </w:tc>
@@ -15880,7 +15375,7 @@
                 <w:b w:val="0"/>
                 <w:sz w:val="21"/>
               </w:rPr>
-              <w:t>JWT_SECRET</w:t>
+              <w:t>后端运行</w:t>
             </w:r>
           </w:p>
         </w:tc>
@@ -15900,7 +15395,7 @@
                 <w:b w:val="0"/>
                 <w:sz w:val="21"/>
               </w:rPr>
-              <w:t>JWT 签名密钥（≥32 UTF-8 字节）</w:t>
+              <w:t>JDK</w:t>
             </w:r>
           </w:p>
         </w:tc>
@@ -15920,7 +15415,7 @@
                 <w:b w:val="0"/>
                 <w:sz w:val="21"/>
               </w:rPr>
-              <w:t>无（生产必填）</w:t>
+              <w:t>17</w:t>
             </w:r>
           </w:p>
         </w:tc>
@@ -15942,7 +15437,7 @@
                 <w:b w:val="0"/>
                 <w:sz w:val="21"/>
               </w:rPr>
-              <w:t>APP_CORS_ALLOWED_ORIGINS</w:t>
+              <w:t>数据库</w:t>
             </w:r>
           </w:p>
         </w:tc>
@@ -15962,7 +15457,7 @@
                 <w:b w:val="0"/>
                 <w:sz w:val="21"/>
               </w:rPr>
-              <w:t>CORS 允许来源白名单</w:t>
+              <w:t>MySQL</w:t>
             </w:r>
           </w:p>
         </w:tc>
@@ -15982,7 +15477,131 @@
                 <w:b w:val="0"/>
                 <w:sz w:val="21"/>
               </w:rPr>
-              <w:t>无（生产必填）</w:t>
+              <w:t>8.0+（端口 3306）</w:t>
+            </w:r>
+          </w:p>
+        </w:tc>
+      </w:tr>
+      <w:tr>
+        <w:tc>
+          <w:tcPr>
+            <w:tcW w:type="dxa" w:w="2835"/>
+          </w:tcPr>
+          <w:p>
+            <w:pPr>
+              <w:spacing w:line="240" w:lineRule="auto" w:before="30" w:after="30"/>
+              <w:jc w:val="center"/>
+            </w:pPr>
+            <w:r/>
+            <w:r>
+              <w:rPr>
+                <w:rFonts w:ascii="Times New Roman" w:hAnsi="Times New Roman" w:eastAsia="宋体"/>
+                <w:b w:val="0"/>
+                <w:sz w:val="21"/>
+              </w:rPr>
+              <w:t>构建工具</w:t>
+            </w:r>
+          </w:p>
+        </w:tc>
+        <w:tc>
+          <w:tcPr>
+            <w:tcW w:type="dxa" w:w="2835"/>
+          </w:tcPr>
+          <w:p>
+            <w:pPr>
+              <w:spacing w:line="240" w:lineRule="auto" w:before="30" w:after="30"/>
+              <w:jc w:val="center"/>
+            </w:pPr>
+            <w:r/>
+            <w:r>
+              <w:rPr>
+                <w:rFonts w:ascii="Times New Roman" w:hAnsi="Times New Roman" w:eastAsia="宋体"/>
+                <w:b w:val="0"/>
+                <w:sz w:val="21"/>
+              </w:rPr>
+              <w:t>Maven</w:t>
+            </w:r>
+          </w:p>
+        </w:tc>
+        <w:tc>
+          <w:tcPr>
+            <w:tcW w:type="dxa" w:w="2835"/>
+          </w:tcPr>
+          <w:p>
+            <w:pPr>
+              <w:spacing w:line="240" w:lineRule="auto" w:before="30" w:after="30"/>
+              <w:jc w:val="center"/>
+            </w:pPr>
+            <w:r/>
+            <w:r>
+              <w:rPr>
+                <w:rFonts w:ascii="Times New Roman" w:hAnsi="Times New Roman" w:eastAsia="宋体"/>
+                <w:b w:val="0"/>
+                <w:sz w:val="21"/>
+              </w:rPr>
+              <w:t>3.9+</w:t>
+            </w:r>
+          </w:p>
+        </w:tc>
+      </w:tr>
+      <w:tr>
+        <w:tc>
+          <w:tcPr>
+            <w:tcW w:type="dxa" w:w="2835"/>
+          </w:tcPr>
+          <w:p>
+            <w:pPr>
+              <w:spacing w:line="240" w:lineRule="auto" w:before="30" w:after="30"/>
+              <w:jc w:val="center"/>
+            </w:pPr>
+            <w:r/>
+            <w:r>
+              <w:rPr>
+                <w:rFonts w:ascii="Times New Roman" w:hAnsi="Times New Roman" w:eastAsia="宋体"/>
+                <w:b w:val="0"/>
+                <w:sz w:val="21"/>
+              </w:rPr>
+              <w:t>前端运行</w:t>
+            </w:r>
+          </w:p>
+        </w:tc>
+        <w:tc>
+          <w:tcPr>
+            <w:tcW w:type="dxa" w:w="2835"/>
+          </w:tcPr>
+          <w:p>
+            <w:pPr>
+              <w:spacing w:line="240" w:lineRule="auto" w:before="30" w:after="30"/>
+              <w:jc w:val="center"/>
+            </w:pPr>
+            <w:r/>
+            <w:r>
+              <w:rPr>
+                <w:rFonts w:ascii="Times New Roman" w:hAnsi="Times New Roman" w:eastAsia="宋体"/>
+                <w:b w:val="0"/>
+                <w:sz w:val="21"/>
+              </w:rPr>
+              <w:t>Node.js / npm</w:t>
+            </w:r>
+          </w:p>
+        </w:tc>
+        <w:tc>
+          <w:tcPr>
+            <w:tcW w:type="dxa" w:w="2835"/>
+          </w:tcPr>
+          <w:p>
+            <w:pPr>
+              <w:spacing w:line="240" w:lineRule="auto" w:before="30" w:after="30"/>
+              <w:jc w:val="center"/>
+            </w:pPr>
+            <w:r/>
+            <w:r>
+              <w:rPr>
+                <w:rFonts w:ascii="Times New Roman" w:hAnsi="Times New Roman" w:eastAsia="宋体"/>
+                <w:b w:val="0"/>
+                <w:sz w:val="21"/>
+              </w:rPr>
+              <w:t>18+ / 9+</w:t>
             </w:r>
           </w:p>
         </w:tc>
@@ -16007,7 +15626,7 @@
                 <w:b w:val="0"/>
                 <w:sz w:val="21"/>
               </w:rPr>
-              <w:t>SERVER_PORT</w:t>
+              <w:t>浏览器</w:t>
             </w:r>
           </w:p>
         </w:tc>
@@ -16030,7 +15649,7 @@
                 <w:b w:val="0"/>
                 <w:sz w:val="21"/>
               </w:rPr>
-              <w:t>服务端口</w:t>
+              <w:t>Chrome / Edge 等现代浏览器</w:t>
             </w:r>
           </w:p>
         </w:tc>
@@ -16053,7 +15672,7 @@
                 <w:b w:val="0"/>
                 <w:sz w:val="21"/>
               </w:rPr>
-              <w:t>8080</w:t>
+              <w:t>最新稳定版</w:t>
             </w:r>
           </w:p>
         </w:tc>
@@ -16063,6 +15682,36 @@
       <w:pPr>
         <w:spacing w:before="0" w:after="0" w:lineRule="exact" w:line="120"/>
       </w:pPr>
+    </w:p>
+    <w:p>
+      <w:pPr>
+        <w:spacing w:lineRule="exact" w:line="400" w:before="240" w:after="120"/>
+        <w:jc w:val="left"/>
+        <w:outlineLvl w:val="1"/>
+      </w:pPr>
+      <w:r>
+        <w:rPr>
+          <w:rFonts w:ascii="Times New Roman" w:hAnsi="Times New Roman" w:eastAsia="黑体"/>
+          <w:b w:val="0"/>
+          <w:sz w:val="30"/>
+        </w:rPr>
+        <w:t>A.2 系统配置</w:t>
+      </w:r>
+    </w:p>
+    <w:p>
+      <w:pPr>
+        <w:spacing w:lineRule="exact" w:line="400" w:before="180" w:after="120"/>
+        <w:jc w:val="left"/>
+        <w:outlineLvl w:val="2"/>
+      </w:pPr>
+      <w:r>
+        <w:rPr>
+          <w:rFonts w:ascii="Times New Roman" w:hAnsi="Times New Roman" w:eastAsia="黑体"/>
+          <w:b w:val="0"/>
+          <w:sz w:val="28"/>
+        </w:rPr>
+        <w:t>A.2.1 数据库初始化</w:t>
+      </w:r>
     </w:p>
     <w:p>
       <w:pPr>
@@ -16076,7 +15725,52 @@
           <w:b w:val="0"/>
           <w:sz w:val="21"/>
         </w:rPr>
-        <w:t>&gt; 生产环境由 ProductionConfigurationValidator 在启动时校验上述配置，弱密钥或默认密码将拒绝启动。</w:t>
+        <w:t>创建数据库并导入脚本：</w:t>
+      </w:r>
+    </w:p>
+    <w:p>
+      <w:pPr>
+        <w:spacing w:line="240" w:lineRule="auto" w:before="0" w:after="0"/>
+        <w:ind w:left="425"/>
+        <w:jc w:val="left"/>
+      </w:pPr>
+      <w:r>
+        <w:rPr>
+          <w:rFonts w:ascii="Consolas" w:hAnsi="Consolas" w:eastAsia="宋体"/>
+          <w:b w:val="0"/>
+          <w:sz w:val="21"/>
+        </w:rPr>
+        <w:t>mysql -u root -p &lt; sql/schema.sql   # 建表</w:t>
+      </w:r>
+    </w:p>
+    <w:p>
+      <w:pPr>
+        <w:spacing w:line="240" w:lineRule="auto" w:before="0" w:after="0"/>
+        <w:ind w:left="425"/>
+        <w:jc w:val="left"/>
+      </w:pPr>
+      <w:r>
+        <w:rPr>
+          <w:rFonts w:ascii="Consolas" w:hAnsi="Consolas" w:eastAsia="宋体"/>
+          <w:b w:val="0"/>
+          <w:sz w:val="21"/>
+        </w:rPr>
+        <w:t>mysql -u root -p &lt; sql/data.sql     # 演示数据</w:t>
+      </w:r>
+    </w:p>
+    <w:p>
+      <w:pPr>
+        <w:spacing w:lineRule="exact" w:line="400" w:before="0" w:after="0"/>
+        <w:ind w:firstLine="420"/>
+        <w:jc w:val="both"/>
+      </w:pPr>
+      <w:r>
+        <w:rPr>
+          <w:rFonts w:ascii="Times New Roman" w:hAnsi="Times New Roman" w:eastAsia="宋体"/>
+          <w:b w:val="0"/>
+          <w:sz w:val="21"/>
+        </w:rPr>
+        <w:t>数据库名 edu_admin。数据库结构升级由 Flyway 在应用启动时自动执行。</w:t>
       </w:r>
     </w:p>
     <w:p>
@@ -16091,7 +15785,7 @@
           <w:b w:val="0"/>
           <w:sz w:val="28"/>
         </w:rPr>
-        <w:t>A.2.3 前端配置</w:t>
+        <w:t>A.2.2 后端配置</w:t>
       </w:r>
     </w:p>
     <w:p>
@@ -16106,22 +15800,37 @@
           <w:b w:val="0"/>
           <w:sz w:val="21"/>
         </w:rPr>
-        <w:t>管理后台开发模式通过 Vite 代理将 `/api` 转发至后端 8080 端口；生产模式由 Nginx/Caddy 反向代理。移动端 H5 产物由 Web 服务器托管。</w:t>
+        <w:t>后端通过环境变量注入关键配置，生产环境启动命令示例：</w:t>
       </w:r>
     </w:p>
     <w:p>
       <w:pPr>
-        <w:spacing w:lineRule="exact" w:line="400" w:before="240" w:after="120"/>
+        <w:spacing w:line="240" w:lineRule="auto" w:before="0" w:after="0"/>
+        <w:ind w:left="425"/>
         <w:jc w:val="left"/>
-        <w:outlineLvl w:val="1"/>
       </w:pPr>
       <w:r>
         <w:rPr>
-          <w:rFonts w:ascii="Times New Roman" w:hAnsi="Times New Roman" w:eastAsia="黑体"/>
+          <w:rFonts w:ascii="Consolas" w:hAnsi="Consolas" w:eastAsia="宋体"/>
           <w:b w:val="0"/>
-          <w:sz w:val="30"/>
+          <w:sz w:val="21"/>
         </w:rPr>
-        <w:t>A.3 登录方式</w:t>
+        <w:t>JWT_SECRET=&lt;至少32字节的随机密钥&gt; DB_PASSWORD=&lt;数据库密码&gt; \</w:t>
+      </w:r>
+    </w:p>
+    <w:p>
+      <w:pPr>
+        <w:spacing w:line="240" w:lineRule="auto" w:before="0" w:after="0"/>
+        <w:ind w:left="425"/>
+        <w:jc w:val="left"/>
+      </w:pPr>
+      <w:r>
+        <w:rPr>
+          <w:rFonts w:ascii="Consolas" w:hAnsi="Consolas" w:eastAsia="宋体"/>
+          <w:b w:val="0"/>
+          <w:sz w:val="21"/>
+        </w:rPr>
+        <w:t>java -jar eduadmin.jar --server.port=8080</w:t>
       </w:r>
     </w:p>
     <w:p>
@@ -16136,7 +15845,22 @@
           <w:b w:val="0"/>
           <w:sz w:val="21"/>
         </w:rPr>
-        <w:t>系统提供 Web 管理后台与移动端两个入口：</w:t>
+        <w:t>关键环境变量说明如表 A.3 所示。</w:t>
+      </w:r>
+    </w:p>
+    <w:p>
+      <w:pPr>
+        <w:spacing w:lineRule="exact" w:line="400" w:before="0" w:after="0"/>
+        <w:ind w:firstLine="420"/>
+        <w:jc w:val="both"/>
+      </w:pPr>
+      <w:r>
+        <w:rPr>
+          <w:rFonts w:ascii="Times New Roman" w:hAnsi="Times New Roman" w:eastAsia="宋体"/>
+          <w:b w:val="0"/>
+          <w:sz w:val="21"/>
+        </w:rPr>
+        <w:t>表 A.3  后端环境变量</w:t>
       </w:r>
     </w:p>
     <w:tbl>
@@ -16180,7 +15904,7 @@
                 <w:b/>
                 <w:sz w:val="21"/>
               </w:rPr>
-              <w:t>终端</w:t>
+              <w:t>变量</w:t>
             </w:r>
           </w:p>
         </w:tc>
@@ -16204,7 +15928,7 @@
                 <w:b/>
                 <w:sz w:val="21"/>
               </w:rPr>
-              <w:t>访问方式</w:t>
+              <w:t>说明</w:t>
             </w:r>
           </w:p>
         </w:tc>
@@ -16228,7 +15952,7 @@
                 <w:b/>
                 <w:sz w:val="21"/>
               </w:rPr>
-              <w:t>说明</w:t>
+              <w:t>默认</w:t>
             </w:r>
           </w:p>
         </w:tc>
@@ -16250,7 +15974,7 @@
                 <w:b w:val="0"/>
                 <w:sz w:val="21"/>
               </w:rPr>
-              <w:t>管理后台</w:t>
+              <w:t>DB_PASSWORD</w:t>
             </w:r>
           </w:p>
         </w:tc>
@@ -16270,7 +15994,7 @@
                 <w:b w:val="0"/>
                 <w:sz w:val="21"/>
               </w:rPr>
-              <w:t>浏览器访问管理后台地址</w:t>
+              <w:t>数据库密码</w:t>
             </w:r>
           </w:p>
         </w:tc>
@@ -16290,7 +16014,131 @@
                 <w:b w:val="0"/>
                 <w:sz w:val="21"/>
               </w:rPr>
-              <w:t>教务/财务/超级管理员使用</w:t>
+              <w:t>无（生产必填）</w:t>
+            </w:r>
+          </w:p>
+        </w:tc>
+      </w:tr>
+      <w:tr>
+        <w:tc>
+          <w:tcPr>
+            <w:tcW w:type="dxa" w:w="2835"/>
+          </w:tcPr>
+          <w:p>
+            <w:pPr>
+              <w:spacing w:line="240" w:lineRule="auto" w:before="30" w:after="30"/>
+              <w:jc w:val="center"/>
+            </w:pPr>
+            <w:r/>
+            <w:r>
+              <w:rPr>
+                <w:rFonts w:ascii="Times New Roman" w:hAnsi="Times New Roman" w:eastAsia="宋体"/>
+                <w:b w:val="0"/>
+                <w:sz w:val="21"/>
+              </w:rPr>
+              <w:t>JWT_SECRET</w:t>
+            </w:r>
+          </w:p>
+        </w:tc>
+        <w:tc>
+          <w:tcPr>
+            <w:tcW w:type="dxa" w:w="2835"/>
+          </w:tcPr>
+          <w:p>
+            <w:pPr>
+              <w:spacing w:line="240" w:lineRule="auto" w:before="30" w:after="30"/>
+              <w:jc w:val="center"/>
+            </w:pPr>
+            <w:r/>
+            <w:r>
+              <w:rPr>
+                <w:rFonts w:ascii="Times New Roman" w:hAnsi="Times New Roman" w:eastAsia="宋体"/>
+                <w:b w:val="0"/>
+                <w:sz w:val="21"/>
+              </w:rPr>
+              <w:t>JWT 签名密钥（≥32 UTF-8 字节）</w:t>
+            </w:r>
+          </w:p>
+        </w:tc>
+        <w:tc>
+          <w:tcPr>
+            <w:tcW w:type="dxa" w:w="2835"/>
+          </w:tcPr>
+          <w:p>
+            <w:pPr>
+              <w:spacing w:line="240" w:lineRule="auto" w:before="30" w:after="30"/>
+              <w:jc w:val="center"/>
+            </w:pPr>
+            <w:r/>
+            <w:r>
+              <w:rPr>
+                <w:rFonts w:ascii="Times New Roman" w:hAnsi="Times New Roman" w:eastAsia="宋体"/>
+                <w:b w:val="0"/>
+                <w:sz w:val="21"/>
+              </w:rPr>
+              <w:t>无（生产必填）</w:t>
+            </w:r>
+          </w:p>
+        </w:tc>
+      </w:tr>
+      <w:tr>
+        <w:tc>
+          <w:tcPr>
+            <w:tcW w:type="dxa" w:w="2835"/>
+          </w:tcPr>
+          <w:p>
+            <w:pPr>
+              <w:spacing w:line="240" w:lineRule="auto" w:before="30" w:after="30"/>
+              <w:jc w:val="center"/>
+            </w:pPr>
+            <w:r/>
+            <w:r>
+              <w:rPr>
+                <w:rFonts w:ascii="Times New Roman" w:hAnsi="Times New Roman" w:eastAsia="宋体"/>
+                <w:b w:val="0"/>
+                <w:sz w:val="21"/>
+              </w:rPr>
+              <w:t>APP_CORS_ALLOWED_ORIGINS</w:t>
+            </w:r>
+          </w:p>
+        </w:tc>
+        <w:tc>
+          <w:tcPr>
+            <w:tcW w:type="dxa" w:w="2835"/>
+          </w:tcPr>
+          <w:p>
+            <w:pPr>
+              <w:spacing w:line="240" w:lineRule="auto" w:before="30" w:after="30"/>
+              <w:jc w:val="center"/>
+            </w:pPr>
+            <w:r/>
+            <w:r>
+              <w:rPr>
+                <w:rFonts w:ascii="Times New Roman" w:hAnsi="Times New Roman" w:eastAsia="宋体"/>
+                <w:b w:val="0"/>
+                <w:sz w:val="21"/>
+              </w:rPr>
+              <w:t>CORS 允许来源白名单</w:t>
+            </w:r>
+          </w:p>
+        </w:tc>
+        <w:tc>
+          <w:tcPr>
+            <w:tcW w:type="dxa" w:w="2835"/>
+          </w:tcPr>
+          <w:p>
+            <w:pPr>
+              <w:spacing w:line="240" w:lineRule="auto" w:before="30" w:after="30"/>
+              <w:jc w:val="center"/>
+            </w:pPr>
+            <w:r/>
+            <w:r>
+              <w:rPr>
+                <w:rFonts w:ascii="Times New Roman" w:hAnsi="Times New Roman" w:eastAsia="宋体"/>
+                <w:b w:val="0"/>
+                <w:sz w:val="21"/>
+              </w:rPr>
+              <w:t>无（生产必填）</w:t>
             </w:r>
           </w:p>
         </w:tc>
@@ -16315,7 +16163,7 @@
                 <w:b w:val="0"/>
                 <w:sz w:val="21"/>
               </w:rPr>
-              <w:t>移动端 H5</w:t>
+              <w:t>SERVER_PORT</w:t>
             </w:r>
           </w:p>
         </w:tc>
@@ -16338,7 +16186,7 @@
                 <w:b w:val="0"/>
                 <w:sz w:val="21"/>
               </w:rPr>
-              <w:t>浏览器访问移动端地址</w:t>
+              <w:t>服务端口</w:t>
             </w:r>
           </w:p>
         </w:tc>
@@ -16361,7 +16209,7 @@
                 <w:b w:val="0"/>
                 <w:sz w:val="21"/>
               </w:rPr>
-              <w:t>家长/教师使用</w:t>
+              <w:t>8080</w:t>
             </w:r>
           </w:p>
         </w:tc>
@@ -16384,7 +16232,22 @@
           <w:b w:val="0"/>
           <w:sz w:val="21"/>
         </w:rPr>
-        <w:t>演示账号如表 A.2 所示。</w:t>
+        <w:t>&gt; 生产环境由 ProductionConfigurationValidator 在启动时校验上述配置，弱密钥或默认密码将拒绝启动。</w:t>
+      </w:r>
+    </w:p>
+    <w:p>
+      <w:pPr>
+        <w:spacing w:lineRule="exact" w:line="400" w:before="180" w:after="120"/>
+        <w:jc w:val="left"/>
+        <w:outlineLvl w:val="2"/>
+      </w:pPr>
+      <w:r>
+        <w:rPr>
+          <w:rFonts w:ascii="Times New Roman" w:hAnsi="Times New Roman" w:eastAsia="黑体"/>
+          <w:b w:val="0"/>
+          <w:sz w:val="28"/>
+        </w:rPr>
+        <w:t>A.2.3 前端配置</w:t>
       </w:r>
     </w:p>
     <w:p>
@@ -16399,7 +16262,330 @@
           <w:b w:val="0"/>
           <w:sz w:val="21"/>
         </w:rPr>
-        <w:t>表 A.2  演示账号</w:t>
+        <w:t>管理后台开发模式通过 Vite 代理将 `/api` 转发至后端 8080 端口；生产模式由 Nginx/Caddy 反向代理。移动端 H5 产物由 Web 服务器托管。</w:t>
+      </w:r>
+    </w:p>
+    <w:p>
+      <w:pPr>
+        <w:spacing w:lineRule="exact" w:line="400" w:before="240" w:after="120"/>
+        <w:jc w:val="left"/>
+        <w:outlineLvl w:val="1"/>
+      </w:pPr>
+      <w:r>
+        <w:rPr>
+          <w:rFonts w:ascii="Times New Roman" w:hAnsi="Times New Roman" w:eastAsia="黑体"/>
+          <w:b w:val="0"/>
+          <w:sz w:val="30"/>
+        </w:rPr>
+        <w:t>A.3 登录方式</w:t>
+      </w:r>
+    </w:p>
+    <w:p>
+      <w:pPr>
+        <w:spacing w:lineRule="exact" w:line="400" w:before="0" w:after="0"/>
+        <w:ind w:firstLine="420"/>
+        <w:jc w:val="both"/>
+      </w:pPr>
+      <w:r>
+        <w:rPr>
+          <w:rFonts w:ascii="Times New Roman" w:hAnsi="Times New Roman" w:eastAsia="宋体"/>
+          <w:b w:val="0"/>
+          <w:sz w:val="21"/>
+        </w:rPr>
+        <w:t>系统提供 Web 管理后台与移动端两个入口：</w:t>
+      </w:r>
+    </w:p>
+    <w:p>
+      <w:pPr>
+        <w:spacing w:lineRule="exact" w:line="400" w:before="0" w:after="0"/>
+        <w:ind w:firstLine="420"/>
+        <w:jc w:val="both"/>
+      </w:pPr>
+      <w:r>
+        <w:rPr>
+          <w:rFonts w:ascii="Times New Roman" w:hAnsi="Times New Roman" w:eastAsia="宋体"/>
+          <w:b w:val="0"/>
+          <w:sz w:val="21"/>
+        </w:rPr>
+        <w:t>终端访问方式如表 A.4 所示。</w:t>
+      </w:r>
+    </w:p>
+    <w:p>
+      <w:pPr>
+        <w:spacing w:lineRule="exact" w:line="400" w:before="0" w:after="0"/>
+        <w:ind w:firstLine="420"/>
+        <w:jc w:val="both"/>
+      </w:pPr>
+      <w:r>
+        <w:rPr>
+          <w:rFonts w:ascii="Times New Roman" w:hAnsi="Times New Roman" w:eastAsia="宋体"/>
+          <w:b w:val="0"/>
+          <w:sz w:val="21"/>
+        </w:rPr>
+        <w:t>表 A.4  终端访问方式</w:t>
+      </w:r>
+    </w:p>
+    <w:tbl>
+      <w:tblPr>
+        <w:tblW w:type="auto" w:w="0"/>
+        <w:jc w:val="center"/>
+        <w:tblLook w:firstColumn="1" w:firstRow="1" w:lastColumn="0" w:lastRow="0" w:noHBand="0" w:noVBand="1" w:val="04A0"/>
+        <w:tblBorders>
+          <w:top w:val="none" w:sz="0"/>
+          <w:left w:val="none" w:sz="0"/>
+          <w:bottom w:val="none" w:sz="0"/>
+          <w:right w:val="none" w:sz="0"/>
+          <w:insideH w:val="none" w:sz="0"/>
+          <w:insideV w:val="none" w:sz="0"/>
+        </w:tblBorders>
+      </w:tblPr>
+      <w:tblGrid>
+        <w:gridCol w:w="2835"/>
+        <w:gridCol w:w="2835"/>
+        <w:gridCol w:w="2835"/>
+      </w:tblGrid>
+      <w:tr>
+        <w:tc>
+          <w:tcPr>
+            <w:tcW w:type="dxa" w:w="2835"/>
+            <w:tcBorders>
+              <w:top w:val="single" w:sz="12" w:space="0" w:color="000000"/>
+              <w:top w:val="single" w:sz="12" w:space="0" w:color="000000"/>
+              <w:bottom w:val="single" w:sz="6" w:space="0" w:color="000000"/>
+            </w:tcBorders>
+          </w:tcPr>
+          <w:p>
+            <w:pPr>
+              <w:spacing w:line="240" w:lineRule="auto" w:before="30" w:after="30"/>
+              <w:jc w:val="center"/>
+            </w:pPr>
+            <w:r/>
+            <w:r>
+              <w:rPr>
+                <w:rFonts w:ascii="Times New Roman" w:hAnsi="Times New Roman" w:eastAsia="宋体"/>
+                <w:b/>
+                <w:sz w:val="21"/>
+              </w:rPr>
+              <w:t>终端</w:t>
+            </w:r>
+          </w:p>
+        </w:tc>
+        <w:tc>
+          <w:tcPr>
+            <w:tcW w:type="dxa" w:w="2835"/>
+            <w:tcBorders>
+              <w:top w:val="single" w:sz="12" w:space="0" w:color="000000"/>
+              <w:bottom w:val="single" w:sz="6" w:space="0" w:color="000000"/>
+            </w:tcBorders>
+          </w:tcPr>
+          <w:p>
+            <w:pPr>
+              <w:spacing w:line="240" w:lineRule="auto" w:before="30" w:after="30"/>
+              <w:jc w:val="center"/>
+            </w:pPr>
+            <w:r/>
+            <w:r>
+              <w:rPr>
+                <w:rFonts w:ascii="Times New Roman" w:hAnsi="Times New Roman" w:eastAsia="宋体"/>
+                <w:b/>
+                <w:sz w:val="21"/>
+              </w:rPr>
+              <w:t>访问方式</w:t>
+            </w:r>
+          </w:p>
+        </w:tc>
+        <w:tc>
+          <w:tcPr>
+            <w:tcW w:type="dxa" w:w="2835"/>
+            <w:tcBorders>
+              <w:top w:val="single" w:sz="12" w:space="0" w:color="000000"/>
+              <w:bottom w:val="single" w:sz="6" w:space="0" w:color="000000"/>
+            </w:tcBorders>
+          </w:tcPr>
+          <w:p>
+            <w:pPr>
+              <w:spacing w:line="240" w:lineRule="auto" w:before="30" w:after="30"/>
+              <w:jc w:val="center"/>
+            </w:pPr>
+            <w:r/>
+            <w:r>
+              <w:rPr>
+                <w:rFonts w:ascii="Times New Roman" w:hAnsi="Times New Roman" w:eastAsia="宋体"/>
+                <w:b/>
+                <w:sz w:val="21"/>
+              </w:rPr>
+              <w:t>说明</w:t>
+            </w:r>
+          </w:p>
+        </w:tc>
+      </w:tr>
+      <w:tr>
+        <w:tc>
+          <w:tcPr>
+            <w:tcW w:type="dxa" w:w="2835"/>
+          </w:tcPr>
+          <w:p>
+            <w:pPr>
+              <w:spacing w:line="240" w:lineRule="auto" w:before="30" w:after="30"/>
+              <w:jc w:val="center"/>
+            </w:pPr>
+            <w:r/>
+            <w:r>
+              <w:rPr>
+                <w:rFonts w:ascii="Times New Roman" w:hAnsi="Times New Roman" w:eastAsia="宋体"/>
+                <w:b w:val="0"/>
+                <w:sz w:val="21"/>
+              </w:rPr>
+              <w:t>管理后台</w:t>
+            </w:r>
+          </w:p>
+        </w:tc>
+        <w:tc>
+          <w:tcPr>
+            <w:tcW w:type="dxa" w:w="2835"/>
+          </w:tcPr>
+          <w:p>
+            <w:pPr>
+              <w:spacing w:line="240" w:lineRule="auto" w:before="30" w:after="30"/>
+              <w:jc w:val="center"/>
+            </w:pPr>
+            <w:r/>
+            <w:r>
+              <w:rPr>
+                <w:rFonts w:ascii="Times New Roman" w:hAnsi="Times New Roman" w:eastAsia="宋体"/>
+                <w:b w:val="0"/>
+                <w:sz w:val="21"/>
+              </w:rPr>
+              <w:t>浏览器访问管理后台地址</w:t>
+            </w:r>
+          </w:p>
+        </w:tc>
+        <w:tc>
+          <w:tcPr>
+            <w:tcW w:type="dxa" w:w="2835"/>
+          </w:tcPr>
+          <w:p>
+            <w:pPr>
+              <w:spacing w:line="240" w:lineRule="auto" w:before="30" w:after="30"/>
+              <w:jc w:val="center"/>
+            </w:pPr>
+            <w:r/>
+            <w:r>
+              <w:rPr>
+                <w:rFonts w:ascii="Times New Roman" w:hAnsi="Times New Roman" w:eastAsia="宋体"/>
+                <w:b w:val="0"/>
+                <w:sz w:val="21"/>
+              </w:rPr>
+              <w:t>教务/财务/超级管理员使用</w:t>
+            </w:r>
+          </w:p>
+        </w:tc>
+      </w:tr>
+      <w:tr>
+        <w:tc>
+          <w:tcPr>
+            <w:tcW w:type="dxa" w:w="2835"/>
+            <w:tcBorders>
+              <w:bottom w:val="single" w:sz="12" w:space="0" w:color="000000"/>
+            </w:tcBorders>
+          </w:tcPr>
+          <w:p>
+            <w:pPr>
+              <w:spacing w:line="240" w:lineRule="auto" w:before="30" w:after="30"/>
+              <w:jc w:val="center"/>
+            </w:pPr>
+            <w:r/>
+            <w:r>
+              <w:rPr>
+                <w:rFonts w:ascii="Times New Roman" w:hAnsi="Times New Roman" w:eastAsia="宋体"/>
+                <w:b w:val="0"/>
+                <w:sz w:val="21"/>
+              </w:rPr>
+              <w:t>移动端 H5</w:t>
+            </w:r>
+          </w:p>
+        </w:tc>
+        <w:tc>
+          <w:tcPr>
+            <w:tcW w:type="dxa" w:w="2835"/>
+            <w:tcBorders>
+              <w:bottom w:val="single" w:sz="12" w:space="0" w:color="000000"/>
+            </w:tcBorders>
+          </w:tcPr>
+          <w:p>
+            <w:pPr>
+              <w:spacing w:line="240" w:lineRule="auto" w:before="30" w:after="30"/>
+              <w:jc w:val="center"/>
+            </w:pPr>
+            <w:r/>
+            <w:r>
+              <w:rPr>
+                <w:rFonts w:ascii="Times New Roman" w:hAnsi="Times New Roman" w:eastAsia="宋体"/>
+                <w:b w:val="0"/>
+                <w:sz w:val="21"/>
+              </w:rPr>
+              <w:t>浏览器访问移动端地址</w:t>
+            </w:r>
+          </w:p>
+        </w:tc>
+        <w:tc>
+          <w:tcPr>
+            <w:tcW w:type="dxa" w:w="2835"/>
+            <w:tcBorders>
+              <w:bottom w:val="single" w:sz="12" w:space="0" w:color="000000"/>
+            </w:tcBorders>
+          </w:tcPr>
+          <w:p>
+            <w:pPr>
+              <w:spacing w:line="240" w:lineRule="auto" w:before="30" w:after="30"/>
+              <w:jc w:val="center"/>
+            </w:pPr>
+            <w:r/>
+            <w:r>
+              <w:rPr>
+                <w:rFonts w:ascii="Times New Roman" w:hAnsi="Times New Roman" w:eastAsia="宋体"/>
+                <w:b w:val="0"/>
+                <w:sz w:val="21"/>
+              </w:rPr>
+              <w:t>家长/教师使用</w:t>
+            </w:r>
+          </w:p>
+        </w:tc>
+      </w:tr>
+    </w:tbl>
+    <w:p>
+      <w:pPr>
+        <w:spacing w:before="0" w:after="0" w:lineRule="exact" w:line="120"/>
+      </w:pPr>
+    </w:p>
+    <w:p>
+      <w:pPr>
+        <w:spacing w:lineRule="exact" w:line="400" w:before="0" w:after="0"/>
+        <w:ind w:firstLine="420"/>
+        <w:jc w:val="both"/>
+      </w:pPr>
+      <w:r>
+        <w:rPr>
+          <w:rFonts w:ascii="Times New Roman" w:hAnsi="Times New Roman" w:eastAsia="宋体"/>
+          <w:b w:val="0"/>
+          <w:sz w:val="21"/>
+        </w:rPr>
+        <w:t>演示账号如表 A.5 所示。</w:t>
+      </w:r>
+    </w:p>
+    <w:p>
+      <w:pPr>
+        <w:spacing w:lineRule="exact" w:line="400" w:before="0" w:after="0"/>
+        <w:ind w:firstLine="420"/>
+        <w:jc w:val="both"/>
+      </w:pPr>
+      <w:r>
+        <w:rPr>
+          <w:rFonts w:ascii="Times New Roman" w:hAnsi="Times New Roman" w:eastAsia="宋体"/>
+          <w:b w:val="0"/>
+          <w:sz w:val="21"/>
+        </w:rPr>
+        <w:t>表 A.5  演示账号</w:t>
       </w:r>
     </w:p>
     <w:tbl>

--- a/docs/thesis/艺术培训机构全流程教务管理平台设计与实现.docx
+++ b/docs/thesis/艺术培训机构全流程教务管理平台设计与实现.docx
@@ -4291,7 +4291,7 @@
           <w:b w:val="0"/>
           <w:sz w:val="24"/>
         </w:rPr>
-        <w:t>为消除开发、测试与生产环境之间的数据库结构差异，本系统引入 Flyway 进行版本化数据库迁移：结构变更以编号迁移脚本统一管理，生产环境启动时按序自动执行，从而保证各环境数据库状态一致。迁移脚本具备幂等性，支持存量数据库平滑升级；系统以建表脚本建立基线版本，再按序执行增量迁移脚本，其中 V6 用于高价值查询索引、V7 用于单待审核退费约束、V8 用于流失预警跟进表。这种版本化手段使数据库结构的演进可审计、可回放，是系统可维护性与可靠性的重要基础。在事务控制上，课时扣减、退费回冲与薪资结算等涉及多表写入的操作均在数据库事务内完成，配合行级锁保证中间状态对外不可见，从而在并发场景下维持数据的最终一致。</w:t>
+        <w:t>为消除开发、测试与生产环境之间的数据库结构差异，本系统引入 Flyway 进行版本化数据库迁移：结构变更以编号迁移脚本统一管理，生产环境启动时按序自动执行，从而保证各环境数据库状态一致。迁移脚本具备幂等性，支持存量数据库平滑升级；系统以建表脚本建立基线版本，再按序执行增量迁移脚本，其中 V6 用于高价值查询索引、V7 用于单待审核退费约束、V8 用于流失预警跟进表、V9 用于性能审查补充索引（M1/M2/M3）。这种版本化手段使数据库结构的演进可审计、可回放，是系统可维护性与可靠性的重要基础。在事务控制上，课时扣减、退费回冲与薪资结算等涉及多表写入的操作均在数据库事务内完成，配合行级锁保证中间状态对外不可见，从而在并发场景下维持数据的最终一致。</w:t>
       </w:r>
     </w:p>
     <w:p>
@@ -8176,7 +8176,7 @@
           <w:b w:val="0"/>
           <w:sz w:val="24"/>
         </w:rPr>
-        <w:t>在数据库设计中遵循以下约定：用户表等核心表启用逻辑删除（is_deleted 字段），业务查询默认过滤已删除数据，同时为财务历史流水等场景提供绕过逻辑删除的数据访问接口；退费记录等关键表通过数据库生成列与唯一索引实现"同一报名仅允许一条待审核退费"的约束；课程、班级、课次等高频查询场景建立组合索引。数据库结构变更由 Flyway 版本化迁移管理，已包含 V6（高价值查询索引）、V7（单待审核退费约束）与 V8（流失预警跟进表）等迁移脚本。</w:t>
+        <w:t>在数据库设计中遵循以下约定：用户表等核心表启用逻辑删除（is_deleted 字段），业务查询默认过滤已删除数据，同时为财务历史流水等场景提供绕过逻辑删除的数据访问接口；退费记录等关键表通过数据库生成列与唯一索引实现"同一报名仅允许一条待审核退费"的约束；课程、班级、课次等高频查询场景建立组合索引。数据库结构变更由 Flyway 版本化迁移管理，已包含 V6（高价值查询索引）、V7（单待审核退费约束）、V8（流失预警跟进表）与 V9（性能审查补充索引）等迁移脚本。</w:t>
       </w:r>
     </w:p>
     <w:p>
@@ -8275,7 +8275,7 @@
           <w:b w:val="0"/>
           <w:sz w:val="24"/>
         </w:rPr>
-        <w:t>系统采用容器化方式部署，生产环境通过 Docker Compose 编排四个容器：MySQL 8.0 数据库容器、Caddy 反向代理容器、承载前端静态资源并反向代理业务接口的 Web（nginx）容器，以及运行后端 JAR（JDK 17 运行时的应用容器）。外部请求首先到达 Caddy 容器，由 Caddy 反向代理至 Web 容器的 nginx；nginx 同时托管管理后台（部署于根路径）与移动端 H5（部署于 /mobile/ 子路径）的静态资源，并将业务接口（/api）以及健康检查、版本信息等端点反向代理至后端应用容器；后端应用容器访问 MySQL 容器完成数据读写，业务数据与数据库结构分别由初始化脚本与 Flyway 版本化迁移管理（当前迁移版本为 V8）。数据库数据与上传附件通过数据卷持久化，各容器均配置为随宿主机重启自动拉起。</w:t>
+        <w:t>系统采用容器化方式部署，生产环境通过 Docker Compose 编排五个容器：MySQL 8.0 数据库容器、Caddy 反向代理容器、承载前端静态资源并反向代理业务接口的 Web（nginx）容器、运行后端 JAR（JDK 17 运行时的应用容器），以及承担运营看板缓存与分布式登录失败计数的 Redis 缓存容器（Redis 为可降级组件，不可用时系统自动退回进程内缓存与计数，不影响主流程可用性）。外部请求首先到达 Caddy 容器，由 Caddy 反向代理至 Web 容器的 nginx；nginx 同时托管管理后台（部署于根路径）与移动端 H5（部署于 /mobile/ 子路径）的静态资源，并将业务接口（/api）以及健康检查、版本信息等端点反向代理至后端应用容器；后端应用容器访问 MySQL 容器完成数据读写，并访问 Redis 容器读写缓存与登录失败计数；业务数据与数据库结构分别由初始化脚本与 Flyway 版本化迁移管理（当前迁移版本为 V9）。数据库数据与上传附件通过数据卷持久化，各容器均配置为随宿主机重启自动拉起。</w:t>
       </w:r>
     </w:p>
     <w:p>
@@ -8290,7 +8290,7 @@
           <w:b w:val="0"/>
           <w:sz w:val="24"/>
         </w:rPr>
-        <w:t>数据库结构由 Flyway 版本化迁移统一管理，生产环境首次部署时以建表脚本建立基线版本，再按序执行增量迁移脚本（V6 高价值查询索引、V7 单待审核退费约束、V8 流失预警跟进表），保证开发、测试与生产环境的数据库结构一致。系统部署架构如图 3.9 所示。</w:t>
+        <w:t>数据库结构由 Flyway 版本化迁移统一管理，生产环境首次部署时以建表脚本建立基线版本，再按序执行增量迁移脚本（V6 高价值查询索引、V7 单待审核退费约束、V8 流失预警跟进表、V9 性能审查补充索引），保证开发、测试与生产环境的数据库结构一致。系统部署架构如图 3.9 所示。</w:t>
       </w:r>
     </w:p>
     <w:p>
@@ -8301,7 +8301,7 @@
       <w:r>
         <w:drawing>
           <wp:inline xmlns:a="http://schemas.openxmlformats.org/drawingml/2006/main" xmlns:pic="http://schemas.openxmlformats.org/drawingml/2006/picture">
-            <wp:extent cx="4500000" cy="7476770"/>
+            <wp:extent cx="4500000" cy="5464800"/>
             <wp:docPr id="9" name="Picture 9"/>
             <wp:cNvGraphicFramePr>
               <a:graphicFrameLocks noChangeAspect="1"/>
@@ -8322,7 +8322,7 @@
                   <pic:spPr>
                     <a:xfrm>
                       <a:off x="0" y="0"/>
-                      <a:ext cx="4500000" cy="7476770"/>
+                      <a:ext cx="4500000" cy="5464800"/>
                     </a:xfrm>
                     <a:prstGeom prst="rect"/>
                   </pic:spPr>
